--- a/BaiTap_PhanTichTamLyHoc/BaoCao_KetQua_PhanTichTamLyHoc.docx
+++ b/BaiTap_PhanTichTamLyHoc/BaoCao_KetQua_PhanTichTamLyHoc.docx
@@ -2225,7 +2225,7 @@
     </w:p>
     <w:p>
       <w:pPr>
-        <w:shd w:fill="1F4E79" w:val="clear"/>
+        <w:shd w:fill="000000" w:val="clear"/>
         <w:spacing w:after="200" w:before="0"/>
         <w:outlineLvl w:val="0"/>
       </w:pPr>
@@ -2270,7 +2270,7 @@
               <w:bottom w:val="single" w:color="BFBFBF" w:sz="4"/>
               <w:right w:val="single" w:color="BFBFBF" w:sz="4"/>
             </w:tcBorders>
-            <w:shd w:fill="1F4E79" w:val="clear"/>
+            <w:shd w:fill="000000" w:val="clear"/>
             <w:tcMar>
               <w:top w:type="dxa" w:w="80"/>
               <w:left w:type="dxa" w:w="140"/>
@@ -2305,7 +2305,7 @@
               <w:bottom w:val="single" w:color="BFBFBF" w:sz="4"/>
               <w:right w:val="single" w:color="BFBFBF" w:sz="4"/>
             </w:tcBorders>
-            <w:shd w:fill="1F4E79" w:val="clear"/>
+            <w:shd w:fill="000000" w:val="clear"/>
             <w:tcMar>
               <w:top w:type="dxa" w:w="80"/>
               <w:left w:type="dxa" w:w="140"/>
@@ -2363,7 +2363,7 @@
                 <w:rFonts w:ascii="Times New Roman" w:cs="Times New Roman" w:eastAsia="Times New Roman" w:hAnsi="Times New Roman"/>
                 <w:b/>
                 <w:bCs/>
-                <w:color w:val="2563EB"/>
+                <w:color w:val="000000"/>
                 <w:sz w:val="24"/>
                 <w:szCs w:val="24"/>
               </w:rPr>
@@ -2438,7 +2438,7 @@
                 <w:rFonts w:ascii="Times New Roman" w:cs="Times New Roman" w:eastAsia="Times New Roman" w:hAnsi="Times New Roman"/>
                 <w:b/>
                 <w:bCs/>
-                <w:color w:val="2563EB"/>
+                <w:color w:val="000000"/>
                 <w:sz w:val="24"/>
                 <w:szCs w:val="24"/>
               </w:rPr>
@@ -2513,7 +2513,7 @@
                 <w:rFonts w:ascii="Times New Roman" w:cs="Times New Roman" w:eastAsia="Times New Roman" w:hAnsi="Times New Roman"/>
                 <w:b/>
                 <w:bCs/>
-                <w:color w:val="2563EB"/>
+                <w:color w:val="000000"/>
                 <w:sz w:val="24"/>
                 <w:szCs w:val="24"/>
               </w:rPr>
@@ -2588,7 +2588,7 @@
                 <w:rFonts w:ascii="Times New Roman" w:cs="Times New Roman" w:eastAsia="Times New Roman" w:hAnsi="Times New Roman"/>
                 <w:b/>
                 <w:bCs/>
-                <w:color w:val="2563EB"/>
+                <w:color w:val="000000"/>
                 <w:sz w:val="24"/>
                 <w:szCs w:val="24"/>
               </w:rPr>
@@ -2663,7 +2663,7 @@
                 <w:rFonts w:ascii="Times New Roman" w:cs="Times New Roman" w:eastAsia="Times New Roman" w:hAnsi="Times New Roman"/>
                 <w:b/>
                 <w:bCs/>
-                <w:color w:val="2563EB"/>
+                <w:color w:val="000000"/>
                 <w:sz w:val="24"/>
                 <w:szCs w:val="24"/>
               </w:rPr>
@@ -2738,7 +2738,7 @@
                 <w:rFonts w:ascii="Times New Roman" w:cs="Times New Roman" w:eastAsia="Times New Roman" w:hAnsi="Times New Roman"/>
                 <w:b/>
                 <w:bCs/>
-                <w:color w:val="2563EB"/>
+                <w:color w:val="000000"/>
                 <w:sz w:val="24"/>
                 <w:szCs w:val="24"/>
               </w:rPr>
@@ -2813,7 +2813,7 @@
                 <w:rFonts w:ascii="Times New Roman" w:cs="Times New Roman" w:eastAsia="Times New Roman" w:hAnsi="Times New Roman"/>
                 <w:b/>
                 <w:bCs/>
-                <w:color w:val="2563EB"/>
+                <w:color w:val="000000"/>
                 <w:sz w:val="24"/>
                 <w:szCs w:val="24"/>
               </w:rPr>
@@ -2888,7 +2888,7 @@
                 <w:rFonts w:ascii="Times New Roman" w:cs="Times New Roman" w:eastAsia="Times New Roman" w:hAnsi="Times New Roman"/>
                 <w:b/>
                 <w:bCs/>
-                <w:color w:val="2563EB"/>
+                <w:color w:val="000000"/>
                 <w:sz w:val="24"/>
                 <w:szCs w:val="24"/>
               </w:rPr>
@@ -2963,7 +2963,7 @@
                 <w:rFonts w:ascii="Times New Roman" w:cs="Times New Roman" w:eastAsia="Times New Roman" w:hAnsi="Times New Roman"/>
                 <w:b/>
                 <w:bCs/>
-                <w:color w:val="2563EB"/>
+                <w:color w:val="000000"/>
                 <w:sz w:val="24"/>
                 <w:szCs w:val="24"/>
               </w:rPr>
@@ -3038,7 +3038,7 @@
                 <w:rFonts w:ascii="Times New Roman" w:cs="Times New Roman" w:eastAsia="Times New Roman" w:hAnsi="Times New Roman"/>
                 <w:b/>
                 <w:bCs/>
-                <w:color w:val="2563EB"/>
+                <w:color w:val="000000"/>
                 <w:sz w:val="24"/>
                 <w:szCs w:val="24"/>
               </w:rPr>
@@ -3094,7 +3094,7 @@
     <w:p>
       <w:pPr>
         <w:pStyle w:val="Heading1"/>
-        <w:shd w:fill="1F4E79" w:val="clear"/>
+        <w:shd w:fill="000000" w:val="clear"/>
         <w:spacing w:after="200" w:before="240"/>
       </w:pPr>
       <w:r>
@@ -3113,7 +3113,7 @@
       <w:pPr>
         <w:pStyle w:val="Heading2"/>
         <w:pBdr>
-          <w:bottom w:val="single" w:color="2563EB" w:sz="3" w:space="4"/>
+          <w:bottom w:val="single" w:color="000000" w:sz="3" w:space="4"/>
         </w:pBdr>
         <w:spacing w:after="120" w:before="200"/>
       </w:pPr>
@@ -3122,7 +3122,7 @@
           <w:rFonts w:ascii="Times New Roman" w:cs="Times New Roman" w:eastAsia="Times New Roman" w:hAnsi="Times New Roman"/>
           <w:b/>
           <w:bCs/>
-          <w:color w:val="2563EB"/>
+          <w:color w:val="000000"/>
           <w:sz w:val="28"/>
           <w:szCs w:val="28"/>
         </w:rPr>
@@ -3142,9 +3142,9 @@
         </w:tblBorders>
       </w:tblPr>
       <w:tblGrid>
-        <w:gridCol w:w="600"/>
+        <w:gridCol w:w="760"/>
         <w:gridCol w:w="3200"/>
-        <w:gridCol w:w="5046"/>
+        <w:gridCol w:w="4886"/>
       </w:tblGrid>
       <w:tr>
         <w:trPr>
@@ -3153,14 +3153,14 @@
         </w:trPr>
         <w:tc>
           <w:tcPr>
-            <w:tcW w:type="dxa" w:w="600"/>
-            <w:tcBorders>
-              <w:top w:val="single" w:color="BFBFBF" w:sz="4"/>
-              <w:left w:val="single" w:color="BFBFBF" w:sz="4"/>
-              <w:bottom w:val="single" w:color="BFBFBF" w:sz="4"/>
-              <w:right w:val="single" w:color="BFBFBF" w:sz="4"/>
-            </w:tcBorders>
-            <w:shd w:fill="1F4E79" w:val="clear"/>
+            <w:tcW w:type="dxa" w:w="760"/>
+            <w:tcBorders>
+              <w:top w:val="single" w:color="BFBFBF" w:sz="4"/>
+              <w:left w:val="single" w:color="BFBFBF" w:sz="4"/>
+              <w:bottom w:val="single" w:color="BFBFBF" w:sz="4"/>
+              <w:right w:val="single" w:color="BFBFBF" w:sz="4"/>
+            </w:tcBorders>
+            <w:shd w:fill="000000" w:val="clear"/>
             <w:tcMar>
               <w:top w:type="dxa" w:w="80"/>
               <w:left w:type="dxa" w:w="140"/>
@@ -3195,7 +3195,7 @@
               <w:bottom w:val="single" w:color="BFBFBF" w:sz="4"/>
               <w:right w:val="single" w:color="BFBFBF" w:sz="4"/>
             </w:tcBorders>
-            <w:shd w:fill="1F4E79" w:val="clear"/>
+            <w:shd w:fill="000000" w:val="clear"/>
             <w:tcMar>
               <w:top w:type="dxa" w:w="80"/>
               <w:left w:type="dxa" w:w="140"/>
@@ -3223,14 +3223,14 @@
         </w:tc>
         <w:tc>
           <w:tcPr>
-            <w:tcW w:type="dxa" w:w="5046"/>
-            <w:tcBorders>
-              <w:top w:val="single" w:color="BFBFBF" w:sz="4"/>
-              <w:left w:val="single" w:color="BFBFBF" w:sz="4"/>
-              <w:bottom w:val="single" w:color="BFBFBF" w:sz="4"/>
-              <w:right w:val="single" w:color="BFBFBF" w:sz="4"/>
-            </w:tcBorders>
-            <w:shd w:fill="1F4E79" w:val="clear"/>
+            <w:tcW w:type="dxa" w:w="4886"/>
+            <w:tcBorders>
+              <w:top w:val="single" w:color="BFBFBF" w:sz="4"/>
+              <w:left w:val="single" w:color="BFBFBF" w:sz="4"/>
+              <w:bottom w:val="single" w:color="BFBFBF" w:sz="4"/>
+              <w:right w:val="single" w:color="BFBFBF" w:sz="4"/>
+            </w:tcBorders>
+            <w:shd w:fill="000000" w:val="clear"/>
             <w:tcMar>
               <w:top w:type="dxa" w:w="80"/>
               <w:left w:type="dxa" w:w="140"/>
@@ -3263,7 +3263,7 @@
         </w:trPr>
         <w:tc>
           <w:tcPr>
-            <w:tcW w:type="dxa" w:w="600"/>
+            <w:tcW w:type="dxa" w:w="760"/>
             <w:tcBorders>
               <w:top w:val="single" w:color="BFBFBF" w:sz="4"/>
               <w:left w:val="single" w:color="BFBFBF" w:sz="4"/>
@@ -3288,7 +3288,7 @@
                 <w:rFonts w:ascii="Times New Roman" w:cs="Times New Roman" w:eastAsia="Times New Roman" w:hAnsi="Times New Roman"/>
                 <w:b/>
                 <w:bCs/>
-                <w:color w:val="2563EB"/>
+                <w:color w:val="000000"/>
                 <w:sz w:val="22"/>
                 <w:szCs w:val="22"/>
               </w:rPr>
@@ -3333,7 +3333,7 @@
         </w:tc>
         <w:tc>
           <w:tcPr>
-            <w:tcW w:type="dxa" w:w="5046"/>
+            <w:tcW w:type="dxa" w:w="4886"/>
             <w:tcBorders>
               <w:top w:val="single" w:color="BFBFBF" w:sz="4"/>
               <w:left w:val="single" w:color="BFBFBF" w:sz="4"/>
@@ -3373,7 +3373,7 @@
         </w:trPr>
         <w:tc>
           <w:tcPr>
-            <w:tcW w:type="dxa" w:w="600"/>
+            <w:tcW w:type="dxa" w:w="760"/>
             <w:tcBorders>
               <w:top w:val="single" w:color="BFBFBF" w:sz="4"/>
               <w:left w:val="single" w:color="BFBFBF" w:sz="4"/>
@@ -3398,7 +3398,7 @@
                 <w:rFonts w:ascii="Times New Roman" w:cs="Times New Roman" w:eastAsia="Times New Roman" w:hAnsi="Times New Roman"/>
                 <w:b/>
                 <w:bCs/>
-                <w:color w:val="2563EB"/>
+                <w:color w:val="000000"/>
                 <w:sz w:val="22"/>
                 <w:szCs w:val="22"/>
               </w:rPr>
@@ -3443,7 +3443,7 @@
         </w:tc>
         <w:tc>
           <w:tcPr>
-            <w:tcW w:type="dxa" w:w="5046"/>
+            <w:tcW w:type="dxa" w:w="4886"/>
             <w:tcBorders>
               <w:top w:val="single" w:color="BFBFBF" w:sz="4"/>
               <w:left w:val="single" w:color="BFBFBF" w:sz="4"/>
@@ -3483,7 +3483,7 @@
         </w:trPr>
         <w:tc>
           <w:tcPr>
-            <w:tcW w:type="dxa" w:w="600"/>
+            <w:tcW w:type="dxa" w:w="760"/>
             <w:tcBorders>
               <w:top w:val="single" w:color="BFBFBF" w:sz="4"/>
               <w:left w:val="single" w:color="BFBFBF" w:sz="4"/>
@@ -3508,7 +3508,7 @@
                 <w:rFonts w:ascii="Times New Roman" w:cs="Times New Roman" w:eastAsia="Times New Roman" w:hAnsi="Times New Roman"/>
                 <w:b/>
                 <w:bCs/>
-                <w:color w:val="2563EB"/>
+                <w:color w:val="000000"/>
                 <w:sz w:val="22"/>
                 <w:szCs w:val="22"/>
               </w:rPr>
@@ -3553,7 +3553,7 @@
         </w:tc>
         <w:tc>
           <w:tcPr>
-            <w:tcW w:type="dxa" w:w="5046"/>
+            <w:tcW w:type="dxa" w:w="4886"/>
             <w:tcBorders>
               <w:top w:val="single" w:color="BFBFBF" w:sz="4"/>
               <w:left w:val="single" w:color="BFBFBF" w:sz="4"/>
@@ -3593,7 +3593,7 @@
         </w:trPr>
         <w:tc>
           <w:tcPr>
-            <w:tcW w:type="dxa" w:w="600"/>
+            <w:tcW w:type="dxa" w:w="760"/>
             <w:tcBorders>
               <w:top w:val="single" w:color="BFBFBF" w:sz="4"/>
               <w:left w:val="single" w:color="BFBFBF" w:sz="4"/>
@@ -3618,7 +3618,7 @@
                 <w:rFonts w:ascii="Times New Roman" w:cs="Times New Roman" w:eastAsia="Times New Roman" w:hAnsi="Times New Roman"/>
                 <w:b/>
                 <w:bCs/>
-                <w:color w:val="2563EB"/>
+                <w:color w:val="000000"/>
                 <w:sz w:val="22"/>
                 <w:szCs w:val="22"/>
               </w:rPr>
@@ -3663,7 +3663,7 @@
         </w:tc>
         <w:tc>
           <w:tcPr>
-            <w:tcW w:type="dxa" w:w="5046"/>
+            <w:tcW w:type="dxa" w:w="4886"/>
             <w:tcBorders>
               <w:top w:val="single" w:color="BFBFBF" w:sz="4"/>
               <w:left w:val="single" w:color="BFBFBF" w:sz="4"/>
@@ -3703,7 +3703,7 @@
         </w:trPr>
         <w:tc>
           <w:tcPr>
-            <w:tcW w:type="dxa" w:w="600"/>
+            <w:tcW w:type="dxa" w:w="760"/>
             <w:tcBorders>
               <w:top w:val="single" w:color="BFBFBF" w:sz="4"/>
               <w:left w:val="single" w:color="BFBFBF" w:sz="4"/>
@@ -3728,7 +3728,7 @@
                 <w:rFonts w:ascii="Times New Roman" w:cs="Times New Roman" w:eastAsia="Times New Roman" w:hAnsi="Times New Roman"/>
                 <w:b/>
                 <w:bCs/>
-                <w:color w:val="2563EB"/>
+                <w:color w:val="000000"/>
                 <w:sz w:val="22"/>
                 <w:szCs w:val="22"/>
               </w:rPr>
@@ -3773,7 +3773,7 @@
         </w:tc>
         <w:tc>
           <w:tcPr>
-            <w:tcW w:type="dxa" w:w="5046"/>
+            <w:tcW w:type="dxa" w:w="4886"/>
             <w:tcBorders>
               <w:top w:val="single" w:color="BFBFBF" w:sz="4"/>
               <w:left w:val="single" w:color="BFBFBF" w:sz="4"/>
@@ -3810,8 +3810,11 @@
     </w:tbl>
     <w:p>
       <w:pPr>
-        <w:spacing w:after="120" w:before="80"/>
-        <w:ind w:left="360"/>
+        <w:pBdr>
+          <w:left w:val="single" w:color="595959" w:sz="12" w:space="10"/>
+        </w:pBdr>
+        <w:spacing w:after="130" w:before="90"/>
+        <w:ind w:left="300"/>
         <w:jc w:val="both"/>
       </w:pPr>
       <w:r>
@@ -3819,11 +3822,10 @@
           <w:rFonts w:ascii="Times New Roman" w:cs="Times New Roman" w:eastAsia="Times New Roman" w:hAnsi="Times New Roman"/>
           <w:b/>
           <w:bCs/>
-          <w:color w:val="843C0C"/>
           <w:sz w:val="28"/>
           <w:szCs w:val="28"/>
         </w:rPr>
-        <w:t xml:space="preserve">⚠ Lưu ý: </w:t>
+        <w:t xml:space="preserve">Lưu ý: </w:t>
       </w:r>
       <w:r>
         <w:rPr>
@@ -3883,7 +3885,7 @@
                 <w:rFonts w:ascii="Times New Roman" w:cs="Times New Roman" w:eastAsia="Times New Roman" w:hAnsi="Times New Roman"/>
                 <w:b/>
                 <w:bCs/>
-                <w:color w:val="2563EB"/>
+                <w:color w:val="000000"/>
                 <w:sz w:val="24"/>
                 <w:szCs w:val="24"/>
               </w:rPr>
@@ -3958,7 +3960,7 @@
                 <w:rFonts w:ascii="Times New Roman" w:cs="Times New Roman" w:eastAsia="Times New Roman" w:hAnsi="Times New Roman"/>
                 <w:b/>
                 <w:bCs/>
-                <w:color w:val="2563EB"/>
+                <w:color w:val="000000"/>
                 <w:sz w:val="24"/>
                 <w:szCs w:val="24"/>
               </w:rPr>
@@ -4033,7 +4035,7 @@
                 <w:rFonts w:ascii="Times New Roman" w:cs="Times New Roman" w:eastAsia="Times New Roman" w:hAnsi="Times New Roman"/>
                 <w:b/>
                 <w:bCs/>
-                <w:color w:val="2563EB"/>
+                <w:color w:val="000000"/>
                 <w:sz w:val="24"/>
                 <w:szCs w:val="24"/>
               </w:rPr>
@@ -4082,7 +4084,7 @@
       <w:pPr>
         <w:pStyle w:val="Heading2"/>
         <w:pBdr>
-          <w:bottom w:val="single" w:color="2563EB" w:sz="3" w:space="4"/>
+          <w:bottom w:val="single" w:color="000000" w:sz="3" w:space="4"/>
         </w:pBdr>
         <w:spacing w:after="120" w:before="200"/>
       </w:pPr>
@@ -4091,7 +4093,7 @@
           <w:rFonts w:ascii="Times New Roman" w:cs="Times New Roman" w:eastAsia="Times New Roman" w:hAnsi="Times New Roman"/>
           <w:b/>
           <w:bCs/>
-          <w:color w:val="2563EB"/>
+          <w:color w:val="000000"/>
           <w:sz w:val="28"/>
           <w:szCs w:val="28"/>
         </w:rPr>
@@ -4162,7 +4164,7 @@
       <w:pPr>
         <w:pStyle w:val="Heading2"/>
         <w:pBdr>
-          <w:bottom w:val="single" w:color="2563EB" w:sz="3" w:space="4"/>
+          <w:bottom w:val="single" w:color="000000" w:sz="3" w:space="4"/>
         </w:pBdr>
         <w:spacing w:after="120" w:before="200"/>
       </w:pPr>
@@ -4171,7 +4173,7 @@
           <w:rFonts w:ascii="Times New Roman" w:cs="Times New Roman" w:eastAsia="Times New Roman" w:hAnsi="Times New Roman"/>
           <w:b/>
           <w:bCs/>
-          <w:color w:val="2563EB"/>
+          <w:color w:val="000000"/>
           <w:sz w:val="28"/>
           <w:szCs w:val="28"/>
         </w:rPr>
@@ -4254,7 +4256,7 @@
       <w:pPr>
         <w:pStyle w:val="Heading2"/>
         <w:pBdr>
-          <w:bottom w:val="single" w:color="2563EB" w:sz="3" w:space="4"/>
+          <w:bottom w:val="single" w:color="000000" w:sz="3" w:space="4"/>
         </w:pBdr>
         <w:spacing w:after="120" w:before="200"/>
       </w:pPr>
@@ -4263,7 +4265,7 @@
           <w:rFonts w:ascii="Times New Roman" w:cs="Times New Roman" w:eastAsia="Times New Roman" w:hAnsi="Times New Roman"/>
           <w:b/>
           <w:bCs/>
-          <w:color w:val="2563EB"/>
+          <w:color w:val="000000"/>
           <w:sz w:val="28"/>
           <w:szCs w:val="28"/>
         </w:rPr>
@@ -4301,7 +4303,7 @@
               <w:bottom w:val="single" w:color="BFBFBF" w:sz="4"/>
               <w:right w:val="single" w:color="BFBFBF" w:sz="4"/>
             </w:tcBorders>
-            <w:shd w:fill="1F4E79" w:val="clear"/>
+            <w:shd w:fill="000000" w:val="clear"/>
             <w:tcMar>
               <w:top w:type="dxa" w:w="80"/>
               <w:left w:type="dxa" w:w="140"/>
@@ -4336,7 +4338,7 @@
               <w:bottom w:val="single" w:color="BFBFBF" w:sz="4"/>
               <w:right w:val="single" w:color="BFBFBF" w:sz="4"/>
             </w:tcBorders>
-            <w:shd w:fill="1F4E79" w:val="clear"/>
+            <w:shd w:fill="000000" w:val="clear"/>
             <w:tcMar>
               <w:top w:type="dxa" w:w="80"/>
               <w:left w:type="dxa" w:w="140"/>
@@ -4371,7 +4373,7 @@
               <w:bottom w:val="single" w:color="BFBFBF" w:sz="4"/>
               <w:right w:val="single" w:color="BFBFBF" w:sz="4"/>
             </w:tcBorders>
-            <w:shd w:fill="1F4E79" w:val="clear"/>
+            <w:shd w:fill="000000" w:val="clear"/>
             <w:tcMar>
               <w:top w:type="dxa" w:w="80"/>
               <w:left w:type="dxa" w:w="140"/>
@@ -4429,7 +4431,7 @@
                 <w:rFonts w:ascii="Times New Roman" w:cs="Times New Roman" w:eastAsia="Times New Roman" w:hAnsi="Times New Roman"/>
                 <w:b/>
                 <w:bCs/>
-                <w:color w:val="2563EB"/>
+                <w:color w:val="000000"/>
                 <w:sz w:val="22"/>
                 <w:szCs w:val="22"/>
               </w:rPr>
@@ -4539,7 +4541,7 @@
                 <w:rFonts w:ascii="Times New Roman" w:cs="Times New Roman" w:eastAsia="Times New Roman" w:hAnsi="Times New Roman"/>
                 <w:b/>
                 <w:bCs/>
-                <w:color w:val="2563EB"/>
+                <w:color w:val="000000"/>
                 <w:sz w:val="22"/>
                 <w:szCs w:val="22"/>
               </w:rPr>
@@ -4649,7 +4651,7 @@
                 <w:rFonts w:ascii="Times New Roman" w:cs="Times New Roman" w:eastAsia="Times New Roman" w:hAnsi="Times New Roman"/>
                 <w:b/>
                 <w:bCs/>
-                <w:color w:val="2563EB"/>
+                <w:color w:val="000000"/>
                 <w:sz w:val="22"/>
                 <w:szCs w:val="22"/>
               </w:rPr>
@@ -4759,7 +4761,7 @@
                 <w:rFonts w:ascii="Times New Roman" w:cs="Times New Roman" w:eastAsia="Times New Roman" w:hAnsi="Times New Roman"/>
                 <w:b/>
                 <w:bCs/>
-                <w:color w:val="2563EB"/>
+                <w:color w:val="000000"/>
                 <w:sz w:val="22"/>
                 <w:szCs w:val="22"/>
               </w:rPr>
@@ -4869,7 +4871,7 @@
                 <w:rFonts w:ascii="Times New Roman" w:cs="Times New Roman" w:eastAsia="Times New Roman" w:hAnsi="Times New Roman"/>
                 <w:b/>
                 <w:bCs/>
-                <w:color w:val="2563EB"/>
+                <w:color w:val="000000"/>
                 <w:sz w:val="22"/>
                 <w:szCs w:val="22"/>
               </w:rPr>
@@ -4979,7 +4981,7 @@
                 <w:rFonts w:ascii="Times New Roman" w:cs="Times New Roman" w:eastAsia="Times New Roman" w:hAnsi="Times New Roman"/>
                 <w:b/>
                 <w:bCs/>
-                <w:color w:val="2563EB"/>
+                <w:color w:val="000000"/>
                 <w:sz w:val="22"/>
                 <w:szCs w:val="22"/>
               </w:rPr>
@@ -5070,7 +5072,7 @@
     <w:p>
       <w:pPr>
         <w:pStyle w:val="Heading1"/>
-        <w:shd w:fill="1F4E79" w:val="clear"/>
+        <w:shd w:fill="000000" w:val="clear"/>
         <w:spacing w:after="200" w:before="240"/>
       </w:pPr>
       <w:r>
@@ -5104,7 +5106,7 @@
       <w:pPr>
         <w:pStyle w:val="Heading2"/>
         <w:pBdr>
-          <w:bottom w:val="single" w:color="2563EB" w:sz="3" w:space="4"/>
+          <w:bottom w:val="single" w:color="000000" w:sz="3" w:space="4"/>
         </w:pBdr>
         <w:spacing w:after="120" w:before="200"/>
       </w:pPr>
@@ -5113,7 +5115,7 @@
           <w:rFonts w:ascii="Times New Roman" w:cs="Times New Roman" w:eastAsia="Times New Roman" w:hAnsi="Times New Roman"/>
           <w:b/>
           <w:bCs/>
-          <w:color w:val="2563EB"/>
+          <w:color w:val="000000"/>
           <w:sz w:val="28"/>
           <w:szCs w:val="28"/>
         </w:rPr>
@@ -5151,7 +5153,7 @@
               <w:bottom w:val="single" w:color="BFBFBF" w:sz="4"/>
               <w:right w:val="single" w:color="BFBFBF" w:sz="4"/>
             </w:tcBorders>
-            <w:shd w:fill="1F4E79" w:val="clear"/>
+            <w:shd w:fill="000000" w:val="clear"/>
             <w:tcMar>
               <w:top w:type="dxa" w:w="80"/>
               <w:left w:type="dxa" w:w="140"/>
@@ -5186,7 +5188,7 @@
               <w:bottom w:val="single" w:color="BFBFBF" w:sz="4"/>
               <w:right w:val="single" w:color="BFBFBF" w:sz="4"/>
             </w:tcBorders>
-            <w:shd w:fill="1F4E79" w:val="clear"/>
+            <w:shd w:fill="000000" w:val="clear"/>
             <w:tcMar>
               <w:top w:type="dxa" w:w="80"/>
               <w:left w:type="dxa" w:w="140"/>
@@ -5221,7 +5223,7 @@
               <w:bottom w:val="single" w:color="BFBFBF" w:sz="4"/>
               <w:right w:val="single" w:color="BFBFBF" w:sz="4"/>
             </w:tcBorders>
-            <w:shd w:fill="1F4E79" w:val="clear"/>
+            <w:shd w:fill="000000" w:val="clear"/>
             <w:tcMar>
               <w:top w:type="dxa" w:w="80"/>
               <w:left w:type="dxa" w:w="140"/>
@@ -5279,7 +5281,7 @@
                 <w:rFonts w:ascii="Times New Roman" w:cs="Times New Roman" w:eastAsia="Times New Roman" w:hAnsi="Times New Roman"/>
                 <w:b/>
                 <w:bCs/>
-                <w:color w:val="2563EB"/>
+                <w:color w:val="000000"/>
                 <w:sz w:val="22"/>
                 <w:szCs w:val="22"/>
               </w:rPr>
@@ -5389,7 +5391,7 @@
                 <w:rFonts w:ascii="Times New Roman" w:cs="Times New Roman" w:eastAsia="Times New Roman" w:hAnsi="Times New Roman"/>
                 <w:b/>
                 <w:bCs/>
-                <w:color w:val="2563EB"/>
+                <w:color w:val="000000"/>
                 <w:sz w:val="22"/>
                 <w:szCs w:val="22"/>
               </w:rPr>
@@ -5499,7 +5501,7 @@
                 <w:rFonts w:ascii="Times New Roman" w:cs="Times New Roman" w:eastAsia="Times New Roman" w:hAnsi="Times New Roman"/>
                 <w:b/>
                 <w:bCs/>
-                <w:color w:val="2563EB"/>
+                <w:color w:val="000000"/>
                 <w:sz w:val="22"/>
                 <w:szCs w:val="22"/>
               </w:rPr>
@@ -5609,7 +5611,7 @@
                 <w:rFonts w:ascii="Times New Roman" w:cs="Times New Roman" w:eastAsia="Times New Roman" w:hAnsi="Times New Roman"/>
                 <w:b/>
                 <w:bCs/>
-                <w:color w:val="2563EB"/>
+                <w:color w:val="000000"/>
                 <w:sz w:val="22"/>
                 <w:szCs w:val="22"/>
               </w:rPr>
@@ -5719,7 +5721,7 @@
                 <w:rFonts w:ascii="Times New Roman" w:cs="Times New Roman" w:eastAsia="Times New Roman" w:hAnsi="Times New Roman"/>
                 <w:b/>
                 <w:bCs/>
-                <w:color w:val="2563EB"/>
+                <w:color w:val="000000"/>
                 <w:sz w:val="22"/>
                 <w:szCs w:val="22"/>
               </w:rPr>
@@ -5803,7 +5805,7 @@
       <w:pPr>
         <w:pStyle w:val="Heading2"/>
         <w:pBdr>
-          <w:bottom w:val="single" w:color="2563EB" w:sz="3" w:space="4"/>
+          <w:bottom w:val="single" w:color="000000" w:sz="3" w:space="4"/>
         </w:pBdr>
         <w:spacing w:after="120" w:before="200"/>
       </w:pPr>
@@ -5812,7 +5814,7 @@
           <w:rFonts w:ascii="Times New Roman" w:cs="Times New Roman" w:eastAsia="Times New Roman" w:hAnsi="Times New Roman"/>
           <w:b/>
           <w:bCs/>
-          <w:color w:val="2563EB"/>
+          <w:color w:val="000000"/>
           <w:sz w:val="28"/>
           <w:szCs w:val="28"/>
         </w:rPr>
@@ -5850,7 +5852,7 @@
               <w:bottom w:val="single" w:color="BFBFBF" w:sz="4"/>
               <w:right w:val="single" w:color="BFBFBF" w:sz="4"/>
             </w:tcBorders>
-            <w:shd w:fill="1F4E79" w:val="clear"/>
+            <w:shd w:fill="000000" w:val="clear"/>
             <w:tcMar>
               <w:top w:type="dxa" w:w="80"/>
               <w:left w:type="dxa" w:w="140"/>
@@ -5885,7 +5887,7 @@
               <w:bottom w:val="single" w:color="BFBFBF" w:sz="4"/>
               <w:right w:val="single" w:color="BFBFBF" w:sz="4"/>
             </w:tcBorders>
-            <w:shd w:fill="1F4E79" w:val="clear"/>
+            <w:shd w:fill="000000" w:val="clear"/>
             <w:tcMar>
               <w:top w:type="dxa" w:w="80"/>
               <w:left w:type="dxa" w:w="140"/>
@@ -5920,7 +5922,7 @@
               <w:bottom w:val="single" w:color="BFBFBF" w:sz="4"/>
               <w:right w:val="single" w:color="BFBFBF" w:sz="4"/>
             </w:tcBorders>
-            <w:shd w:fill="1F4E79" w:val="clear"/>
+            <w:shd w:fill="000000" w:val="clear"/>
             <w:tcMar>
               <w:top w:type="dxa" w:w="80"/>
               <w:left w:type="dxa" w:w="140"/>
@@ -5978,7 +5980,7 @@
                 <w:rFonts w:ascii="Times New Roman" w:cs="Times New Roman" w:eastAsia="Times New Roman" w:hAnsi="Times New Roman"/>
                 <w:b/>
                 <w:bCs/>
-                <w:color w:val="2563EB"/>
+                <w:color w:val="000000"/>
                 <w:sz w:val="22"/>
                 <w:szCs w:val="22"/>
               </w:rPr>
@@ -6088,7 +6090,7 @@
                 <w:rFonts w:ascii="Times New Roman" w:cs="Times New Roman" w:eastAsia="Times New Roman" w:hAnsi="Times New Roman"/>
                 <w:b/>
                 <w:bCs/>
-                <w:color w:val="2563EB"/>
+                <w:color w:val="000000"/>
                 <w:sz w:val="22"/>
                 <w:szCs w:val="22"/>
               </w:rPr>
@@ -6198,7 +6200,7 @@
                 <w:rFonts w:ascii="Times New Roman" w:cs="Times New Roman" w:eastAsia="Times New Roman" w:hAnsi="Times New Roman"/>
                 <w:b/>
                 <w:bCs/>
-                <w:color w:val="2563EB"/>
+                <w:color w:val="000000"/>
                 <w:sz w:val="22"/>
                 <w:szCs w:val="22"/>
               </w:rPr>
@@ -6308,7 +6310,7 @@
                 <w:rFonts w:ascii="Times New Roman" w:cs="Times New Roman" w:eastAsia="Times New Roman" w:hAnsi="Times New Roman"/>
                 <w:b/>
                 <w:bCs/>
-                <w:color w:val="2563EB"/>
+                <w:color w:val="000000"/>
                 <w:sz w:val="22"/>
                 <w:szCs w:val="22"/>
               </w:rPr>
@@ -6418,7 +6420,7 @@
                 <w:rFonts w:ascii="Times New Roman" w:cs="Times New Roman" w:eastAsia="Times New Roman" w:hAnsi="Times New Roman"/>
                 <w:b/>
                 <w:bCs/>
-                <w:color w:val="2563EB"/>
+                <w:color w:val="000000"/>
                 <w:sz w:val="22"/>
                 <w:szCs w:val="22"/>
               </w:rPr>
@@ -6502,7 +6504,7 @@
       <w:pPr>
         <w:pStyle w:val="Heading2"/>
         <w:pBdr>
-          <w:bottom w:val="single" w:color="2563EB" w:sz="3" w:space="4"/>
+          <w:bottom w:val="single" w:color="000000" w:sz="3" w:space="4"/>
         </w:pBdr>
         <w:spacing w:after="120" w:before="200"/>
       </w:pPr>
@@ -6511,7 +6513,7 @@
           <w:rFonts w:ascii="Times New Roman" w:cs="Times New Roman" w:eastAsia="Times New Roman" w:hAnsi="Times New Roman"/>
           <w:b/>
           <w:bCs/>
-          <w:color w:val="2563EB"/>
+          <w:color w:val="000000"/>
           <w:sz w:val="28"/>
           <w:szCs w:val="28"/>
         </w:rPr>
@@ -6535,14 +6537,14 @@
     </w:p>
     <w:p>
       <w:pPr>
-        <w:shd w:fill="1E293B" w:val="clear"/>
+        <w:shd w:fill="262626" w:val="clear"/>
         <w:spacing w:after="0" w:line="280" w:lineRule="auto"/>
         <w:ind w:left="200" w:right="200"/>
       </w:pPr>
       <w:r>
         <w:rPr>
           <w:rFonts w:ascii="Courier New" w:cs="Courier New" w:eastAsia="Courier New" w:hAnsi="Courier New"/>
-          <w:color w:val="E2E8F0"/>
+          <w:color w:val="F2F2F2"/>
           <w:sz w:val="22"/>
           <w:szCs w:val="22"/>
         </w:rPr>
@@ -6551,14 +6553,14 @@
     </w:p>
     <w:p>
       <w:pPr>
-        <w:shd w:fill="1E293B" w:val="clear"/>
+        <w:shd w:fill="262626" w:val="clear"/>
         <w:spacing w:after="0" w:line="280" w:lineRule="auto"/>
         <w:ind w:left="200" w:right="200"/>
       </w:pPr>
       <w:r>
         <w:rPr>
           <w:rFonts w:ascii="Courier New" w:cs="Courier New" w:eastAsia="Courier New" w:hAnsi="Courier New"/>
-          <w:color w:val="E2E8F0"/>
+          <w:color w:val="F2F2F2"/>
           <w:sz w:val="22"/>
           <w:szCs w:val="22"/>
         </w:rPr>
@@ -6567,14 +6569,14 @@
     </w:p>
     <w:p>
       <w:pPr>
-        <w:shd w:fill="1E293B" w:val="clear"/>
+        <w:shd w:fill="262626" w:val="clear"/>
         <w:spacing w:after="0" w:line="280" w:lineRule="auto"/>
         <w:ind w:left="200" w:right="200"/>
       </w:pPr>
       <w:r>
         <w:rPr>
           <w:rFonts w:ascii="Courier New" w:cs="Courier New" w:eastAsia="Courier New" w:hAnsi="Courier New"/>
-          <w:color w:val="E2E8F0"/>
+          <w:color w:val="F2F2F2"/>
           <w:sz w:val="22"/>
           <w:szCs w:val="22"/>
         </w:rPr>
@@ -6583,14 +6585,14 @@
     </w:p>
     <w:p>
       <w:pPr>
-        <w:shd w:fill="1E293B" w:val="clear"/>
+        <w:shd w:fill="262626" w:val="clear"/>
         <w:spacing w:after="0" w:line="280" w:lineRule="auto"/>
         <w:ind w:left="200" w:right="200"/>
       </w:pPr>
       <w:r>
         <w:rPr>
           <w:rFonts w:ascii="Courier New" w:cs="Courier New" w:eastAsia="Courier New" w:hAnsi="Courier New"/>
-          <w:color w:val="E2E8F0"/>
+          <w:color w:val="F2F2F2"/>
           <w:sz w:val="22"/>
           <w:szCs w:val="22"/>
         </w:rPr>
@@ -6599,14 +6601,14 @@
     </w:p>
     <w:p>
       <w:pPr>
-        <w:shd w:fill="1E293B" w:val="clear"/>
+        <w:shd w:fill="262626" w:val="clear"/>
         <w:spacing w:after="0" w:line="280" w:lineRule="auto"/>
         <w:ind w:left="200" w:right="200"/>
       </w:pPr>
       <w:r>
         <w:rPr>
           <w:rFonts w:ascii="Courier New" w:cs="Courier New" w:eastAsia="Courier New" w:hAnsi="Courier New"/>
-          <w:color w:val="E2E8F0"/>
+          <w:color w:val="F2F2F2"/>
           <w:sz w:val="22"/>
           <w:szCs w:val="22"/>
         </w:rPr>
@@ -6615,14 +6617,14 @@
     </w:p>
     <w:p>
       <w:pPr>
-        <w:shd w:fill="1E293B" w:val="clear"/>
+        <w:shd w:fill="262626" w:val="clear"/>
         <w:spacing w:after="0" w:line="280" w:lineRule="auto"/>
         <w:ind w:left="200" w:right="200"/>
       </w:pPr>
       <w:r>
         <w:rPr>
           <w:rFonts w:ascii="Courier New" w:cs="Courier New" w:eastAsia="Courier New" w:hAnsi="Courier New"/>
-          <w:color w:val="E2E8F0"/>
+          <w:color w:val="F2F2F2"/>
           <w:sz w:val="22"/>
           <w:szCs w:val="22"/>
         </w:rPr>
@@ -6631,14 +6633,14 @@
     </w:p>
     <w:p>
       <w:pPr>
-        <w:shd w:fill="1E293B" w:val="clear"/>
+        <w:shd w:fill="262626" w:val="clear"/>
         <w:spacing w:after="0" w:line="280" w:lineRule="auto"/>
         <w:ind w:left="200" w:right="200"/>
       </w:pPr>
       <w:r>
         <w:rPr>
           <w:rFonts w:ascii="Courier New" w:cs="Courier New" w:eastAsia="Courier New" w:hAnsi="Courier New"/>
-          <w:color w:val="E2E8F0"/>
+          <w:color w:val="F2F2F2"/>
           <w:sz w:val="22"/>
           <w:szCs w:val="22"/>
         </w:rPr>
@@ -6647,14 +6649,14 @@
     </w:p>
     <w:p>
       <w:pPr>
-        <w:shd w:fill="1E293B" w:val="clear"/>
+        <w:shd w:fill="262626" w:val="clear"/>
         <w:spacing w:after="0" w:line="280" w:lineRule="auto"/>
         <w:ind w:left="200" w:right="200"/>
       </w:pPr>
       <w:r>
         <w:rPr>
           <w:rFonts w:ascii="Courier New" w:cs="Courier New" w:eastAsia="Courier New" w:hAnsi="Courier New"/>
-          <w:color w:val="E2E8F0"/>
+          <w:color w:val="F2F2F2"/>
           <w:sz w:val="22"/>
           <w:szCs w:val="22"/>
         </w:rPr>
@@ -6663,14 +6665,14 @@
     </w:p>
     <w:p>
       <w:pPr>
-        <w:shd w:fill="1E293B" w:val="clear"/>
+        <w:shd w:fill="262626" w:val="clear"/>
         <w:spacing w:after="0" w:line="280" w:lineRule="auto"/>
         <w:ind w:left="200" w:right="200"/>
       </w:pPr>
       <w:r>
         <w:rPr>
           <w:rFonts w:ascii="Courier New" w:cs="Courier New" w:eastAsia="Courier New" w:hAnsi="Courier New"/>
-          <w:color w:val="E2E8F0"/>
+          <w:color w:val="F2F2F2"/>
           <w:sz w:val="22"/>
           <w:szCs w:val="22"/>
         </w:rPr>
@@ -6679,14 +6681,14 @@
     </w:p>
     <w:p>
       <w:pPr>
-        <w:shd w:fill="1E293B" w:val="clear"/>
+        <w:shd w:fill="262626" w:val="clear"/>
         <w:spacing w:after="0" w:line="280" w:lineRule="auto"/>
         <w:ind w:left="200" w:right="200"/>
       </w:pPr>
       <w:r>
         <w:rPr>
           <w:rFonts w:ascii="Courier New" w:cs="Courier New" w:eastAsia="Courier New" w:hAnsi="Courier New"/>
-          <w:color w:val="E2E8F0"/>
+          <w:color w:val="F2F2F2"/>
           <w:sz w:val="22"/>
           <w:szCs w:val="22"/>
         </w:rPr>
@@ -6695,14 +6697,14 @@
     </w:p>
     <w:p>
       <w:pPr>
-        <w:shd w:fill="1E293B" w:val="clear"/>
+        <w:shd w:fill="262626" w:val="clear"/>
         <w:spacing w:after="0" w:line="280" w:lineRule="auto"/>
         <w:ind w:left="200" w:right="200"/>
       </w:pPr>
       <w:r>
         <w:rPr>
           <w:rFonts w:ascii="Courier New" w:cs="Courier New" w:eastAsia="Courier New" w:hAnsi="Courier New"/>
-          <w:color w:val="E2E8F0"/>
+          <w:color w:val="F2F2F2"/>
           <w:sz w:val="22"/>
           <w:szCs w:val="22"/>
         </w:rPr>
@@ -6711,14 +6713,14 @@
     </w:p>
     <w:p>
       <w:pPr>
-        <w:shd w:fill="1E293B" w:val="clear"/>
+        <w:shd w:fill="262626" w:val="clear"/>
         <w:spacing w:after="0" w:line="280" w:lineRule="auto"/>
         <w:ind w:left="200" w:right="200"/>
       </w:pPr>
       <w:r>
         <w:rPr>
           <w:rFonts w:ascii="Courier New" w:cs="Courier New" w:eastAsia="Courier New" w:hAnsi="Courier New"/>
-          <w:color w:val="E2E8F0"/>
+          <w:color w:val="F2F2F2"/>
           <w:sz w:val="22"/>
           <w:szCs w:val="22"/>
         </w:rPr>
@@ -6744,7 +6746,7 @@
       <w:pPr>
         <w:pStyle w:val="Heading2"/>
         <w:pBdr>
-          <w:bottom w:val="single" w:color="2563EB" w:sz="3" w:space="4"/>
+          <w:bottom w:val="single" w:color="000000" w:sz="3" w:space="4"/>
         </w:pBdr>
         <w:spacing w:after="120" w:before="200"/>
       </w:pPr>
@@ -6753,7 +6755,7 @@
           <w:rFonts w:ascii="Times New Roman" w:cs="Times New Roman" w:eastAsia="Times New Roman" w:hAnsi="Times New Roman"/>
           <w:b/>
           <w:bCs/>
-          <w:color w:val="2563EB"/>
+          <w:color w:val="000000"/>
           <w:sz w:val="28"/>
           <w:szCs w:val="28"/>
         </w:rPr>
@@ -6762,8 +6764,9 @@
     </w:p>
     <w:p>
       <w:pPr>
-        <w:spacing w:after="120" w:before="80"/>
-        <w:ind w:left="360"/>
+        <w:shd w:fill="F2F2F2" w:val="clear"/>
+        <w:spacing w:after="130" w:before="100"/>
+        <w:ind w:left="200" w:right="200"/>
         <w:jc w:val="both"/>
       </w:pPr>
       <w:r>
@@ -6771,18 +6774,6 @@
           <w:rFonts w:ascii="Times New Roman" w:cs="Times New Roman" w:eastAsia="Times New Roman" w:hAnsi="Times New Roman"/>
           <w:b/>
           <w:bCs/>
-          <w:color w:val="375623"/>
-          <w:sz w:val="28"/>
-          <w:szCs w:val="28"/>
-        </w:rPr>
-        <w:t xml:space="preserve">✔ </w:t>
-      </w:r>
-      <w:r>
-        <w:rPr>
-          <w:rFonts w:ascii="Times New Roman" w:cs="Times New Roman" w:eastAsia="Times New Roman" w:hAnsi="Times New Roman"/>
-          <w:b/>
-          <w:bCs/>
-          <w:color w:val="1B2A4A"/>
           <w:sz w:val="28"/>
           <w:szCs w:val="28"/>
         </w:rPr>
@@ -6815,7 +6806,7 @@
           <w:rFonts w:ascii="Times New Roman" w:cs="Times New Roman" w:eastAsia="Times New Roman" w:hAnsi="Times New Roman"/>
           <w:b/>
           <w:bCs/>
-          <w:color w:val="1B2A4A"/>
+          <w:color w:val="000000"/>
           <w:sz w:val="28"/>
           <w:szCs w:val="28"/>
         </w:rPr>
@@ -6839,14 +6830,14 @@
     </w:p>
     <w:p>
       <w:pPr>
-        <w:shd w:fill="1E293B" w:val="clear"/>
+        <w:shd w:fill="262626" w:val="clear"/>
         <w:spacing w:after="0" w:line="280" w:lineRule="auto"/>
         <w:ind w:left="200" w:right="200"/>
       </w:pPr>
       <w:r>
         <w:rPr>
           <w:rFonts w:ascii="Courier New" w:cs="Courier New" w:eastAsia="Courier New" w:hAnsi="Courier New"/>
-          <w:color w:val="E2E8F0"/>
+          <w:color w:val="F2F2F2"/>
           <w:sz w:val="22"/>
           <w:szCs w:val="22"/>
         </w:rPr>
@@ -6855,14 +6846,14 @@
     </w:p>
     <w:p>
       <w:pPr>
-        <w:shd w:fill="1E293B" w:val="clear"/>
+        <w:shd w:fill="262626" w:val="clear"/>
         <w:spacing w:after="0" w:line="280" w:lineRule="auto"/>
         <w:ind w:left="200" w:right="200"/>
       </w:pPr>
       <w:r>
         <w:rPr>
           <w:rFonts w:ascii="Courier New" w:cs="Courier New" w:eastAsia="Courier New" w:hAnsi="Courier New"/>
-          <w:color w:val="E2E8F0"/>
+          <w:color w:val="F2F2F2"/>
           <w:sz w:val="22"/>
           <w:szCs w:val="22"/>
         </w:rPr>
@@ -6871,14 +6862,14 @@
     </w:p>
     <w:p>
       <w:pPr>
-        <w:shd w:fill="1E293B" w:val="clear"/>
+        <w:shd w:fill="262626" w:val="clear"/>
         <w:spacing w:after="0" w:line="280" w:lineRule="auto"/>
         <w:ind w:left="200" w:right="200"/>
       </w:pPr>
       <w:r>
         <w:rPr>
           <w:rFonts w:ascii="Courier New" w:cs="Courier New" w:eastAsia="Courier New" w:hAnsi="Courier New"/>
-          <w:color w:val="E2E8F0"/>
+          <w:color w:val="F2F2F2"/>
           <w:sz w:val="22"/>
           <w:szCs w:val="22"/>
         </w:rPr>
@@ -6887,14 +6878,14 @@
     </w:p>
     <w:p>
       <w:pPr>
-        <w:shd w:fill="1E293B" w:val="clear"/>
+        <w:shd w:fill="262626" w:val="clear"/>
         <w:spacing w:after="0" w:line="280" w:lineRule="auto"/>
         <w:ind w:left="200" w:right="200"/>
       </w:pPr>
       <w:r>
         <w:rPr>
           <w:rFonts w:ascii="Courier New" w:cs="Courier New" w:eastAsia="Courier New" w:hAnsi="Courier New"/>
-          <w:color w:val="E2E8F0"/>
+          <w:color w:val="F2F2F2"/>
           <w:sz w:val="22"/>
           <w:szCs w:val="22"/>
         </w:rPr>
@@ -6903,14 +6894,14 @@
     </w:p>
     <w:p>
       <w:pPr>
-        <w:shd w:fill="1E293B" w:val="clear"/>
+        <w:shd w:fill="262626" w:val="clear"/>
         <w:spacing w:after="0" w:line="280" w:lineRule="auto"/>
         <w:ind w:left="200" w:right="200"/>
       </w:pPr>
       <w:r>
         <w:rPr>
           <w:rFonts w:ascii="Courier New" w:cs="Courier New" w:eastAsia="Courier New" w:hAnsi="Courier New"/>
-          <w:color w:val="E2E8F0"/>
+          <w:color w:val="F2F2F2"/>
           <w:sz w:val="22"/>
           <w:szCs w:val="22"/>
         </w:rPr>
@@ -6943,7 +6934,7 @@
           <w:rFonts w:ascii="Times New Roman" w:cs="Times New Roman" w:eastAsia="Times New Roman" w:hAnsi="Times New Roman"/>
           <w:b/>
           <w:bCs/>
-          <w:color w:val="1B2A4A"/>
+          <w:color w:val="000000"/>
           <w:sz w:val="28"/>
           <w:szCs w:val="28"/>
         </w:rPr>
@@ -6967,14 +6958,14 @@
     </w:p>
     <w:p>
       <w:pPr>
-        <w:shd w:fill="1E293B" w:val="clear"/>
+        <w:shd w:fill="262626" w:val="clear"/>
         <w:spacing w:after="0" w:line="280" w:lineRule="auto"/>
         <w:ind w:left="200" w:right="200"/>
       </w:pPr>
       <w:r>
         <w:rPr>
           <w:rFonts w:ascii="Courier New" w:cs="Courier New" w:eastAsia="Courier New" w:hAnsi="Courier New"/>
-          <w:color w:val="E2E8F0"/>
+          <w:color w:val="F2F2F2"/>
           <w:sz w:val="22"/>
           <w:szCs w:val="22"/>
         </w:rPr>
@@ -6983,14 +6974,14 @@
     </w:p>
     <w:p>
       <w:pPr>
-        <w:shd w:fill="1E293B" w:val="clear"/>
+        <w:shd w:fill="262626" w:val="clear"/>
         <w:spacing w:after="0" w:line="280" w:lineRule="auto"/>
         <w:ind w:left="200" w:right="200"/>
       </w:pPr>
       <w:r>
         <w:rPr>
           <w:rFonts w:ascii="Courier New" w:cs="Courier New" w:eastAsia="Courier New" w:hAnsi="Courier New"/>
-          <w:color w:val="E2E8F0"/>
+          <w:color w:val="F2F2F2"/>
           <w:sz w:val="22"/>
           <w:szCs w:val="22"/>
         </w:rPr>
@@ -6999,14 +6990,14 @@
     </w:p>
     <w:p>
       <w:pPr>
-        <w:shd w:fill="1E293B" w:val="clear"/>
+        <w:shd w:fill="262626" w:val="clear"/>
         <w:spacing w:after="0" w:line="280" w:lineRule="auto"/>
         <w:ind w:left="200" w:right="200"/>
       </w:pPr>
       <w:r>
         <w:rPr>
           <w:rFonts w:ascii="Courier New" w:cs="Courier New" w:eastAsia="Courier New" w:hAnsi="Courier New"/>
-          <w:color w:val="E2E8F0"/>
+          <w:color w:val="F2F2F2"/>
           <w:sz w:val="22"/>
           <w:szCs w:val="22"/>
         </w:rPr>
@@ -7015,14 +7006,14 @@
     </w:p>
     <w:p>
       <w:pPr>
-        <w:shd w:fill="1E293B" w:val="clear"/>
+        <w:shd w:fill="262626" w:val="clear"/>
         <w:spacing w:after="0" w:line="280" w:lineRule="auto"/>
         <w:ind w:left="200" w:right="200"/>
       </w:pPr>
       <w:r>
         <w:rPr>
           <w:rFonts w:ascii="Courier New" w:cs="Courier New" w:eastAsia="Courier New" w:hAnsi="Courier New"/>
-          <w:color w:val="E2E8F0"/>
+          <w:color w:val="F2F2F2"/>
           <w:sz w:val="22"/>
           <w:szCs w:val="22"/>
         </w:rPr>
@@ -7031,8 +7022,11 @@
     </w:p>
     <w:p>
       <w:pPr>
-        <w:spacing w:after="120" w:before="80"/>
-        <w:ind w:left="360"/>
+        <w:pBdr>
+          <w:left w:val="single" w:color="595959" w:sz="12" w:space="10"/>
+        </w:pBdr>
+        <w:spacing w:after="130" w:before="90"/>
+        <w:ind w:left="300"/>
         <w:jc w:val="both"/>
       </w:pPr>
       <w:r>
@@ -7040,11 +7034,10 @@
           <w:rFonts w:ascii="Times New Roman" w:cs="Times New Roman" w:eastAsia="Times New Roman" w:hAnsi="Times New Roman"/>
           <w:b/>
           <w:bCs/>
-          <w:color w:val="843C0C"/>
           <w:sz w:val="28"/>
           <w:szCs w:val="28"/>
         </w:rPr>
-        <w:t xml:space="preserve">⚠ Lưu ý: </w:t>
+        <w:t xml:space="preserve">Lưu ý: </w:t>
       </w:r>
       <w:r>
         <w:rPr>
@@ -7068,7 +7061,7 @@
     <w:p>
       <w:pPr>
         <w:pStyle w:val="Heading1"/>
-        <w:shd w:fill="1F4E79" w:val="clear"/>
+        <w:shd w:fill="000000" w:val="clear"/>
         <w:spacing w:after="200" w:before="240"/>
       </w:pPr>
       <w:r>
@@ -7087,7 +7080,7 @@
       <w:pPr>
         <w:pStyle w:val="Heading2"/>
         <w:pBdr>
-          <w:bottom w:val="single" w:color="2563EB" w:sz="3" w:space="4"/>
+          <w:bottom w:val="single" w:color="000000" w:sz="3" w:space="4"/>
         </w:pBdr>
         <w:spacing w:after="120" w:before="200"/>
       </w:pPr>
@@ -7096,7 +7089,7 @@
           <w:rFonts w:ascii="Times New Roman" w:cs="Times New Roman" w:eastAsia="Times New Roman" w:hAnsi="Times New Roman"/>
           <w:b/>
           <w:bCs/>
-          <w:color w:val="2563EB"/>
+          <w:color w:val="000000"/>
           <w:sz w:val="28"/>
           <w:szCs w:val="28"/>
         </w:rPr>
@@ -7150,7 +7143,7 @@
                 <w:rFonts w:ascii="Times New Roman" w:cs="Times New Roman" w:eastAsia="Times New Roman" w:hAnsi="Times New Roman"/>
                 <w:b/>
                 <w:bCs/>
-                <w:color w:val="2563EB"/>
+                <w:color w:val="000000"/>
                 <w:sz w:val="24"/>
                 <w:szCs w:val="24"/>
               </w:rPr>
@@ -7225,7 +7218,7 @@
                 <w:rFonts w:ascii="Times New Roman" w:cs="Times New Roman" w:eastAsia="Times New Roman" w:hAnsi="Times New Roman"/>
                 <w:b/>
                 <w:bCs/>
-                <w:color w:val="2563EB"/>
+                <w:color w:val="000000"/>
                 <w:sz w:val="24"/>
                 <w:szCs w:val="24"/>
               </w:rPr>
@@ -7300,7 +7293,7 @@
                 <w:rFonts w:ascii="Times New Roman" w:cs="Times New Roman" w:eastAsia="Times New Roman" w:hAnsi="Times New Roman"/>
                 <w:b/>
                 <w:bCs/>
-                <w:color w:val="2563EB"/>
+                <w:color w:val="000000"/>
                 <w:sz w:val="24"/>
                 <w:szCs w:val="24"/>
               </w:rPr>
@@ -7375,7 +7368,7 @@
                 <w:rFonts w:ascii="Times New Roman" w:cs="Times New Roman" w:eastAsia="Times New Roman" w:hAnsi="Times New Roman"/>
                 <w:b/>
                 <w:bCs/>
-                <w:color w:val="2563EB"/>
+                <w:color w:val="000000"/>
                 <w:sz w:val="24"/>
                 <w:szCs w:val="24"/>
               </w:rPr>
@@ -7450,7 +7443,7 @@
                 <w:rFonts w:ascii="Times New Roman" w:cs="Times New Roman" w:eastAsia="Times New Roman" w:hAnsi="Times New Roman"/>
                 <w:b/>
                 <w:bCs/>
-                <w:color w:val="2563EB"/>
+                <w:color w:val="000000"/>
                 <w:sz w:val="24"/>
                 <w:szCs w:val="24"/>
               </w:rPr>
@@ -7525,7 +7518,7 @@
                 <w:rFonts w:ascii="Times New Roman" w:cs="Times New Roman" w:eastAsia="Times New Roman" w:hAnsi="Times New Roman"/>
                 <w:b/>
                 <w:bCs/>
-                <w:color w:val="2563EB"/>
+                <w:color w:val="000000"/>
                 <w:sz w:val="24"/>
                 <w:szCs w:val="24"/>
               </w:rPr>
@@ -7600,7 +7593,7 @@
                 <w:rFonts w:ascii="Times New Roman" w:cs="Times New Roman" w:eastAsia="Times New Roman" w:hAnsi="Times New Roman"/>
                 <w:b/>
                 <w:bCs/>
-                <w:color w:val="2563EB"/>
+                <w:color w:val="000000"/>
                 <w:sz w:val="24"/>
                 <w:szCs w:val="24"/>
               </w:rPr>
@@ -7675,7 +7668,7 @@
                 <w:rFonts w:ascii="Times New Roman" w:cs="Times New Roman" w:eastAsia="Times New Roman" w:hAnsi="Times New Roman"/>
                 <w:b/>
                 <w:bCs/>
-                <w:color w:val="2563EB"/>
+                <w:color w:val="000000"/>
                 <w:sz w:val="24"/>
                 <w:szCs w:val="24"/>
               </w:rPr>
@@ -7724,7 +7717,7 @@
       <w:pPr>
         <w:pStyle w:val="Heading2"/>
         <w:pBdr>
-          <w:bottom w:val="single" w:color="2563EB" w:sz="3" w:space="4"/>
+          <w:bottom w:val="single" w:color="000000" w:sz="3" w:space="4"/>
         </w:pBdr>
         <w:spacing w:after="120" w:before="200"/>
       </w:pPr>
@@ -7733,7 +7726,7 @@
           <w:rFonts w:ascii="Times New Roman" w:cs="Times New Roman" w:eastAsia="Times New Roman" w:hAnsi="Times New Roman"/>
           <w:b/>
           <w:bCs/>
-          <w:color w:val="2563EB"/>
+          <w:color w:val="000000"/>
           <w:sz w:val="28"/>
           <w:szCs w:val="28"/>
         </w:rPr>
@@ -7786,7 +7779,7 @@
               <w:bottom w:val="single" w:color="BFBFBF" w:sz="4"/>
               <w:right w:val="single" w:color="BFBFBF" w:sz="4"/>
             </w:tcBorders>
-            <w:shd w:fill="1F4E79" w:val="clear"/>
+            <w:shd w:fill="000000" w:val="clear"/>
             <w:tcMar>
               <w:top w:type="dxa" w:w="80"/>
               <w:left w:type="dxa" w:w="140"/>
@@ -7821,7 +7814,7 @@
               <w:bottom w:val="single" w:color="BFBFBF" w:sz="4"/>
               <w:right w:val="single" w:color="BFBFBF" w:sz="4"/>
             </w:tcBorders>
-            <w:shd w:fill="1F4E79" w:val="clear"/>
+            <w:shd w:fill="000000" w:val="clear"/>
             <w:tcMar>
               <w:top w:type="dxa" w:w="80"/>
               <w:left w:type="dxa" w:w="140"/>
@@ -7856,7 +7849,7 @@
               <w:bottom w:val="single" w:color="BFBFBF" w:sz="4"/>
               <w:right w:val="single" w:color="BFBFBF" w:sz="4"/>
             </w:tcBorders>
-            <w:shd w:fill="1F4E79" w:val="clear"/>
+            <w:shd w:fill="000000" w:val="clear"/>
             <w:tcMar>
               <w:top w:type="dxa" w:w="80"/>
               <w:left w:type="dxa" w:w="140"/>
@@ -7914,7 +7907,7 @@
                 <w:rFonts w:ascii="Times New Roman" w:cs="Times New Roman" w:eastAsia="Times New Roman" w:hAnsi="Times New Roman"/>
                 <w:b/>
                 <w:bCs/>
-                <w:color w:val="2563EB"/>
+                <w:color w:val="000000"/>
                 <w:sz w:val="22"/>
                 <w:szCs w:val="22"/>
               </w:rPr>
@@ -8024,7 +8017,7 @@
                 <w:rFonts w:ascii="Times New Roman" w:cs="Times New Roman" w:eastAsia="Times New Roman" w:hAnsi="Times New Roman"/>
                 <w:b/>
                 <w:bCs/>
-                <w:color w:val="2563EB"/>
+                <w:color w:val="000000"/>
                 <w:sz w:val="22"/>
                 <w:szCs w:val="22"/>
               </w:rPr>
@@ -8134,7 +8127,7 @@
                 <w:rFonts w:ascii="Times New Roman" w:cs="Times New Roman" w:eastAsia="Times New Roman" w:hAnsi="Times New Roman"/>
                 <w:b/>
                 <w:bCs/>
-                <w:color w:val="2563EB"/>
+                <w:color w:val="000000"/>
                 <w:sz w:val="22"/>
                 <w:szCs w:val="22"/>
               </w:rPr>
@@ -8244,7 +8237,7 @@
                 <w:rFonts w:ascii="Times New Roman" w:cs="Times New Roman" w:eastAsia="Times New Roman" w:hAnsi="Times New Roman"/>
                 <w:b/>
                 <w:bCs/>
-                <w:color w:val="2563EB"/>
+                <w:color w:val="000000"/>
                 <w:sz w:val="22"/>
                 <w:szCs w:val="22"/>
               </w:rPr>
@@ -8354,7 +8347,7 @@
                 <w:rFonts w:ascii="Times New Roman" w:cs="Times New Roman" w:eastAsia="Times New Roman" w:hAnsi="Times New Roman"/>
                 <w:b/>
                 <w:bCs/>
-                <w:color w:val="2563EB"/>
+                <w:color w:val="000000"/>
                 <w:sz w:val="22"/>
                 <w:szCs w:val="22"/>
               </w:rPr>
@@ -8438,7 +8431,7 @@
       <w:pPr>
         <w:pStyle w:val="Heading2"/>
         <w:pBdr>
-          <w:bottom w:val="single" w:color="2563EB" w:sz="3" w:space="4"/>
+          <w:bottom w:val="single" w:color="000000" w:sz="3" w:space="4"/>
         </w:pBdr>
         <w:spacing w:after="120" w:before="200"/>
       </w:pPr>
@@ -8447,7 +8440,7 @@
           <w:rFonts w:ascii="Times New Roman" w:cs="Times New Roman" w:eastAsia="Times New Roman" w:hAnsi="Times New Roman"/>
           <w:b/>
           <w:bCs/>
-          <w:color w:val="2563EB"/>
+          <w:color w:val="000000"/>
           <w:sz w:val="28"/>
           <w:szCs w:val="28"/>
         </w:rPr>
@@ -8465,7 +8458,7 @@
           <w:rFonts w:ascii="Times New Roman" w:cs="Times New Roman" w:eastAsia="Times New Roman" w:hAnsi="Times New Roman"/>
           <w:b/>
           <w:bCs/>
-          <w:color w:val="1B2A4A"/>
+          <w:color w:val="000000"/>
           <w:sz w:val="28"/>
           <w:szCs w:val="28"/>
         </w:rPr>
@@ -8582,7 +8575,7 @@
                 <w:rFonts w:ascii="Times New Roman" w:cs="Times New Roman" w:eastAsia="Times New Roman" w:hAnsi="Times New Roman"/>
                 <w:b/>
                 <w:bCs/>
-                <w:color w:val="2563EB"/>
+                <w:color w:val="000000"/>
                 <w:sz w:val="24"/>
                 <w:szCs w:val="24"/>
               </w:rPr>
@@ -8657,7 +8650,7 @@
                 <w:rFonts w:ascii="Times New Roman" w:cs="Times New Roman" w:eastAsia="Times New Roman" w:hAnsi="Times New Roman"/>
                 <w:b/>
                 <w:bCs/>
-                <w:color w:val="2563EB"/>
+                <w:color w:val="000000"/>
                 <w:sz w:val="24"/>
                 <w:szCs w:val="24"/>
               </w:rPr>
@@ -8732,7 +8725,7 @@
                 <w:rFonts w:ascii="Times New Roman" w:cs="Times New Roman" w:eastAsia="Times New Roman" w:hAnsi="Times New Roman"/>
                 <w:b/>
                 <w:bCs/>
-                <w:color w:val="2563EB"/>
+                <w:color w:val="000000"/>
                 <w:sz w:val="24"/>
                 <w:szCs w:val="24"/>
               </w:rPr>
@@ -8807,7 +8800,7 @@
                 <w:rFonts w:ascii="Times New Roman" w:cs="Times New Roman" w:eastAsia="Times New Roman" w:hAnsi="Times New Roman"/>
                 <w:b/>
                 <w:bCs/>
-                <w:color w:val="2563EB"/>
+                <w:color w:val="000000"/>
                 <w:sz w:val="24"/>
                 <w:szCs w:val="24"/>
               </w:rPr>
@@ -8863,7 +8856,7 @@
           <w:rFonts w:ascii="Times New Roman" w:cs="Times New Roman" w:eastAsia="Times New Roman" w:hAnsi="Times New Roman"/>
           <w:b/>
           <w:bCs/>
-          <w:color w:val="1B2A4A"/>
+          <w:color w:val="000000"/>
           <w:sz w:val="28"/>
           <w:szCs w:val="28"/>
         </w:rPr>
@@ -8959,7 +8952,7 @@
           <w:rFonts w:ascii="Times New Roman" w:cs="Times New Roman" w:eastAsia="Times New Roman" w:hAnsi="Times New Roman"/>
           <w:b/>
           <w:bCs/>
-          <w:color w:val="1B2A4A"/>
+          <w:color w:val="000000"/>
           <w:sz w:val="28"/>
           <w:szCs w:val="28"/>
         </w:rPr>
@@ -9060,7 +9053,7 @@
               <w:bottom w:val="single" w:color="BFBFBF" w:sz="4"/>
               <w:right w:val="single" w:color="BFBFBF" w:sz="4"/>
             </w:tcBorders>
-            <w:shd w:fill="1F4E79" w:val="clear"/>
+            <w:shd w:fill="000000" w:val="clear"/>
             <w:tcMar>
               <w:top w:type="dxa" w:w="80"/>
               <w:left w:type="dxa" w:w="140"/>
@@ -9095,7 +9088,7 @@
               <w:bottom w:val="single" w:color="BFBFBF" w:sz="4"/>
               <w:right w:val="single" w:color="BFBFBF" w:sz="4"/>
             </w:tcBorders>
-            <w:shd w:fill="1F4E79" w:val="clear"/>
+            <w:shd w:fill="000000" w:val="clear"/>
             <w:tcMar>
               <w:top w:type="dxa" w:w="80"/>
               <w:left w:type="dxa" w:w="140"/>
@@ -9130,7 +9123,7 @@
               <w:bottom w:val="single" w:color="BFBFBF" w:sz="4"/>
               <w:right w:val="single" w:color="BFBFBF" w:sz="4"/>
             </w:tcBorders>
-            <w:shd w:fill="1F4E79" w:val="clear"/>
+            <w:shd w:fill="000000" w:val="clear"/>
             <w:tcMar>
               <w:top w:type="dxa" w:w="80"/>
               <w:left w:type="dxa" w:w="140"/>
@@ -9188,7 +9181,7 @@
                 <w:rFonts w:ascii="Times New Roman" w:cs="Times New Roman" w:eastAsia="Times New Roman" w:hAnsi="Times New Roman"/>
                 <w:b/>
                 <w:bCs/>
-                <w:color w:val="2563EB"/>
+                <w:color w:val="000000"/>
                 <w:sz w:val="22"/>
                 <w:szCs w:val="22"/>
               </w:rPr>
@@ -9298,7 +9291,7 @@
                 <w:rFonts w:ascii="Times New Roman" w:cs="Times New Roman" w:eastAsia="Times New Roman" w:hAnsi="Times New Roman"/>
                 <w:b/>
                 <w:bCs/>
-                <w:color w:val="2563EB"/>
+                <w:color w:val="000000"/>
                 <w:sz w:val="22"/>
                 <w:szCs w:val="22"/>
               </w:rPr>
@@ -9408,7 +9401,7 @@
                 <w:rFonts w:ascii="Times New Roman" w:cs="Times New Roman" w:eastAsia="Times New Roman" w:hAnsi="Times New Roman"/>
                 <w:b/>
                 <w:bCs/>
-                <w:color w:val="2563EB"/>
+                <w:color w:val="000000"/>
                 <w:sz w:val="22"/>
                 <w:szCs w:val="22"/>
               </w:rPr>
@@ -9490,8 +9483,9 @@
     </w:tbl>
     <w:p>
       <w:pPr>
-        <w:spacing w:after="120" w:before="80"/>
-        <w:ind w:left="360"/>
+        <w:shd w:fill="F2F2F2" w:val="clear"/>
+        <w:spacing w:after="130" w:before="100"/>
+        <w:ind w:left="200" w:right="200"/>
         <w:jc w:val="both"/>
       </w:pPr>
       <w:r>
@@ -9499,18 +9493,6 @@
           <w:rFonts w:ascii="Times New Roman" w:cs="Times New Roman" w:eastAsia="Times New Roman" w:hAnsi="Times New Roman"/>
           <w:b/>
           <w:bCs/>
-          <w:color w:val="375623"/>
-          <w:sz w:val="28"/>
-          <w:szCs w:val="28"/>
-        </w:rPr>
-        <w:t xml:space="preserve">✔ </w:t>
-      </w:r>
-      <w:r>
-        <w:rPr>
-          <w:rFonts w:ascii="Times New Roman" w:cs="Times New Roman" w:eastAsia="Times New Roman" w:hAnsi="Times New Roman"/>
-          <w:b/>
-          <w:bCs/>
-          <w:color w:val="1B2A4A"/>
           <w:sz w:val="28"/>
           <w:szCs w:val="28"/>
         </w:rPr>
@@ -9528,7 +9510,7 @@
           <w:rFonts w:ascii="Times New Roman" w:cs="Times New Roman" w:eastAsia="Times New Roman" w:hAnsi="Times New Roman"/>
           <w:b/>
           <w:bCs/>
-          <w:color w:val="1B2A4A"/>
+          <w:color w:val="000000"/>
           <w:sz w:val="28"/>
           <w:szCs w:val="28"/>
         </w:rPr>
@@ -9624,7 +9606,7 @@
     <w:p>
       <w:pPr>
         <w:pStyle w:val="Heading1"/>
-        <w:shd w:fill="1F4E79" w:val="clear"/>
+        <w:shd w:fill="000000" w:val="clear"/>
         <w:spacing w:after="200" w:before="240"/>
       </w:pPr>
       <w:r>
@@ -9658,7 +9640,7 @@
       <w:pPr>
         <w:pStyle w:val="Heading2"/>
         <w:pBdr>
-          <w:bottom w:val="single" w:color="2563EB" w:sz="3" w:space="4"/>
+          <w:bottom w:val="single" w:color="000000" w:sz="3" w:space="4"/>
         </w:pBdr>
         <w:spacing w:after="120" w:before="200"/>
       </w:pPr>
@@ -9667,7 +9649,7 @@
           <w:rFonts w:ascii="Times New Roman" w:cs="Times New Roman" w:eastAsia="Times New Roman" w:hAnsi="Times New Roman"/>
           <w:b/>
           <w:bCs/>
-          <w:color w:val="2563EB"/>
+          <w:color w:val="000000"/>
           <w:sz w:val="28"/>
           <w:szCs w:val="28"/>
         </w:rPr>
@@ -9721,7 +9703,7 @@
                 <w:rFonts w:ascii="Times New Roman" w:cs="Times New Roman" w:eastAsia="Times New Roman" w:hAnsi="Times New Roman"/>
                 <w:b/>
                 <w:bCs/>
-                <w:color w:val="2563EB"/>
+                <w:color w:val="000000"/>
                 <w:sz w:val="24"/>
                 <w:szCs w:val="24"/>
               </w:rPr>
@@ -9796,7 +9778,7 @@
                 <w:rFonts w:ascii="Times New Roman" w:cs="Times New Roman" w:eastAsia="Times New Roman" w:hAnsi="Times New Roman"/>
                 <w:b/>
                 <w:bCs/>
-                <w:color w:val="2563EB"/>
+                <w:color w:val="000000"/>
                 <w:sz w:val="24"/>
                 <w:szCs w:val="24"/>
               </w:rPr>
@@ -9843,8 +9825,11 @@
     </w:tbl>
     <w:p>
       <w:pPr>
-        <w:spacing w:after="120" w:before="80"/>
-        <w:ind w:left="360"/>
+        <w:pBdr>
+          <w:left w:val="single" w:color="595959" w:sz="12" w:space="10"/>
+        </w:pBdr>
+        <w:spacing w:after="130" w:before="90"/>
+        <w:ind w:left="300"/>
         <w:jc w:val="both"/>
       </w:pPr>
       <w:r>
@@ -9852,11 +9837,10 @@
           <w:rFonts w:ascii="Times New Roman" w:cs="Times New Roman" w:eastAsia="Times New Roman" w:hAnsi="Times New Roman"/>
           <w:b/>
           <w:bCs/>
-          <w:color w:val="843C0C"/>
           <w:sz w:val="28"/>
           <w:szCs w:val="28"/>
         </w:rPr>
-        <w:t xml:space="preserve">⚠ Lưu ý: </w:t>
+        <w:t xml:space="preserve">Lưu ý: </w:t>
       </w:r>
       <w:r>
         <w:rPr>
@@ -9873,7 +9857,7 @@
       <w:pPr>
         <w:pStyle w:val="Heading2"/>
         <w:pBdr>
-          <w:bottom w:val="single" w:color="2563EB" w:sz="3" w:space="4"/>
+          <w:bottom w:val="single" w:color="000000" w:sz="3" w:space="4"/>
         </w:pBdr>
         <w:spacing w:after="120" w:before="200"/>
       </w:pPr>
@@ -9882,7 +9866,7 @@
           <w:rFonts w:ascii="Times New Roman" w:cs="Times New Roman" w:eastAsia="Times New Roman" w:hAnsi="Times New Roman"/>
           <w:b/>
           <w:bCs/>
-          <w:color w:val="2563EB"/>
+          <w:color w:val="000000"/>
           <w:sz w:val="28"/>
           <w:szCs w:val="28"/>
         </w:rPr>
@@ -9900,7 +9884,7 @@
           <w:rFonts w:ascii="Times New Roman" w:cs="Times New Roman" w:eastAsia="Times New Roman" w:hAnsi="Times New Roman"/>
           <w:b/>
           <w:bCs/>
-          <w:color w:val="1B2A4A"/>
+          <w:color w:val="000000"/>
           <w:sz w:val="28"/>
           <w:szCs w:val="28"/>
         </w:rPr>
@@ -9938,7 +9922,7 @@
               <w:bottom w:val="single" w:color="BFBFBF" w:sz="4"/>
               <w:right w:val="single" w:color="BFBFBF" w:sz="4"/>
             </w:tcBorders>
-            <w:shd w:fill="1F4E79" w:val="clear"/>
+            <w:shd w:fill="000000" w:val="clear"/>
             <w:tcMar>
               <w:top w:type="dxa" w:w="80"/>
               <w:left w:type="dxa" w:w="140"/>
@@ -9973,7 +9957,7 @@
               <w:bottom w:val="single" w:color="BFBFBF" w:sz="4"/>
               <w:right w:val="single" w:color="BFBFBF" w:sz="4"/>
             </w:tcBorders>
-            <w:shd w:fill="1F4E79" w:val="clear"/>
+            <w:shd w:fill="000000" w:val="clear"/>
             <w:tcMar>
               <w:top w:type="dxa" w:w="80"/>
               <w:left w:type="dxa" w:w="140"/>
@@ -10008,7 +9992,7 @@
               <w:bottom w:val="single" w:color="BFBFBF" w:sz="4"/>
               <w:right w:val="single" w:color="BFBFBF" w:sz="4"/>
             </w:tcBorders>
-            <w:shd w:fill="1F4E79" w:val="clear"/>
+            <w:shd w:fill="000000" w:val="clear"/>
             <w:tcMar>
               <w:top w:type="dxa" w:w="80"/>
               <w:left w:type="dxa" w:w="140"/>
@@ -10066,7 +10050,7 @@
                 <w:rFonts w:ascii="Times New Roman" w:cs="Times New Roman" w:eastAsia="Times New Roman" w:hAnsi="Times New Roman"/>
                 <w:b/>
                 <w:bCs/>
-                <w:color w:val="2563EB"/>
+                <w:color w:val="000000"/>
                 <w:sz w:val="22"/>
                 <w:szCs w:val="22"/>
               </w:rPr>
@@ -10176,7 +10160,7 @@
                 <w:rFonts w:ascii="Times New Roman" w:cs="Times New Roman" w:eastAsia="Times New Roman" w:hAnsi="Times New Roman"/>
                 <w:b/>
                 <w:bCs/>
-                <w:color w:val="2563EB"/>
+                <w:color w:val="000000"/>
                 <w:sz w:val="22"/>
                 <w:szCs w:val="22"/>
               </w:rPr>
@@ -10286,7 +10270,7 @@
                 <w:rFonts w:ascii="Times New Roman" w:cs="Times New Roman" w:eastAsia="Times New Roman" w:hAnsi="Times New Roman"/>
                 <w:b/>
                 <w:bCs/>
-                <w:color w:val="2563EB"/>
+                <w:color w:val="000000"/>
                 <w:sz w:val="22"/>
                 <w:szCs w:val="22"/>
               </w:rPr>
@@ -10392,7 +10376,7 @@
           <w:rFonts w:ascii="Times New Roman" w:cs="Times New Roman" w:eastAsia="Times New Roman" w:hAnsi="Times New Roman"/>
           <w:b/>
           <w:bCs/>
-          <w:color w:val="1B2A4A"/>
+          <w:color w:val="000000"/>
           <w:sz w:val="28"/>
           <w:szCs w:val="28"/>
         </w:rPr>
@@ -10430,7 +10414,7 @@
               <w:bottom w:val="single" w:color="BFBFBF" w:sz="4"/>
               <w:right w:val="single" w:color="BFBFBF" w:sz="4"/>
             </w:tcBorders>
-            <w:shd w:fill="1F4E79" w:val="clear"/>
+            <w:shd w:fill="000000" w:val="clear"/>
             <w:tcMar>
               <w:top w:type="dxa" w:w="80"/>
               <w:left w:type="dxa" w:w="140"/>
@@ -10465,7 +10449,7 @@
               <w:bottom w:val="single" w:color="BFBFBF" w:sz="4"/>
               <w:right w:val="single" w:color="BFBFBF" w:sz="4"/>
             </w:tcBorders>
-            <w:shd w:fill="1F4E79" w:val="clear"/>
+            <w:shd w:fill="000000" w:val="clear"/>
             <w:tcMar>
               <w:top w:type="dxa" w:w="80"/>
               <w:left w:type="dxa" w:w="140"/>
@@ -10500,7 +10484,7 @@
               <w:bottom w:val="single" w:color="BFBFBF" w:sz="4"/>
               <w:right w:val="single" w:color="BFBFBF" w:sz="4"/>
             </w:tcBorders>
-            <w:shd w:fill="1F4E79" w:val="clear"/>
+            <w:shd w:fill="000000" w:val="clear"/>
             <w:tcMar>
               <w:top w:type="dxa" w:w="80"/>
               <w:left w:type="dxa" w:w="140"/>
@@ -10558,7 +10542,7 @@
                 <w:rFonts w:ascii="Times New Roman" w:cs="Times New Roman" w:eastAsia="Times New Roman" w:hAnsi="Times New Roman"/>
                 <w:b/>
                 <w:bCs/>
-                <w:color w:val="2563EB"/>
+                <w:color w:val="000000"/>
                 <w:sz w:val="22"/>
                 <w:szCs w:val="22"/>
               </w:rPr>
@@ -10668,7 +10652,7 @@
                 <w:rFonts w:ascii="Times New Roman" w:cs="Times New Roman" w:eastAsia="Times New Roman" w:hAnsi="Times New Roman"/>
                 <w:b/>
                 <w:bCs/>
-                <w:color w:val="2563EB"/>
+                <w:color w:val="000000"/>
                 <w:sz w:val="22"/>
                 <w:szCs w:val="22"/>
               </w:rPr>
@@ -10778,7 +10762,7 @@
                 <w:rFonts w:ascii="Times New Roman" w:cs="Times New Roman" w:eastAsia="Times New Roman" w:hAnsi="Times New Roman"/>
                 <w:b/>
                 <w:bCs/>
-                <w:color w:val="2563EB"/>
+                <w:color w:val="000000"/>
                 <w:sz w:val="22"/>
                 <w:szCs w:val="22"/>
               </w:rPr>
@@ -10884,7 +10868,7 @@
           <w:rFonts w:ascii="Times New Roman" w:cs="Times New Roman" w:eastAsia="Times New Roman" w:hAnsi="Times New Roman"/>
           <w:b/>
           <w:bCs/>
-          <w:color w:val="1B2A4A"/>
+          <w:color w:val="000000"/>
           <w:sz w:val="28"/>
           <w:szCs w:val="28"/>
         </w:rPr>
@@ -10938,7 +10922,7 @@
                 <w:rFonts w:ascii="Times New Roman" w:cs="Times New Roman" w:eastAsia="Times New Roman" w:hAnsi="Times New Roman"/>
                 <w:b/>
                 <w:bCs/>
-                <w:color w:val="2563EB"/>
+                <w:color w:val="000000"/>
                 <w:sz w:val="24"/>
                 <w:szCs w:val="24"/>
               </w:rPr>
@@ -11013,7 +10997,7 @@
                 <w:rFonts w:ascii="Times New Roman" w:cs="Times New Roman" w:eastAsia="Times New Roman" w:hAnsi="Times New Roman"/>
                 <w:b/>
                 <w:bCs/>
-                <w:color w:val="2563EB"/>
+                <w:color w:val="000000"/>
                 <w:sz w:val="24"/>
                 <w:szCs w:val="24"/>
               </w:rPr>
@@ -11088,7 +11072,7 @@
                 <w:rFonts w:ascii="Times New Roman" w:cs="Times New Roman" w:eastAsia="Times New Roman" w:hAnsi="Times New Roman"/>
                 <w:b/>
                 <w:bCs/>
-                <w:color w:val="2563EB"/>
+                <w:color w:val="000000"/>
                 <w:sz w:val="24"/>
                 <w:szCs w:val="24"/>
               </w:rPr>
@@ -11163,7 +11147,7 @@
                 <w:rFonts w:ascii="Times New Roman" w:cs="Times New Roman" w:eastAsia="Times New Roman" w:hAnsi="Times New Roman"/>
                 <w:b/>
                 <w:bCs/>
-                <w:color w:val="2563EB"/>
+                <w:color w:val="000000"/>
                 <w:sz w:val="24"/>
                 <w:szCs w:val="24"/>
               </w:rPr>
@@ -11219,7 +11203,7 @@
           <w:rFonts w:ascii="Times New Roman" w:cs="Times New Roman" w:eastAsia="Times New Roman" w:hAnsi="Times New Roman"/>
           <w:b/>
           <w:bCs/>
-          <w:color w:val="1B2A4A"/>
+          <w:color w:val="000000"/>
           <w:sz w:val="28"/>
           <w:szCs w:val="28"/>
         </w:rPr>
@@ -11243,14 +11227,14 @@
     </w:p>
     <w:p>
       <w:pPr>
-        <w:shd w:fill="1E293B" w:val="clear"/>
+        <w:shd w:fill="262626" w:val="clear"/>
         <w:spacing w:after="0" w:line="280" w:lineRule="auto"/>
         <w:ind w:left="200" w:right="200"/>
       </w:pPr>
       <w:r>
         <w:rPr>
           <w:rFonts w:ascii="Courier New" w:cs="Courier New" w:eastAsia="Courier New" w:hAnsi="Courier New"/>
-          <w:color w:val="E2E8F0"/>
+          <w:color w:val="F2F2F2"/>
           <w:sz w:val="22"/>
           <w:szCs w:val="22"/>
         </w:rPr>
@@ -11259,14 +11243,14 @@
     </w:p>
     <w:p>
       <w:pPr>
-        <w:shd w:fill="1E293B" w:val="clear"/>
+        <w:shd w:fill="262626" w:val="clear"/>
         <w:spacing w:after="0" w:line="280" w:lineRule="auto"/>
         <w:ind w:left="200" w:right="200"/>
       </w:pPr>
       <w:r>
         <w:rPr>
           <w:rFonts w:ascii="Courier New" w:cs="Courier New" w:eastAsia="Courier New" w:hAnsi="Courier New"/>
-          <w:color w:val="E2E8F0"/>
+          <w:color w:val="F2F2F2"/>
           <w:sz w:val="22"/>
           <w:szCs w:val="22"/>
         </w:rPr>
@@ -11275,14 +11259,14 @@
     </w:p>
     <w:p>
       <w:pPr>
-        <w:shd w:fill="1E293B" w:val="clear"/>
+        <w:shd w:fill="262626" w:val="clear"/>
         <w:spacing w:after="0" w:line="280" w:lineRule="auto"/>
         <w:ind w:left="200" w:right="200"/>
       </w:pPr>
       <w:r>
         <w:rPr>
           <w:rFonts w:ascii="Courier New" w:cs="Courier New" w:eastAsia="Courier New" w:hAnsi="Courier New"/>
-          <w:color w:val="E2E8F0"/>
+          <w:color w:val="F2F2F2"/>
           <w:sz w:val="22"/>
           <w:szCs w:val="22"/>
         </w:rPr>
@@ -11291,14 +11275,14 @@
     </w:p>
     <w:p>
       <w:pPr>
-        <w:shd w:fill="1E293B" w:val="clear"/>
+        <w:shd w:fill="262626" w:val="clear"/>
         <w:spacing w:after="0" w:line="280" w:lineRule="auto"/>
         <w:ind w:left="200" w:right="200"/>
       </w:pPr>
       <w:r>
         <w:rPr>
           <w:rFonts w:ascii="Courier New" w:cs="Courier New" w:eastAsia="Courier New" w:hAnsi="Courier New"/>
-          <w:color w:val="E2E8F0"/>
+          <w:color w:val="F2F2F2"/>
           <w:sz w:val="22"/>
           <w:szCs w:val="22"/>
         </w:rPr>
@@ -11336,7 +11320,7 @@
               <w:bottom w:val="single" w:color="BFBFBF" w:sz="4"/>
               <w:right w:val="single" w:color="BFBFBF" w:sz="4"/>
             </w:tcBorders>
-            <w:shd w:fill="1F4E79" w:val="clear"/>
+            <w:shd w:fill="000000" w:val="clear"/>
             <w:tcMar>
               <w:top w:type="dxa" w:w="80"/>
               <w:left w:type="dxa" w:w="140"/>
@@ -11371,7 +11355,7 @@
               <w:bottom w:val="single" w:color="BFBFBF" w:sz="4"/>
               <w:right w:val="single" w:color="BFBFBF" w:sz="4"/>
             </w:tcBorders>
-            <w:shd w:fill="1F4E79" w:val="clear"/>
+            <w:shd w:fill="000000" w:val="clear"/>
             <w:tcMar>
               <w:top w:type="dxa" w:w="80"/>
               <w:left w:type="dxa" w:w="140"/>
@@ -11406,7 +11390,7 @@
               <w:bottom w:val="single" w:color="BFBFBF" w:sz="4"/>
               <w:right w:val="single" w:color="BFBFBF" w:sz="4"/>
             </w:tcBorders>
-            <w:shd w:fill="1F4E79" w:val="clear"/>
+            <w:shd w:fill="000000" w:val="clear"/>
             <w:tcMar>
               <w:top w:type="dxa" w:w="80"/>
               <w:left w:type="dxa" w:w="140"/>
@@ -11464,7 +11448,7 @@
                 <w:rFonts w:ascii="Times New Roman" w:cs="Times New Roman" w:eastAsia="Times New Roman" w:hAnsi="Times New Roman"/>
                 <w:b/>
                 <w:bCs/>
-                <w:color w:val="2563EB"/>
+                <w:color w:val="000000"/>
                 <w:sz w:val="22"/>
                 <w:szCs w:val="22"/>
               </w:rPr>
@@ -11574,7 +11558,7 @@
                 <w:rFonts w:ascii="Times New Roman" w:cs="Times New Roman" w:eastAsia="Times New Roman" w:hAnsi="Times New Roman"/>
                 <w:b/>
                 <w:bCs/>
-                <w:color w:val="2563EB"/>
+                <w:color w:val="000000"/>
                 <w:sz w:val="22"/>
                 <w:szCs w:val="22"/>
               </w:rPr>
@@ -11684,7 +11668,7 @@
                 <w:rFonts w:ascii="Times New Roman" w:cs="Times New Roman" w:eastAsia="Times New Roman" w:hAnsi="Times New Roman"/>
                 <w:b/>
                 <w:bCs/>
-                <w:color w:val="2563EB"/>
+                <w:color w:val="000000"/>
                 <w:sz w:val="22"/>
                 <w:szCs w:val="22"/>
               </w:rPr>
@@ -11794,7 +11778,7 @@
                 <w:rFonts w:ascii="Times New Roman" w:cs="Times New Roman" w:eastAsia="Times New Roman" w:hAnsi="Times New Roman"/>
                 <w:b/>
                 <w:bCs/>
-                <w:color w:val="2563EB"/>
+                <w:color w:val="000000"/>
                 <w:sz w:val="22"/>
                 <w:szCs w:val="22"/>
               </w:rPr>
@@ -11876,8 +11860,9 @@
     </w:tbl>
     <w:p>
       <w:pPr>
-        <w:spacing w:after="120" w:before="80"/>
-        <w:ind w:left="360"/>
+        <w:shd w:fill="F2F2F2" w:val="clear"/>
+        <w:spacing w:after="130" w:before="100"/>
+        <w:ind w:left="200" w:right="200"/>
         <w:jc w:val="both"/>
       </w:pPr>
       <w:r>
@@ -11885,18 +11870,6 @@
           <w:rFonts w:ascii="Times New Roman" w:cs="Times New Roman" w:eastAsia="Times New Roman" w:hAnsi="Times New Roman"/>
           <w:b/>
           <w:bCs/>
-          <w:color w:val="375623"/>
-          <w:sz w:val="28"/>
-          <w:szCs w:val="28"/>
-        </w:rPr>
-        <w:t xml:space="preserve">✔ </w:t>
-      </w:r>
-      <w:r>
-        <w:rPr>
-          <w:rFonts w:ascii="Times New Roman" w:cs="Times New Roman" w:eastAsia="Times New Roman" w:hAnsi="Times New Roman"/>
-          <w:b/>
-          <w:bCs/>
-          <w:color w:val="1B2A4A"/>
           <w:sz w:val="28"/>
           <w:szCs w:val="28"/>
         </w:rPr>
@@ -11907,7 +11880,7 @@
       <w:pPr>
         <w:pStyle w:val="Heading2"/>
         <w:pBdr>
-          <w:bottom w:val="single" w:color="2563EB" w:sz="3" w:space="4"/>
+          <w:bottom w:val="single" w:color="000000" w:sz="3" w:space="4"/>
         </w:pBdr>
         <w:spacing w:after="120" w:before="200"/>
       </w:pPr>
@@ -11916,7 +11889,7 @@
           <w:rFonts w:ascii="Times New Roman" w:cs="Times New Roman" w:eastAsia="Times New Roman" w:hAnsi="Times New Roman"/>
           <w:b/>
           <w:bCs/>
-          <w:color w:val="2563EB"/>
+          <w:color w:val="000000"/>
           <w:sz w:val="28"/>
           <w:szCs w:val="28"/>
         </w:rPr>
@@ -11954,7 +11927,7 @@
               <w:bottom w:val="single" w:color="BFBFBF" w:sz="4"/>
               <w:right w:val="single" w:color="BFBFBF" w:sz="4"/>
             </w:tcBorders>
-            <w:shd w:fill="1F4E79" w:val="clear"/>
+            <w:shd w:fill="000000" w:val="clear"/>
             <w:tcMar>
               <w:top w:type="dxa" w:w="80"/>
               <w:left w:type="dxa" w:w="140"/>
@@ -11989,7 +11962,7 @@
               <w:bottom w:val="single" w:color="BFBFBF" w:sz="4"/>
               <w:right w:val="single" w:color="BFBFBF" w:sz="4"/>
             </w:tcBorders>
-            <w:shd w:fill="1F4E79" w:val="clear"/>
+            <w:shd w:fill="000000" w:val="clear"/>
             <w:tcMar>
               <w:top w:type="dxa" w:w="80"/>
               <w:left w:type="dxa" w:w="140"/>
@@ -12024,7 +11997,7 @@
               <w:bottom w:val="single" w:color="BFBFBF" w:sz="4"/>
               <w:right w:val="single" w:color="BFBFBF" w:sz="4"/>
             </w:tcBorders>
-            <w:shd w:fill="1F4E79" w:val="clear"/>
+            <w:shd w:fill="000000" w:val="clear"/>
             <w:tcMar>
               <w:top w:type="dxa" w:w="80"/>
               <w:left w:type="dxa" w:w="140"/>
@@ -12082,7 +12055,7 @@
                 <w:rFonts w:ascii="Times New Roman" w:cs="Times New Roman" w:eastAsia="Times New Roman" w:hAnsi="Times New Roman"/>
                 <w:b/>
                 <w:bCs/>
-                <w:color w:val="2563EB"/>
+                <w:color w:val="000000"/>
                 <w:sz w:val="22"/>
                 <w:szCs w:val="22"/>
               </w:rPr>
@@ -12192,7 +12165,7 @@
                 <w:rFonts w:ascii="Times New Roman" w:cs="Times New Roman" w:eastAsia="Times New Roman" w:hAnsi="Times New Roman"/>
                 <w:b/>
                 <w:bCs/>
-                <w:color w:val="2563EB"/>
+                <w:color w:val="000000"/>
                 <w:sz w:val="22"/>
                 <w:szCs w:val="22"/>
               </w:rPr>
@@ -12302,7 +12275,7 @@
                 <w:rFonts w:ascii="Times New Roman" w:cs="Times New Roman" w:eastAsia="Times New Roman" w:hAnsi="Times New Roman"/>
                 <w:b/>
                 <w:bCs/>
-                <w:color w:val="2563EB"/>
+                <w:color w:val="000000"/>
                 <w:sz w:val="22"/>
                 <w:szCs w:val="22"/>
               </w:rPr>
@@ -12412,7 +12385,7 @@
                 <w:rFonts w:ascii="Times New Roman" w:cs="Times New Roman" w:eastAsia="Times New Roman" w:hAnsi="Times New Roman"/>
                 <w:b/>
                 <w:bCs/>
-                <w:color w:val="2563EB"/>
+                <w:color w:val="000000"/>
                 <w:sz w:val="22"/>
                 <w:szCs w:val="22"/>
               </w:rPr>
@@ -12522,7 +12495,7 @@
                 <w:rFonts w:ascii="Times New Roman" w:cs="Times New Roman" w:eastAsia="Times New Roman" w:hAnsi="Times New Roman"/>
                 <w:b/>
                 <w:bCs/>
-                <w:color w:val="2563EB"/>
+                <w:color w:val="000000"/>
                 <w:sz w:val="22"/>
                 <w:szCs w:val="22"/>
               </w:rPr>
@@ -12632,7 +12605,7 @@
                 <w:rFonts w:ascii="Times New Roman" w:cs="Times New Roman" w:eastAsia="Times New Roman" w:hAnsi="Times New Roman"/>
                 <w:b/>
                 <w:bCs/>
-                <w:color w:val="2563EB"/>
+                <w:color w:val="000000"/>
                 <w:sz w:val="22"/>
                 <w:szCs w:val="22"/>
               </w:rPr>
@@ -12716,7 +12689,7 @@
       <w:pPr>
         <w:pStyle w:val="Heading2"/>
         <w:pBdr>
-          <w:bottom w:val="single" w:color="2563EB" w:sz="3" w:space="4"/>
+          <w:bottom w:val="single" w:color="000000" w:sz="3" w:space="4"/>
         </w:pBdr>
         <w:spacing w:after="120" w:before="200"/>
       </w:pPr>
@@ -12725,7 +12698,7 @@
           <w:rFonts w:ascii="Times New Roman" w:cs="Times New Roman" w:eastAsia="Times New Roman" w:hAnsi="Times New Roman"/>
           <w:b/>
           <w:bCs/>
-          <w:color w:val="2563EB"/>
+          <w:color w:val="000000"/>
           <w:sz w:val="28"/>
           <w:szCs w:val="28"/>
         </w:rPr>
@@ -12763,7 +12736,7 @@
               <w:bottom w:val="single" w:color="BFBFBF" w:sz="4"/>
               <w:right w:val="single" w:color="BFBFBF" w:sz="4"/>
             </w:tcBorders>
-            <w:shd w:fill="1F4E79" w:val="clear"/>
+            <w:shd w:fill="000000" w:val="clear"/>
             <w:tcMar>
               <w:top w:type="dxa" w:w="80"/>
               <w:left w:type="dxa" w:w="140"/>
@@ -12798,7 +12771,7 @@
               <w:bottom w:val="single" w:color="BFBFBF" w:sz="4"/>
               <w:right w:val="single" w:color="BFBFBF" w:sz="4"/>
             </w:tcBorders>
-            <w:shd w:fill="1F4E79" w:val="clear"/>
+            <w:shd w:fill="000000" w:val="clear"/>
             <w:tcMar>
               <w:top w:type="dxa" w:w="80"/>
               <w:left w:type="dxa" w:w="140"/>
@@ -12833,7 +12806,7 @@
               <w:bottom w:val="single" w:color="BFBFBF" w:sz="4"/>
               <w:right w:val="single" w:color="BFBFBF" w:sz="4"/>
             </w:tcBorders>
-            <w:shd w:fill="1F4E79" w:val="clear"/>
+            <w:shd w:fill="000000" w:val="clear"/>
             <w:tcMar>
               <w:top w:type="dxa" w:w="80"/>
               <w:left w:type="dxa" w:w="140"/>
@@ -12891,7 +12864,7 @@
                 <w:rFonts w:ascii="Times New Roman" w:cs="Times New Roman" w:eastAsia="Times New Roman" w:hAnsi="Times New Roman"/>
                 <w:b/>
                 <w:bCs/>
-                <w:color w:val="2563EB"/>
+                <w:color w:val="000000"/>
                 <w:sz w:val="22"/>
                 <w:szCs w:val="22"/>
               </w:rPr>
@@ -13001,7 +12974,7 @@
                 <w:rFonts w:ascii="Times New Roman" w:cs="Times New Roman" w:eastAsia="Times New Roman" w:hAnsi="Times New Roman"/>
                 <w:b/>
                 <w:bCs/>
-                <w:color w:val="2563EB"/>
+                <w:color w:val="000000"/>
                 <w:sz w:val="22"/>
                 <w:szCs w:val="22"/>
               </w:rPr>
@@ -13111,7 +13084,7 @@
                 <w:rFonts w:ascii="Times New Roman" w:cs="Times New Roman" w:eastAsia="Times New Roman" w:hAnsi="Times New Roman"/>
                 <w:b/>
                 <w:bCs/>
-                <w:color w:val="2563EB"/>
+                <w:color w:val="000000"/>
                 <w:sz w:val="22"/>
                 <w:szCs w:val="22"/>
               </w:rPr>
@@ -13221,7 +13194,7 @@
                 <w:rFonts w:ascii="Times New Roman" w:cs="Times New Roman" w:eastAsia="Times New Roman" w:hAnsi="Times New Roman"/>
                 <w:b/>
                 <w:bCs/>
-                <w:color w:val="2563EB"/>
+                <w:color w:val="000000"/>
                 <w:sz w:val="22"/>
                 <w:szCs w:val="22"/>
               </w:rPr>
@@ -13331,7 +13304,7 @@
                 <w:rFonts w:ascii="Times New Roman" w:cs="Times New Roman" w:eastAsia="Times New Roman" w:hAnsi="Times New Roman"/>
                 <w:b/>
                 <w:bCs/>
-                <w:color w:val="2563EB"/>
+                <w:color w:val="000000"/>
                 <w:sz w:val="22"/>
                 <w:szCs w:val="22"/>
               </w:rPr>
@@ -13441,7 +13414,7 @@
                 <w:rFonts w:ascii="Times New Roman" w:cs="Times New Roman" w:eastAsia="Times New Roman" w:hAnsi="Times New Roman"/>
                 <w:b/>
                 <w:bCs/>
-                <w:color w:val="2563EB"/>
+                <w:color w:val="000000"/>
                 <w:sz w:val="22"/>
                 <w:szCs w:val="22"/>
               </w:rPr>
@@ -13551,7 +13524,7 @@
                 <w:rFonts w:ascii="Times New Roman" w:cs="Times New Roman" w:eastAsia="Times New Roman" w:hAnsi="Times New Roman"/>
                 <w:b/>
                 <w:bCs/>
-                <w:color w:val="2563EB"/>
+                <w:color w:val="000000"/>
                 <w:sz w:val="22"/>
                 <w:szCs w:val="22"/>
               </w:rPr>
@@ -13642,7 +13615,7 @@
           <w:rFonts w:ascii="Times New Roman" w:cs="Times New Roman" w:eastAsia="Times New Roman" w:hAnsi="Times New Roman"/>
           <w:b/>
           <w:bCs/>
-          <w:color w:val="1B2A4A"/>
+          <w:color w:val="000000"/>
           <w:sz w:val="28"/>
           <w:szCs w:val="28"/>
         </w:rPr>
@@ -13680,7 +13653,7 @@
               <w:bottom w:val="single" w:color="BFBFBF" w:sz="4"/>
               <w:right w:val="single" w:color="BFBFBF" w:sz="4"/>
             </w:tcBorders>
-            <w:shd w:fill="1F4E79" w:val="clear"/>
+            <w:shd w:fill="000000" w:val="clear"/>
             <w:tcMar>
               <w:top w:type="dxa" w:w="80"/>
               <w:left w:type="dxa" w:w="140"/>
@@ -13715,7 +13688,7 @@
               <w:bottom w:val="single" w:color="BFBFBF" w:sz="4"/>
               <w:right w:val="single" w:color="BFBFBF" w:sz="4"/>
             </w:tcBorders>
-            <w:shd w:fill="1F4E79" w:val="clear"/>
+            <w:shd w:fill="000000" w:val="clear"/>
             <w:tcMar>
               <w:top w:type="dxa" w:w="80"/>
               <w:left w:type="dxa" w:w="140"/>
@@ -13750,7 +13723,7 @@
               <w:bottom w:val="single" w:color="BFBFBF" w:sz="4"/>
               <w:right w:val="single" w:color="BFBFBF" w:sz="4"/>
             </w:tcBorders>
-            <w:shd w:fill="1F4E79" w:val="clear"/>
+            <w:shd w:fill="000000" w:val="clear"/>
             <w:tcMar>
               <w:top w:type="dxa" w:w="80"/>
               <w:left w:type="dxa" w:w="140"/>
@@ -13808,7 +13781,7 @@
                 <w:rFonts w:ascii="Times New Roman" w:cs="Times New Roman" w:eastAsia="Times New Roman" w:hAnsi="Times New Roman"/>
                 <w:b/>
                 <w:bCs/>
-                <w:color w:val="2563EB"/>
+                <w:color w:val="000000"/>
                 <w:sz w:val="22"/>
                 <w:szCs w:val="22"/>
               </w:rPr>
@@ -13918,7 +13891,7 @@
                 <w:rFonts w:ascii="Times New Roman" w:cs="Times New Roman" w:eastAsia="Times New Roman" w:hAnsi="Times New Roman"/>
                 <w:b/>
                 <w:bCs/>
-                <w:color w:val="2563EB"/>
+                <w:color w:val="000000"/>
                 <w:sz w:val="22"/>
                 <w:szCs w:val="22"/>
               </w:rPr>
@@ -14028,7 +14001,7 @@
                 <w:rFonts w:ascii="Times New Roman" w:cs="Times New Roman" w:eastAsia="Times New Roman" w:hAnsi="Times New Roman"/>
                 <w:b/>
                 <w:bCs/>
-                <w:color w:val="2563EB"/>
+                <w:color w:val="000000"/>
                 <w:sz w:val="22"/>
                 <w:szCs w:val="22"/>
               </w:rPr>
@@ -14138,7 +14111,7 @@
                 <w:rFonts w:ascii="Times New Roman" w:cs="Times New Roman" w:eastAsia="Times New Roman" w:hAnsi="Times New Roman"/>
                 <w:b/>
                 <w:bCs/>
-                <w:color w:val="2563EB"/>
+                <w:color w:val="000000"/>
                 <w:sz w:val="22"/>
                 <w:szCs w:val="22"/>
               </w:rPr>
@@ -14248,7 +14221,7 @@
                 <w:rFonts w:ascii="Times New Roman" w:cs="Times New Roman" w:eastAsia="Times New Roman" w:hAnsi="Times New Roman"/>
                 <w:b/>
                 <w:bCs/>
-                <w:color w:val="2563EB"/>
+                <w:color w:val="000000"/>
                 <w:sz w:val="22"/>
                 <w:szCs w:val="22"/>
               </w:rPr>
@@ -14330,8 +14303,9 @@
     </w:tbl>
     <w:p>
       <w:pPr>
-        <w:spacing w:after="120" w:before="80"/>
-        <w:ind w:left="360"/>
+        <w:shd w:fill="F2F2F2" w:val="clear"/>
+        <w:spacing w:after="130" w:before="100"/>
+        <w:ind w:left="200" w:right="200"/>
         <w:jc w:val="both"/>
       </w:pPr>
       <w:r>
@@ -14339,40 +14313,30 @@
           <w:rFonts w:ascii="Times New Roman" w:cs="Times New Roman" w:eastAsia="Times New Roman" w:hAnsi="Times New Roman"/>
           <w:b/>
           <w:bCs/>
-          <w:color w:val="375623"/>
           <w:sz w:val="28"/>
           <w:szCs w:val="28"/>
         </w:rPr>
-        <w:t xml:space="preserve">✔ </w:t>
-      </w:r>
+        <w:t xml:space="preserve">Nguyên tắc xử lý của nhóm: không xóa bản ghi nào. Vì tỷ lệ ô lỗi chỉ khoảng 0,02% tổng số ô, nhóm chọn sửa giá trị sai thành khuyết rồi điền lại, thay vì loại bỏ cả dòng. Nhờ vậy giữ được toàn bộ 27.901 bản ghi.</w:t>
+      </w:r>
+    </w:p>
+    <w:p>
+      <w:pPr>
+        <w:pBdr>
+          <w:left w:val="single" w:color="595959" w:sz="12" w:space="10"/>
+        </w:pBdr>
+        <w:spacing w:after="130" w:before="90"/>
+        <w:ind w:left="300"/>
+        <w:jc w:val="both"/>
+      </w:pPr>
       <w:r>
         <w:rPr>
           <w:rFonts w:ascii="Times New Roman" w:cs="Times New Roman" w:eastAsia="Times New Roman" w:hAnsi="Times New Roman"/>
           <w:b/>
           <w:bCs/>
-          <w:color w:val="1B2A4A"/>
           <w:sz w:val="28"/>
           <w:szCs w:val="28"/>
         </w:rPr>
-        <w:t xml:space="preserve">Nguyên tắc xử lý của nhóm: không xóa bản ghi nào. Vì tỷ lệ ô lỗi chỉ khoảng 0,02% tổng số ô, nhóm chọn sửa giá trị sai thành khuyết rồi điền lại, thay vì loại bỏ cả dòng. Nhờ vậy giữ được toàn bộ 27.901 bản ghi.</w:t>
-      </w:r>
-    </w:p>
-    <w:p>
-      <w:pPr>
-        <w:spacing w:after="120" w:before="80"/>
-        <w:ind w:left="360"/>
-        <w:jc w:val="both"/>
-      </w:pPr>
-      <w:r>
-        <w:rPr>
-          <w:rFonts w:ascii="Times New Roman" w:cs="Times New Roman" w:eastAsia="Times New Roman" w:hAnsi="Times New Roman"/>
-          <w:b/>
-          <w:bCs/>
-          <w:color w:val="843C0C"/>
-          <w:sz w:val="28"/>
-          <w:szCs w:val="28"/>
-        </w:rPr>
-        <w:t xml:space="preserve">⚠ Lưu ý: </w:t>
+        <w:t xml:space="preserve">Lưu ý: </w:t>
       </w:r>
       <w:r>
         <w:rPr>
@@ -14396,7 +14360,7 @@
     <w:p>
       <w:pPr>
         <w:pStyle w:val="Heading1"/>
-        <w:shd w:fill="1F4E79" w:val="clear"/>
+        <w:shd w:fill="000000" w:val="clear"/>
         <w:spacing w:after="200" w:before="240"/>
       </w:pPr>
       <w:r>
@@ -14430,7 +14394,7 @@
       <w:pPr>
         <w:pStyle w:val="Heading2"/>
         <w:pBdr>
-          <w:bottom w:val="single" w:color="2563EB" w:sz="3" w:space="4"/>
+          <w:bottom w:val="single" w:color="000000" w:sz="3" w:space="4"/>
         </w:pBdr>
         <w:spacing w:after="120" w:before="200"/>
       </w:pPr>
@@ -14439,7 +14403,7 @@
           <w:rFonts w:ascii="Times New Roman" w:cs="Times New Roman" w:eastAsia="Times New Roman" w:hAnsi="Times New Roman"/>
           <w:b/>
           <w:bCs/>
-          <w:color w:val="2563EB"/>
+          <w:color w:val="000000"/>
           <w:sz w:val="28"/>
           <w:szCs w:val="28"/>
         </w:rPr>
@@ -14540,7 +14504,7 @@
               <w:bottom w:val="single" w:color="BFBFBF" w:sz="4"/>
               <w:right w:val="single" w:color="BFBFBF" w:sz="4"/>
             </w:tcBorders>
-            <w:shd w:fill="1F4E79" w:val="clear"/>
+            <w:shd w:fill="000000" w:val="clear"/>
             <w:tcMar>
               <w:top w:type="dxa" w:w="80"/>
               <w:left w:type="dxa" w:w="140"/>
@@ -14575,7 +14539,7 @@
               <w:bottom w:val="single" w:color="BFBFBF" w:sz="4"/>
               <w:right w:val="single" w:color="BFBFBF" w:sz="4"/>
             </w:tcBorders>
-            <w:shd w:fill="1F4E79" w:val="clear"/>
+            <w:shd w:fill="000000" w:val="clear"/>
             <w:tcMar>
               <w:top w:type="dxa" w:w="80"/>
               <w:left w:type="dxa" w:w="140"/>
@@ -14610,7 +14574,7 @@
               <w:bottom w:val="single" w:color="BFBFBF" w:sz="4"/>
               <w:right w:val="single" w:color="BFBFBF" w:sz="4"/>
             </w:tcBorders>
-            <w:shd w:fill="1F4E79" w:val="clear"/>
+            <w:shd w:fill="000000" w:val="clear"/>
             <w:tcMar>
               <w:top w:type="dxa" w:w="80"/>
               <w:left w:type="dxa" w:w="140"/>
@@ -14668,7 +14632,7 @@
                 <w:rFonts w:ascii="Times New Roman" w:cs="Times New Roman" w:eastAsia="Times New Roman" w:hAnsi="Times New Roman"/>
                 <w:b/>
                 <w:bCs/>
-                <w:color w:val="2563EB"/>
+                <w:color w:val="000000"/>
                 <w:sz w:val="22"/>
                 <w:szCs w:val="22"/>
               </w:rPr>
@@ -14778,7 +14742,7 @@
                 <w:rFonts w:ascii="Times New Roman" w:cs="Times New Roman" w:eastAsia="Times New Roman" w:hAnsi="Times New Roman"/>
                 <w:b/>
                 <w:bCs/>
-                <w:color w:val="2563EB"/>
+                <w:color w:val="000000"/>
                 <w:sz w:val="22"/>
                 <w:szCs w:val="22"/>
               </w:rPr>
@@ -14888,7 +14852,7 @@
                 <w:rFonts w:ascii="Times New Roman" w:cs="Times New Roman" w:eastAsia="Times New Roman" w:hAnsi="Times New Roman"/>
                 <w:b/>
                 <w:bCs/>
-                <w:color w:val="2563EB"/>
+                <w:color w:val="000000"/>
                 <w:sz w:val="22"/>
                 <w:szCs w:val="22"/>
               </w:rPr>
@@ -14998,7 +14962,7 @@
                 <w:rFonts w:ascii="Times New Roman" w:cs="Times New Roman" w:eastAsia="Times New Roman" w:hAnsi="Times New Roman"/>
                 <w:b/>
                 <w:bCs/>
-                <w:color w:val="2563EB"/>
+                <w:color w:val="000000"/>
                 <w:sz w:val="22"/>
                 <w:szCs w:val="22"/>
               </w:rPr>
@@ -15108,7 +15072,7 @@
                 <w:rFonts w:ascii="Times New Roman" w:cs="Times New Roman" w:eastAsia="Times New Roman" w:hAnsi="Times New Roman"/>
                 <w:b/>
                 <w:bCs/>
-                <w:color w:val="2563EB"/>
+                <w:color w:val="000000"/>
                 <w:sz w:val="22"/>
                 <w:szCs w:val="22"/>
               </w:rPr>
@@ -15207,7 +15171,7 @@
       <w:pPr>
         <w:pStyle w:val="Heading2"/>
         <w:pBdr>
-          <w:bottom w:val="single" w:color="2563EB" w:sz="3" w:space="4"/>
+          <w:bottom w:val="single" w:color="000000" w:sz="3" w:space="4"/>
         </w:pBdr>
         <w:spacing w:after="120" w:before="200"/>
       </w:pPr>
@@ -15216,7 +15180,7 @@
           <w:rFonts w:ascii="Times New Roman" w:cs="Times New Roman" w:eastAsia="Times New Roman" w:hAnsi="Times New Roman"/>
           <w:b/>
           <w:bCs/>
-          <w:color w:val="2563EB"/>
+          <w:color w:val="000000"/>
           <w:sz w:val="28"/>
           <w:szCs w:val="28"/>
         </w:rPr>
@@ -15317,7 +15281,7 @@
               <w:bottom w:val="single" w:color="BFBFBF" w:sz="4"/>
               <w:right w:val="single" w:color="BFBFBF" w:sz="4"/>
             </w:tcBorders>
-            <w:shd w:fill="1F4E79" w:val="clear"/>
+            <w:shd w:fill="000000" w:val="clear"/>
             <w:tcMar>
               <w:top w:type="dxa" w:w="80"/>
               <w:left w:type="dxa" w:w="140"/>
@@ -15352,7 +15316,7 @@
               <w:bottom w:val="single" w:color="BFBFBF" w:sz="4"/>
               <w:right w:val="single" w:color="BFBFBF" w:sz="4"/>
             </w:tcBorders>
-            <w:shd w:fill="1F4E79" w:val="clear"/>
+            <w:shd w:fill="000000" w:val="clear"/>
             <w:tcMar>
               <w:top w:type="dxa" w:w="80"/>
               <w:left w:type="dxa" w:w="140"/>
@@ -15387,7 +15351,7 @@
               <w:bottom w:val="single" w:color="BFBFBF" w:sz="4"/>
               <w:right w:val="single" w:color="BFBFBF" w:sz="4"/>
             </w:tcBorders>
-            <w:shd w:fill="1F4E79" w:val="clear"/>
+            <w:shd w:fill="000000" w:val="clear"/>
             <w:tcMar>
               <w:top w:type="dxa" w:w="80"/>
               <w:left w:type="dxa" w:w="140"/>
@@ -15445,7 +15409,7 @@
                 <w:rFonts w:ascii="Times New Roman" w:cs="Times New Roman" w:eastAsia="Times New Roman" w:hAnsi="Times New Roman"/>
                 <w:b/>
                 <w:bCs/>
-                <w:color w:val="2563EB"/>
+                <w:color w:val="000000"/>
                 <w:sz w:val="22"/>
                 <w:szCs w:val="22"/>
               </w:rPr>
@@ -15555,7 +15519,7 @@
                 <w:rFonts w:ascii="Times New Roman" w:cs="Times New Roman" w:eastAsia="Times New Roman" w:hAnsi="Times New Roman"/>
                 <w:b/>
                 <w:bCs/>
-                <w:color w:val="2563EB"/>
+                <w:color w:val="000000"/>
                 <w:sz w:val="22"/>
                 <w:szCs w:val="22"/>
               </w:rPr>
@@ -15665,7 +15629,7 @@
                 <w:rFonts w:ascii="Times New Roman" w:cs="Times New Roman" w:eastAsia="Times New Roman" w:hAnsi="Times New Roman"/>
                 <w:b/>
                 <w:bCs/>
-                <w:color w:val="2563EB"/>
+                <w:color w:val="000000"/>
                 <w:sz w:val="22"/>
                 <w:szCs w:val="22"/>
               </w:rPr>
@@ -15775,7 +15739,7 @@
                 <w:rFonts w:ascii="Times New Roman" w:cs="Times New Roman" w:eastAsia="Times New Roman" w:hAnsi="Times New Roman"/>
                 <w:b/>
                 <w:bCs/>
-                <w:color w:val="2563EB"/>
+                <w:color w:val="000000"/>
                 <w:sz w:val="22"/>
                 <w:szCs w:val="22"/>
               </w:rPr>
@@ -15885,7 +15849,7 @@
                 <w:rFonts w:ascii="Times New Roman" w:cs="Times New Roman" w:eastAsia="Times New Roman" w:hAnsi="Times New Roman"/>
                 <w:b/>
                 <w:bCs/>
-                <w:color w:val="2563EB"/>
+                <w:color w:val="000000"/>
                 <w:sz w:val="22"/>
                 <w:szCs w:val="22"/>
               </w:rPr>
@@ -15995,7 +15959,7 @@
                 <w:rFonts w:ascii="Times New Roman" w:cs="Times New Roman" w:eastAsia="Times New Roman" w:hAnsi="Times New Roman"/>
                 <w:b/>
                 <w:bCs/>
-                <w:color w:val="2563EB"/>
+                <w:color w:val="000000"/>
                 <w:sz w:val="22"/>
                 <w:szCs w:val="22"/>
               </w:rPr>
@@ -16105,7 +16069,7 @@
                 <w:rFonts w:ascii="Times New Roman" w:cs="Times New Roman" w:eastAsia="Times New Roman" w:hAnsi="Times New Roman"/>
                 <w:b/>
                 <w:bCs/>
-                <w:color w:val="2563EB"/>
+                <w:color w:val="000000"/>
                 <w:sz w:val="22"/>
                 <w:szCs w:val="22"/>
               </w:rPr>
@@ -16215,7 +16179,7 @@
                 <w:rFonts w:ascii="Times New Roman" w:cs="Times New Roman" w:eastAsia="Times New Roman" w:hAnsi="Times New Roman"/>
                 <w:b/>
                 <w:bCs/>
-                <w:color w:val="2563EB"/>
+                <w:color w:val="000000"/>
                 <w:sz w:val="22"/>
                 <w:szCs w:val="22"/>
               </w:rPr>
@@ -16325,7 +16289,7 @@
                 <w:rFonts w:ascii="Times New Roman" w:cs="Times New Roman" w:eastAsia="Times New Roman" w:hAnsi="Times New Roman"/>
                 <w:b/>
                 <w:bCs/>
-                <w:color w:val="2563EB"/>
+                <w:color w:val="000000"/>
                 <w:sz w:val="22"/>
                 <w:szCs w:val="22"/>
               </w:rPr>
@@ -16435,7 +16399,7 @@
                 <w:rFonts w:ascii="Times New Roman" w:cs="Times New Roman" w:eastAsia="Times New Roman" w:hAnsi="Times New Roman"/>
                 <w:b/>
                 <w:bCs/>
-                <w:color w:val="2563EB"/>
+                <w:color w:val="000000"/>
                 <w:sz w:val="22"/>
                 <w:szCs w:val="22"/>
               </w:rPr>
@@ -16545,7 +16509,7 @@
                 <w:rFonts w:ascii="Times New Roman" w:cs="Times New Roman" w:eastAsia="Times New Roman" w:hAnsi="Times New Roman"/>
                 <w:b/>
                 <w:bCs/>
-                <w:color w:val="2563EB"/>
+                <w:color w:val="000000"/>
                 <w:sz w:val="22"/>
                 <w:szCs w:val="22"/>
               </w:rPr>
@@ -16627,8 +16591,9 @@
     </w:tbl>
     <w:p>
       <w:pPr>
-        <w:spacing w:after="120" w:before="80"/>
-        <w:ind w:left="360"/>
+        <w:shd w:fill="F2F2F2" w:val="clear"/>
+        <w:spacing w:after="130" w:before="100"/>
+        <w:ind w:left="200" w:right="200"/>
         <w:jc w:val="both"/>
       </w:pPr>
       <w:r>
@@ -16636,47 +16601,24 @@
           <w:rFonts w:ascii="Times New Roman" w:cs="Times New Roman" w:eastAsia="Times New Roman" w:hAnsi="Times New Roman"/>
           <w:b/>
           <w:bCs/>
-          <w:color w:val="375623"/>
           <w:sz w:val="28"/>
           <w:szCs w:val="28"/>
         </w:rPr>
-        <w:t xml:space="preserve">✔ </w:t>
-      </w:r>
+        <w:t xml:space="preserve">Hai kết quả đi ngược trực giác. Thứ nhất, điểm CGPA gần như không liên quan (r = 0,022) — học giỏi không đồng nghĩa với khỏe mạnh tâm lý. Thứ hai, giới tính hoàn toàn không tạo khác biệt (p = 0,764), nam 58,6% so với nữ 58,5%.</w:t>
+      </w:r>
+    </w:p>
+    <w:p>
+      <w:pPr>
+        <w:shd w:fill="F2F2F2" w:val="clear"/>
+        <w:spacing w:after="130" w:before="100"/>
+        <w:ind w:left="200" w:right="200"/>
+        <w:jc w:val="both"/>
+      </w:pPr>
       <w:r>
         <w:rPr>
           <w:rFonts w:ascii="Times New Roman" w:cs="Times New Roman" w:eastAsia="Times New Roman" w:hAnsi="Times New Roman"/>
           <w:b/>
           <w:bCs/>
-          <w:color w:val="1B2A4A"/>
-          <w:sz w:val="28"/>
-          <w:szCs w:val="28"/>
-        </w:rPr>
-        <w:t xml:space="preserve">Hai kết quả đi ngược trực giác. Thứ nhất, điểm CGPA gần như không liên quan (r = 0,022) — học giỏi không đồng nghĩa với khỏe mạnh tâm lý. Thứ hai, giới tính hoàn toàn không tạo khác biệt (p = 0,764), nam 58,6% so với nữ 58,5%.</w:t>
-      </w:r>
-    </w:p>
-    <w:p>
-      <w:pPr>
-        <w:spacing w:after="120" w:before="80"/>
-        <w:ind w:left="360"/>
-        <w:jc w:val="both"/>
-      </w:pPr>
-      <w:r>
-        <w:rPr>
-          <w:rFonts w:ascii="Times New Roman" w:cs="Times New Roman" w:eastAsia="Times New Roman" w:hAnsi="Times New Roman"/>
-          <w:b/>
-          <w:bCs/>
-          <w:color w:val="375623"/>
-          <w:sz w:val="28"/>
-          <w:szCs w:val="28"/>
-        </w:rPr>
-        <w:t xml:space="preserve">✔ </w:t>
-      </w:r>
-      <w:r>
-        <w:rPr>
-          <w:rFonts w:ascii="Times New Roman" w:cs="Times New Roman" w:eastAsia="Times New Roman" w:hAnsi="Times New Roman"/>
-          <w:b/>
-          <w:bCs/>
-          <w:color w:val="1B2A4A"/>
           <w:sz w:val="28"/>
           <w:szCs w:val="28"/>
         </w:rPr>
@@ -16694,7 +16636,7 @@
           <w:rFonts w:ascii="Times New Roman" w:cs="Times New Roman" w:eastAsia="Times New Roman" w:hAnsi="Times New Roman"/>
           <w:b/>
           <w:bCs/>
-          <w:color w:val="1B2A4A"/>
+          <w:color w:val="000000"/>
           <w:sz w:val="28"/>
           <w:szCs w:val="28"/>
         </w:rPr>
@@ -16783,7 +16725,7 @@
       <w:pPr>
         <w:pStyle w:val="Heading2"/>
         <w:pBdr>
-          <w:bottom w:val="single" w:color="2563EB" w:sz="3" w:space="4"/>
+          <w:bottom w:val="single" w:color="000000" w:sz="3" w:space="4"/>
         </w:pBdr>
         <w:spacing w:after="120" w:before="200"/>
       </w:pPr>
@@ -16792,7 +16734,7 @@
           <w:rFonts w:ascii="Times New Roman" w:cs="Times New Roman" w:eastAsia="Times New Roman" w:hAnsi="Times New Roman"/>
           <w:b/>
           <w:bCs/>
-          <w:color w:val="2563EB"/>
+          <w:color w:val="000000"/>
           <w:sz w:val="28"/>
           <w:szCs w:val="28"/>
         </w:rPr>
@@ -16893,7 +16835,7 @@
               <w:bottom w:val="single" w:color="BFBFBF" w:sz="4"/>
               <w:right w:val="single" w:color="BFBFBF" w:sz="4"/>
             </w:tcBorders>
-            <w:shd w:fill="1F4E79" w:val="clear"/>
+            <w:shd w:fill="000000" w:val="clear"/>
             <w:tcMar>
               <w:top w:type="dxa" w:w="80"/>
               <w:left w:type="dxa" w:w="140"/>
@@ -16928,7 +16870,7 @@
               <w:bottom w:val="single" w:color="BFBFBF" w:sz="4"/>
               <w:right w:val="single" w:color="BFBFBF" w:sz="4"/>
             </w:tcBorders>
-            <w:shd w:fill="1F4E79" w:val="clear"/>
+            <w:shd w:fill="000000" w:val="clear"/>
             <w:tcMar>
               <w:top w:type="dxa" w:w="80"/>
               <w:left w:type="dxa" w:w="140"/>
@@ -16963,7 +16905,7 @@
               <w:bottom w:val="single" w:color="BFBFBF" w:sz="4"/>
               <w:right w:val="single" w:color="BFBFBF" w:sz="4"/>
             </w:tcBorders>
-            <w:shd w:fill="1F4E79" w:val="clear"/>
+            <w:shd w:fill="000000" w:val="clear"/>
             <w:tcMar>
               <w:top w:type="dxa" w:w="80"/>
               <w:left w:type="dxa" w:w="140"/>
@@ -17021,7 +16963,7 @@
                 <w:rFonts w:ascii="Times New Roman" w:cs="Times New Roman" w:eastAsia="Times New Roman" w:hAnsi="Times New Roman"/>
                 <w:b/>
                 <w:bCs/>
-                <w:color w:val="2563EB"/>
+                <w:color w:val="000000"/>
                 <w:sz w:val="22"/>
                 <w:szCs w:val="22"/>
               </w:rPr>
@@ -17131,7 +17073,7 @@
                 <w:rFonts w:ascii="Times New Roman" w:cs="Times New Roman" w:eastAsia="Times New Roman" w:hAnsi="Times New Roman"/>
                 <w:b/>
                 <w:bCs/>
-                <w:color w:val="2563EB"/>
+                <w:color w:val="000000"/>
                 <w:sz w:val="22"/>
                 <w:szCs w:val="22"/>
               </w:rPr>
@@ -17213,8 +17155,11 @@
     </w:tbl>
     <w:p>
       <w:pPr>
-        <w:spacing w:after="120" w:before="80"/>
-        <w:ind w:left="360"/>
+        <w:pBdr>
+          <w:left w:val="single" w:color="595959" w:sz="12" w:space="10"/>
+        </w:pBdr>
+        <w:spacing w:after="130" w:before="90"/>
+        <w:ind w:left="300"/>
         <w:jc w:val="both"/>
       </w:pPr>
       <w:r>
@@ -17222,11 +17167,10 @@
           <w:rFonts w:ascii="Times New Roman" w:cs="Times New Roman" w:eastAsia="Times New Roman" w:hAnsi="Times New Roman"/>
           <w:b/>
           <w:bCs/>
-          <w:color w:val="843C0C"/>
           <w:sz w:val="28"/>
           <w:szCs w:val="28"/>
         </w:rPr>
-        <w:t xml:space="preserve">⚠ Lưu ý: </w:t>
+        <w:t xml:space="preserve">Lưu ý: </w:t>
       </w:r>
       <w:r>
         <w:rPr>
@@ -17243,7 +17187,7 @@
       <w:pPr>
         <w:pStyle w:val="Heading2"/>
         <w:pBdr>
-          <w:bottom w:val="single" w:color="2563EB" w:sz="3" w:space="4"/>
+          <w:bottom w:val="single" w:color="000000" w:sz="3" w:space="4"/>
         </w:pBdr>
         <w:spacing w:after="120" w:before="200"/>
       </w:pPr>
@@ -17252,7 +17196,7 @@
           <w:rFonts w:ascii="Times New Roman" w:cs="Times New Roman" w:eastAsia="Times New Roman" w:hAnsi="Times New Roman"/>
           <w:b/>
           <w:bCs/>
-          <w:color w:val="2563EB"/>
+          <w:color w:val="000000"/>
           <w:sz w:val="28"/>
           <w:szCs w:val="28"/>
         </w:rPr>
@@ -17341,7 +17285,7 @@
       <w:pPr>
         <w:pStyle w:val="Heading2"/>
         <w:pBdr>
-          <w:bottom w:val="single" w:color="2563EB" w:sz="3" w:space="4"/>
+          <w:bottom w:val="single" w:color="000000" w:sz="3" w:space="4"/>
         </w:pBdr>
         <w:spacing w:after="120" w:before="200"/>
       </w:pPr>
@@ -17350,7 +17294,7 @@
           <w:rFonts w:ascii="Times New Roman" w:cs="Times New Roman" w:eastAsia="Times New Roman" w:hAnsi="Times New Roman"/>
           <w:b/>
           <w:bCs/>
-          <w:color w:val="2563EB"/>
+          <w:color w:val="000000"/>
           <w:sz w:val="28"/>
           <w:szCs w:val="28"/>
         </w:rPr>
@@ -17467,7 +17411,7 @@
                 <w:rFonts w:ascii="Times New Roman" w:cs="Times New Roman" w:eastAsia="Times New Roman" w:hAnsi="Times New Roman"/>
                 <w:b/>
                 <w:bCs/>
-                <w:color w:val="2563EB"/>
+                <w:color w:val="000000"/>
                 <w:sz w:val="24"/>
                 <w:szCs w:val="24"/>
               </w:rPr>
@@ -17542,7 +17486,7 @@
                 <w:rFonts w:ascii="Times New Roman" w:cs="Times New Roman" w:eastAsia="Times New Roman" w:hAnsi="Times New Roman"/>
                 <w:b/>
                 <w:bCs/>
-                <w:color w:val="2563EB"/>
+                <w:color w:val="000000"/>
                 <w:sz w:val="24"/>
                 <w:szCs w:val="24"/>
               </w:rPr>
@@ -17617,7 +17561,7 @@
                 <w:rFonts w:ascii="Times New Roman" w:cs="Times New Roman" w:eastAsia="Times New Roman" w:hAnsi="Times New Roman"/>
                 <w:b/>
                 <w:bCs/>
-                <w:color w:val="2563EB"/>
+                <w:color w:val="000000"/>
                 <w:sz w:val="24"/>
                 <w:szCs w:val="24"/>
               </w:rPr>
@@ -17692,7 +17636,7 @@
                 <w:rFonts w:ascii="Times New Roman" w:cs="Times New Roman" w:eastAsia="Times New Roman" w:hAnsi="Times New Roman"/>
                 <w:b/>
                 <w:bCs/>
-                <w:color w:val="2563EB"/>
+                <w:color w:val="000000"/>
                 <w:sz w:val="24"/>
                 <w:szCs w:val="24"/>
               </w:rPr>
@@ -17767,7 +17711,7 @@
                 <w:rFonts w:ascii="Times New Roman" w:cs="Times New Roman" w:eastAsia="Times New Roman" w:hAnsi="Times New Roman"/>
                 <w:b/>
                 <w:bCs/>
-                <w:color w:val="2563EB"/>
+                <w:color w:val="000000"/>
                 <w:sz w:val="24"/>
                 <w:szCs w:val="24"/>
               </w:rPr>
@@ -17814,8 +17758,11 @@
     </w:tbl>
     <w:p>
       <w:pPr>
-        <w:spacing w:after="120" w:before="80"/>
-        <w:ind w:left="360"/>
+        <w:pBdr>
+          <w:left w:val="single" w:color="595959" w:sz="12" w:space="10"/>
+        </w:pBdr>
+        <w:spacing w:after="130" w:before="90"/>
+        <w:ind w:left="300"/>
         <w:jc w:val="both"/>
       </w:pPr>
       <w:r>
@@ -17823,11 +17770,10 @@
           <w:rFonts w:ascii="Times New Roman" w:cs="Times New Roman" w:eastAsia="Times New Roman" w:hAnsi="Times New Roman"/>
           <w:b/>
           <w:bCs/>
-          <w:color w:val="843C0C"/>
           <w:sz w:val="28"/>
           <w:szCs w:val="28"/>
         </w:rPr>
-        <w:t xml:space="preserve">⚠ Lưu ý: </w:t>
+        <w:t xml:space="preserve">Lưu ý: </w:t>
       </w:r>
       <w:r>
         <w:rPr>
@@ -17844,7 +17790,7 @@
       <w:pPr>
         <w:pStyle w:val="Heading2"/>
         <w:pBdr>
-          <w:bottom w:val="single" w:color="2563EB" w:sz="3" w:space="4"/>
+          <w:bottom w:val="single" w:color="000000" w:sz="3" w:space="4"/>
         </w:pBdr>
         <w:spacing w:after="120" w:before="200"/>
       </w:pPr>
@@ -17853,7 +17799,7 @@
           <w:rFonts w:ascii="Times New Roman" w:cs="Times New Roman" w:eastAsia="Times New Roman" w:hAnsi="Times New Roman"/>
           <w:b/>
           <w:bCs/>
-          <w:color w:val="2563EB"/>
+          <w:color w:val="000000"/>
           <w:sz w:val="28"/>
           <w:szCs w:val="28"/>
         </w:rPr>
@@ -17969,7 +17915,7 @@
               <w:bottom w:val="single" w:color="BFBFBF" w:sz="4"/>
               <w:right w:val="single" w:color="BFBFBF" w:sz="4"/>
             </w:tcBorders>
-            <w:shd w:fill="1F4E79" w:val="clear"/>
+            <w:shd w:fill="000000" w:val="clear"/>
             <w:tcMar>
               <w:top w:type="dxa" w:w="80"/>
               <w:left w:type="dxa" w:w="140"/>
@@ -18004,7 +17950,7 @@
               <w:bottom w:val="single" w:color="BFBFBF" w:sz="4"/>
               <w:right w:val="single" w:color="BFBFBF" w:sz="4"/>
             </w:tcBorders>
-            <w:shd w:fill="1F4E79" w:val="clear"/>
+            <w:shd w:fill="000000" w:val="clear"/>
             <w:tcMar>
               <w:top w:type="dxa" w:w="80"/>
               <w:left w:type="dxa" w:w="140"/>
@@ -18039,7 +17985,7 @@
               <w:bottom w:val="single" w:color="BFBFBF" w:sz="4"/>
               <w:right w:val="single" w:color="BFBFBF" w:sz="4"/>
             </w:tcBorders>
-            <w:shd w:fill="1F4E79" w:val="clear"/>
+            <w:shd w:fill="000000" w:val="clear"/>
             <w:tcMar>
               <w:top w:type="dxa" w:w="80"/>
               <w:left w:type="dxa" w:w="140"/>
@@ -18097,7 +18043,7 @@
                 <w:rFonts w:ascii="Times New Roman" w:cs="Times New Roman" w:eastAsia="Times New Roman" w:hAnsi="Times New Roman"/>
                 <w:b/>
                 <w:bCs/>
-                <w:color w:val="2563EB"/>
+                <w:color w:val="000000"/>
                 <w:sz w:val="22"/>
                 <w:szCs w:val="22"/>
               </w:rPr>
@@ -18207,7 +18153,7 @@
                 <w:rFonts w:ascii="Times New Roman" w:cs="Times New Roman" w:eastAsia="Times New Roman" w:hAnsi="Times New Roman"/>
                 <w:b/>
                 <w:bCs/>
-                <w:color w:val="2563EB"/>
+                <w:color w:val="000000"/>
                 <w:sz w:val="22"/>
                 <w:szCs w:val="22"/>
               </w:rPr>
@@ -18317,7 +18263,7 @@
                 <w:rFonts w:ascii="Times New Roman" w:cs="Times New Roman" w:eastAsia="Times New Roman" w:hAnsi="Times New Roman"/>
                 <w:b/>
                 <w:bCs/>
-                <w:color w:val="2563EB"/>
+                <w:color w:val="000000"/>
                 <w:sz w:val="22"/>
                 <w:szCs w:val="22"/>
               </w:rPr>
@@ -18427,7 +18373,7 @@
                 <w:rFonts w:ascii="Times New Roman" w:cs="Times New Roman" w:eastAsia="Times New Roman" w:hAnsi="Times New Roman"/>
                 <w:b/>
                 <w:bCs/>
-                <w:color w:val="2563EB"/>
+                <w:color w:val="000000"/>
                 <w:sz w:val="22"/>
                 <w:szCs w:val="22"/>
               </w:rPr>
@@ -18537,7 +18483,7 @@
                 <w:rFonts w:ascii="Times New Roman" w:cs="Times New Roman" w:eastAsia="Times New Roman" w:hAnsi="Times New Roman"/>
                 <w:b/>
                 <w:bCs/>
-                <w:color w:val="2563EB"/>
+                <w:color w:val="000000"/>
                 <w:sz w:val="22"/>
                 <w:szCs w:val="22"/>
               </w:rPr>
@@ -18647,7 +18593,7 @@
                 <w:rFonts w:ascii="Times New Roman" w:cs="Times New Roman" w:eastAsia="Times New Roman" w:hAnsi="Times New Roman"/>
                 <w:b/>
                 <w:bCs/>
-                <w:color w:val="2563EB"/>
+                <w:color w:val="000000"/>
                 <w:sz w:val="22"/>
                 <w:szCs w:val="22"/>
               </w:rPr>
@@ -18729,8 +18675,9 @@
     </w:tbl>
     <w:p>
       <w:pPr>
-        <w:spacing w:after="120" w:before="80"/>
-        <w:ind w:left="360"/>
+        <w:shd w:fill="F2F2F2" w:val="clear"/>
+        <w:spacing w:after="130" w:before="100"/>
+        <w:ind w:left="200" w:right="200"/>
         <w:jc w:val="both"/>
       </w:pPr>
       <w:r>
@@ -18738,18 +18685,6 @@
           <w:rFonts w:ascii="Times New Roman" w:cs="Times New Roman" w:eastAsia="Times New Roman" w:hAnsi="Times New Roman"/>
           <w:b/>
           <w:bCs/>
-          <w:color w:val="375623"/>
-          <w:sz w:val="28"/>
-          <w:szCs w:val="28"/>
-        </w:rPr>
-        <w:t xml:space="preserve">✔ </w:t>
-      </w:r>
-      <w:r>
-        <w:rPr>
-          <w:rFonts w:ascii="Times New Roman" w:cs="Times New Roman" w:eastAsia="Times New Roman" w:hAnsi="Times New Roman"/>
-          <w:b/>
-          <w:bCs/>
-          <w:color w:val="1B2A4A"/>
           <w:sz w:val="28"/>
           <w:szCs w:val="28"/>
         </w:rPr>
@@ -18760,7 +18695,7 @@
       <w:pPr>
         <w:pStyle w:val="Heading2"/>
         <w:pBdr>
-          <w:bottom w:val="single" w:color="2563EB" w:sz="3" w:space="4"/>
+          <w:bottom w:val="single" w:color="000000" w:sz="3" w:space="4"/>
         </w:pBdr>
         <w:spacing w:after="120" w:before="200"/>
       </w:pPr>
@@ -18769,7 +18704,7 @@
           <w:rFonts w:ascii="Times New Roman" w:cs="Times New Roman" w:eastAsia="Times New Roman" w:hAnsi="Times New Roman"/>
           <w:b/>
           <w:bCs/>
-          <w:color w:val="2563EB"/>
+          <w:color w:val="000000"/>
           <w:sz w:val="28"/>
           <w:szCs w:val="28"/>
         </w:rPr>
@@ -18885,7 +18820,7 @@
               <w:bottom w:val="single" w:color="BFBFBF" w:sz="4"/>
               <w:right w:val="single" w:color="BFBFBF" w:sz="4"/>
             </w:tcBorders>
-            <w:shd w:fill="1F4E79" w:val="clear"/>
+            <w:shd w:fill="000000" w:val="clear"/>
             <w:tcMar>
               <w:top w:type="dxa" w:w="80"/>
               <w:left w:type="dxa" w:w="140"/>
@@ -18920,7 +18855,7 @@
               <w:bottom w:val="single" w:color="BFBFBF" w:sz="4"/>
               <w:right w:val="single" w:color="BFBFBF" w:sz="4"/>
             </w:tcBorders>
-            <w:shd w:fill="1F4E79" w:val="clear"/>
+            <w:shd w:fill="000000" w:val="clear"/>
             <w:tcMar>
               <w:top w:type="dxa" w:w="80"/>
               <w:left w:type="dxa" w:w="140"/>
@@ -18955,7 +18890,7 @@
               <w:bottom w:val="single" w:color="BFBFBF" w:sz="4"/>
               <w:right w:val="single" w:color="BFBFBF" w:sz="4"/>
             </w:tcBorders>
-            <w:shd w:fill="1F4E79" w:val="clear"/>
+            <w:shd w:fill="000000" w:val="clear"/>
             <w:tcMar>
               <w:top w:type="dxa" w:w="80"/>
               <w:left w:type="dxa" w:w="140"/>
@@ -19013,7 +18948,7 @@
                 <w:rFonts w:ascii="Times New Roman" w:cs="Times New Roman" w:eastAsia="Times New Roman" w:hAnsi="Times New Roman"/>
                 <w:b/>
                 <w:bCs/>
-                <w:color w:val="2563EB"/>
+                <w:color w:val="000000"/>
                 <w:sz w:val="22"/>
                 <w:szCs w:val="22"/>
               </w:rPr>
@@ -19123,7 +19058,7 @@
                 <w:rFonts w:ascii="Times New Roman" w:cs="Times New Roman" w:eastAsia="Times New Roman" w:hAnsi="Times New Roman"/>
                 <w:b/>
                 <w:bCs/>
-                <w:color w:val="2563EB"/>
+                <w:color w:val="000000"/>
                 <w:sz w:val="22"/>
                 <w:szCs w:val="22"/>
               </w:rPr>
@@ -19233,7 +19168,7 @@
                 <w:rFonts w:ascii="Times New Roman" w:cs="Times New Roman" w:eastAsia="Times New Roman" w:hAnsi="Times New Roman"/>
                 <w:b/>
                 <w:bCs/>
-                <w:color w:val="2563EB"/>
+                <w:color w:val="000000"/>
                 <w:sz w:val="22"/>
                 <w:szCs w:val="22"/>
               </w:rPr>
@@ -19330,8 +19265,9 @@
     </w:p>
     <w:p>
       <w:pPr>
-        <w:spacing w:after="120" w:before="80"/>
-        <w:ind w:left="360"/>
+        <w:shd w:fill="F2F2F2" w:val="clear"/>
+        <w:spacing w:after="130" w:before="100"/>
+        <w:ind w:left="200" w:right="200"/>
         <w:jc w:val="both"/>
       </w:pPr>
       <w:r>
@@ -19339,18 +19275,6 @@
           <w:rFonts w:ascii="Times New Roman" w:cs="Times New Roman" w:eastAsia="Times New Roman" w:hAnsi="Times New Roman"/>
           <w:b/>
           <w:bCs/>
-          <w:color w:val="375623"/>
-          <w:sz w:val="28"/>
-          <w:szCs w:val="28"/>
-        </w:rPr>
-        <w:t xml:space="preserve">✔ </w:t>
-      </w:r>
-      <w:r>
-        <w:rPr>
-          <w:rFonts w:ascii="Times New Roman" w:cs="Times New Roman" w:eastAsia="Times New Roman" w:hAnsi="Times New Roman"/>
-          <w:b/>
-          <w:bCs/>
-          <w:color w:val="1B2A4A"/>
           <w:sz w:val="28"/>
           <w:szCs w:val="28"/>
         </w:rPr>
@@ -19368,7 +19292,7 @@
     <w:p>
       <w:pPr>
         <w:pStyle w:val="Heading1"/>
-        <w:shd w:fill="1F4E79" w:val="clear"/>
+        <w:shd w:fill="000000" w:val="clear"/>
         <w:spacing w:after="200" w:before="240"/>
       </w:pPr>
       <w:r>
@@ -19387,7 +19311,7 @@
       <w:pPr>
         <w:pStyle w:val="Heading2"/>
         <w:pBdr>
-          <w:bottom w:val="single" w:color="2563EB" w:sz="3" w:space="4"/>
+          <w:bottom w:val="single" w:color="000000" w:sz="3" w:space="4"/>
         </w:pBdr>
         <w:spacing w:after="120" w:before="200"/>
       </w:pPr>
@@ -19396,7 +19320,7 @@
           <w:rFonts w:ascii="Times New Roman" w:cs="Times New Roman" w:eastAsia="Times New Roman" w:hAnsi="Times New Roman"/>
           <w:b/>
           <w:bCs/>
-          <w:color w:val="2563EB"/>
+          <w:color w:val="000000"/>
           <w:sz w:val="28"/>
           <w:szCs w:val="28"/>
         </w:rPr>
@@ -19434,7 +19358,7 @@
               <w:bottom w:val="single" w:color="BFBFBF" w:sz="4"/>
               <w:right w:val="single" w:color="BFBFBF" w:sz="4"/>
             </w:tcBorders>
-            <w:shd w:fill="1F4E79" w:val="clear"/>
+            <w:shd w:fill="000000" w:val="clear"/>
             <w:tcMar>
               <w:top w:type="dxa" w:w="80"/>
               <w:left w:type="dxa" w:w="140"/>
@@ -19469,7 +19393,7 @@
               <w:bottom w:val="single" w:color="BFBFBF" w:sz="4"/>
               <w:right w:val="single" w:color="BFBFBF" w:sz="4"/>
             </w:tcBorders>
-            <w:shd w:fill="1F4E79" w:val="clear"/>
+            <w:shd w:fill="000000" w:val="clear"/>
             <w:tcMar>
               <w:top w:type="dxa" w:w="80"/>
               <w:left w:type="dxa" w:w="140"/>
@@ -19504,7 +19428,7 @@
               <w:bottom w:val="single" w:color="BFBFBF" w:sz="4"/>
               <w:right w:val="single" w:color="BFBFBF" w:sz="4"/>
             </w:tcBorders>
-            <w:shd w:fill="1F4E79" w:val="clear"/>
+            <w:shd w:fill="000000" w:val="clear"/>
             <w:tcMar>
               <w:top w:type="dxa" w:w="80"/>
               <w:left w:type="dxa" w:w="140"/>
@@ -19562,7 +19486,7 @@
                 <w:rFonts w:ascii="Times New Roman" w:cs="Times New Roman" w:eastAsia="Times New Roman" w:hAnsi="Times New Roman"/>
                 <w:b/>
                 <w:bCs/>
-                <w:color w:val="2563EB"/>
+                <w:color w:val="000000"/>
                 <w:sz w:val="22"/>
                 <w:szCs w:val="22"/>
               </w:rPr>
@@ -19672,7 +19596,7 @@
                 <w:rFonts w:ascii="Times New Roman" w:cs="Times New Roman" w:eastAsia="Times New Roman" w:hAnsi="Times New Roman"/>
                 <w:b/>
                 <w:bCs/>
-                <w:color w:val="2563EB"/>
+                <w:color w:val="000000"/>
                 <w:sz w:val="22"/>
                 <w:szCs w:val="22"/>
               </w:rPr>
@@ -19782,7 +19706,7 @@
                 <w:rFonts w:ascii="Times New Roman" w:cs="Times New Roman" w:eastAsia="Times New Roman" w:hAnsi="Times New Roman"/>
                 <w:b/>
                 <w:bCs/>
-                <w:color w:val="2563EB"/>
+                <w:color w:val="000000"/>
                 <w:sz w:val="22"/>
                 <w:szCs w:val="22"/>
               </w:rPr>
@@ -19892,7 +19816,7 @@
                 <w:rFonts w:ascii="Times New Roman" w:cs="Times New Roman" w:eastAsia="Times New Roman" w:hAnsi="Times New Roman"/>
                 <w:b/>
                 <w:bCs/>
-                <w:color w:val="2563EB"/>
+                <w:color w:val="000000"/>
                 <w:sz w:val="22"/>
                 <w:szCs w:val="22"/>
               </w:rPr>
@@ -20002,7 +19926,7 @@
                 <w:rFonts w:ascii="Times New Roman" w:cs="Times New Roman" w:eastAsia="Times New Roman" w:hAnsi="Times New Roman"/>
                 <w:b/>
                 <w:bCs/>
-                <w:color w:val="2563EB"/>
+                <w:color w:val="000000"/>
                 <w:sz w:val="22"/>
                 <w:szCs w:val="22"/>
               </w:rPr>
@@ -20112,7 +20036,7 @@
                 <w:rFonts w:ascii="Times New Roman" w:cs="Times New Roman" w:eastAsia="Times New Roman" w:hAnsi="Times New Roman"/>
                 <w:b/>
                 <w:bCs/>
-                <w:color w:val="2563EB"/>
+                <w:color w:val="000000"/>
                 <w:sz w:val="22"/>
                 <w:szCs w:val="22"/>
               </w:rPr>
@@ -20196,7 +20120,7 @@
       <w:pPr>
         <w:pStyle w:val="Heading2"/>
         <w:pBdr>
-          <w:bottom w:val="single" w:color="2563EB" w:sz="3" w:space="4"/>
+          <w:bottom w:val="single" w:color="000000" w:sz="3" w:space="4"/>
         </w:pBdr>
         <w:spacing w:after="120" w:before="200"/>
       </w:pPr>
@@ -20205,7 +20129,7 @@
           <w:rFonts w:ascii="Times New Roman" w:cs="Times New Roman" w:eastAsia="Times New Roman" w:hAnsi="Times New Roman"/>
           <w:b/>
           <w:bCs/>
-          <w:color w:val="2563EB"/>
+          <w:color w:val="000000"/>
           <w:sz w:val="28"/>
           <w:szCs w:val="28"/>
         </w:rPr>
@@ -20243,7 +20167,7 @@
               <w:bottom w:val="single" w:color="BFBFBF" w:sz="4"/>
               <w:right w:val="single" w:color="BFBFBF" w:sz="4"/>
             </w:tcBorders>
-            <w:shd w:fill="1F4E79" w:val="clear"/>
+            <w:shd w:fill="000000" w:val="clear"/>
             <w:tcMar>
               <w:top w:type="dxa" w:w="80"/>
               <w:left w:type="dxa" w:w="140"/>
@@ -20278,7 +20202,7 @@
               <w:bottom w:val="single" w:color="BFBFBF" w:sz="4"/>
               <w:right w:val="single" w:color="BFBFBF" w:sz="4"/>
             </w:tcBorders>
-            <w:shd w:fill="1F4E79" w:val="clear"/>
+            <w:shd w:fill="000000" w:val="clear"/>
             <w:tcMar>
               <w:top w:type="dxa" w:w="80"/>
               <w:left w:type="dxa" w:w="140"/>
@@ -20313,7 +20237,7 @@
               <w:bottom w:val="single" w:color="BFBFBF" w:sz="4"/>
               <w:right w:val="single" w:color="BFBFBF" w:sz="4"/>
             </w:tcBorders>
-            <w:shd w:fill="1F4E79" w:val="clear"/>
+            <w:shd w:fill="000000" w:val="clear"/>
             <w:tcMar>
               <w:top w:type="dxa" w:w="80"/>
               <w:left w:type="dxa" w:w="140"/>
@@ -20371,7 +20295,7 @@
                 <w:rFonts w:ascii="Times New Roman" w:cs="Times New Roman" w:eastAsia="Times New Roman" w:hAnsi="Times New Roman"/>
                 <w:b/>
                 <w:bCs/>
-                <w:color w:val="2563EB"/>
+                <w:color w:val="000000"/>
                 <w:sz w:val="22"/>
                 <w:szCs w:val="22"/>
               </w:rPr>
@@ -20481,7 +20405,7 @@
                 <w:rFonts w:ascii="Times New Roman" w:cs="Times New Roman" w:eastAsia="Times New Roman" w:hAnsi="Times New Roman"/>
                 <w:b/>
                 <w:bCs/>
-                <w:color w:val="2563EB"/>
+                <w:color w:val="000000"/>
                 <w:sz w:val="22"/>
                 <w:szCs w:val="22"/>
               </w:rPr>
@@ -20591,7 +20515,7 @@
                 <w:rFonts w:ascii="Times New Roman" w:cs="Times New Roman" w:eastAsia="Times New Roman" w:hAnsi="Times New Roman"/>
                 <w:b/>
                 <w:bCs/>
-                <w:color w:val="2563EB"/>
+                <w:color w:val="000000"/>
                 <w:sz w:val="22"/>
                 <w:szCs w:val="22"/>
               </w:rPr>
@@ -20701,7 +20625,7 @@
                 <w:rFonts w:ascii="Times New Roman" w:cs="Times New Roman" w:eastAsia="Times New Roman" w:hAnsi="Times New Roman"/>
                 <w:b/>
                 <w:bCs/>
-                <w:color w:val="2563EB"/>
+                <w:color w:val="000000"/>
                 <w:sz w:val="22"/>
                 <w:szCs w:val="22"/>
               </w:rPr>
@@ -20811,7 +20735,7 @@
                 <w:rFonts w:ascii="Times New Roman" w:cs="Times New Roman" w:eastAsia="Times New Roman" w:hAnsi="Times New Roman"/>
                 <w:b/>
                 <w:bCs/>
-                <w:color w:val="2563EB"/>
+                <w:color w:val="000000"/>
                 <w:sz w:val="22"/>
                 <w:szCs w:val="22"/>
               </w:rPr>
@@ -20921,7 +20845,7 @@
                 <w:rFonts w:ascii="Times New Roman" w:cs="Times New Roman" w:eastAsia="Times New Roman" w:hAnsi="Times New Roman"/>
                 <w:b/>
                 <w:bCs/>
-                <w:color w:val="2563EB"/>
+                <w:color w:val="000000"/>
                 <w:sz w:val="22"/>
                 <w:szCs w:val="22"/>
               </w:rPr>
@@ -21005,7 +20929,7 @@
       <w:pPr>
         <w:pStyle w:val="Heading2"/>
         <w:pBdr>
-          <w:bottom w:val="single" w:color="2563EB" w:sz="3" w:space="4"/>
+          <w:bottom w:val="single" w:color="000000" w:sz="3" w:space="4"/>
         </w:pBdr>
         <w:spacing w:after="120" w:before="200"/>
       </w:pPr>
@@ -21014,7 +20938,7 @@
           <w:rFonts w:ascii="Times New Roman" w:cs="Times New Roman" w:eastAsia="Times New Roman" w:hAnsi="Times New Roman"/>
           <w:b/>
           <w:bCs/>
-          <w:color w:val="2563EB"/>
+          <w:color w:val="000000"/>
           <w:sz w:val="28"/>
           <w:szCs w:val="28"/>
         </w:rPr>
@@ -21052,7 +20976,7 @@
               <w:bottom w:val="single" w:color="BFBFBF" w:sz="4"/>
               <w:right w:val="single" w:color="BFBFBF" w:sz="4"/>
             </w:tcBorders>
-            <w:shd w:fill="1F4E79" w:val="clear"/>
+            <w:shd w:fill="000000" w:val="clear"/>
             <w:tcMar>
               <w:top w:type="dxa" w:w="80"/>
               <w:left w:type="dxa" w:w="140"/>
@@ -21087,7 +21011,7 @@
               <w:bottom w:val="single" w:color="BFBFBF" w:sz="4"/>
               <w:right w:val="single" w:color="BFBFBF" w:sz="4"/>
             </w:tcBorders>
-            <w:shd w:fill="1F4E79" w:val="clear"/>
+            <w:shd w:fill="000000" w:val="clear"/>
             <w:tcMar>
               <w:top w:type="dxa" w:w="80"/>
               <w:left w:type="dxa" w:w="140"/>
@@ -21122,7 +21046,7 @@
               <w:bottom w:val="single" w:color="BFBFBF" w:sz="4"/>
               <w:right w:val="single" w:color="BFBFBF" w:sz="4"/>
             </w:tcBorders>
-            <w:shd w:fill="1F4E79" w:val="clear"/>
+            <w:shd w:fill="000000" w:val="clear"/>
             <w:tcMar>
               <w:top w:type="dxa" w:w="80"/>
               <w:left w:type="dxa" w:w="140"/>
@@ -21180,7 +21104,7 @@
                 <w:rFonts w:ascii="Times New Roman" w:cs="Times New Roman" w:eastAsia="Times New Roman" w:hAnsi="Times New Roman"/>
                 <w:b/>
                 <w:bCs/>
-                <w:color w:val="2563EB"/>
+                <w:color w:val="000000"/>
                 <w:sz w:val="22"/>
                 <w:szCs w:val="22"/>
               </w:rPr>
@@ -21290,7 +21214,7 @@
                 <w:rFonts w:ascii="Times New Roman" w:cs="Times New Roman" w:eastAsia="Times New Roman" w:hAnsi="Times New Roman"/>
                 <w:b/>
                 <w:bCs/>
-                <w:color w:val="2563EB"/>
+                <w:color w:val="000000"/>
                 <w:sz w:val="22"/>
                 <w:szCs w:val="22"/>
               </w:rPr>
@@ -21400,7 +21324,7 @@
                 <w:rFonts w:ascii="Times New Roman" w:cs="Times New Roman" w:eastAsia="Times New Roman" w:hAnsi="Times New Roman"/>
                 <w:b/>
                 <w:bCs/>
-                <w:color w:val="2563EB"/>
+                <w:color w:val="000000"/>
                 <w:sz w:val="22"/>
                 <w:szCs w:val="22"/>
               </w:rPr>
@@ -21510,7 +21434,7 @@
                 <w:rFonts w:ascii="Times New Roman" w:cs="Times New Roman" w:eastAsia="Times New Roman" w:hAnsi="Times New Roman"/>
                 <w:b/>
                 <w:bCs/>
-                <w:color w:val="2563EB"/>
+                <w:color w:val="000000"/>
                 <w:sz w:val="22"/>
                 <w:szCs w:val="22"/>
               </w:rPr>
@@ -21620,7 +21544,7 @@
                 <w:rFonts w:ascii="Times New Roman" w:cs="Times New Roman" w:eastAsia="Times New Roman" w:hAnsi="Times New Roman"/>
                 <w:b/>
                 <w:bCs/>
-                <w:color w:val="2563EB"/>
+                <w:color w:val="000000"/>
                 <w:sz w:val="22"/>
                 <w:szCs w:val="22"/>
               </w:rPr>
@@ -21704,7 +21628,7 @@
       <w:pPr>
         <w:pStyle w:val="Heading2"/>
         <w:pBdr>
-          <w:bottom w:val="single" w:color="2563EB" w:sz="3" w:space="4"/>
+          <w:bottom w:val="single" w:color="000000" w:sz="3" w:space="4"/>
         </w:pBdr>
         <w:spacing w:after="120" w:before="200"/>
       </w:pPr>
@@ -21713,7 +21637,7 @@
           <w:rFonts w:ascii="Times New Roman" w:cs="Times New Roman" w:eastAsia="Times New Roman" w:hAnsi="Times New Roman"/>
           <w:b/>
           <w:bCs/>
-          <w:color w:val="2563EB"/>
+          <w:color w:val="000000"/>
           <w:sz w:val="28"/>
           <w:szCs w:val="28"/>
         </w:rPr>
@@ -21800,7 +21724,7 @@
       <w:pPr>
         <w:pStyle w:val="Heading2"/>
         <w:pBdr>
-          <w:bottom w:val="single" w:color="2563EB" w:sz="3" w:space="4"/>
+          <w:bottom w:val="single" w:color="000000" w:sz="3" w:space="4"/>
         </w:pBdr>
         <w:spacing w:after="120" w:before="200"/>
       </w:pPr>
@@ -21809,7 +21733,7 @@
           <w:rFonts w:ascii="Times New Roman" w:cs="Times New Roman" w:eastAsia="Times New Roman" w:hAnsi="Times New Roman"/>
           <w:b/>
           <w:bCs/>
-          <w:color w:val="2563EB"/>
+          <w:color w:val="000000"/>
           <w:sz w:val="28"/>
           <w:szCs w:val="28"/>
         </w:rPr>
@@ -21848,8 +21772,9 @@
     </w:p>
     <w:p>
       <w:pPr>
-        <w:spacing w:after="120" w:before="80"/>
-        <w:ind w:left="360"/>
+        <w:shd w:fill="F2F2F2" w:val="clear"/>
+        <w:spacing w:after="130" w:before="100"/>
+        <w:ind w:left="200" w:right="200"/>
         <w:jc w:val="both"/>
       </w:pPr>
       <w:r>
@@ -21857,18 +21782,6 @@
           <w:rFonts w:ascii="Times New Roman" w:cs="Times New Roman" w:eastAsia="Times New Roman" w:hAnsi="Times New Roman"/>
           <w:b/>
           <w:bCs/>
-          <w:color w:val="375623"/>
-          <w:sz w:val="28"/>
-          <w:szCs w:val="28"/>
-        </w:rPr>
-        <w:t xml:space="preserve">✔ </w:t>
-      </w:r>
-      <w:r>
-        <w:rPr>
-          <w:rFonts w:ascii="Times New Roman" w:cs="Times New Roman" w:eastAsia="Times New Roman" w:hAnsi="Times New Roman"/>
-          <w:b/>
-          <w:bCs/>
-          <w:color w:val="1B2A4A"/>
           <w:sz w:val="28"/>
           <w:szCs w:val="28"/>
         </w:rPr>
@@ -21879,7 +21792,7 @@
       <w:pPr>
         <w:pStyle w:val="Heading2"/>
         <w:pBdr>
-          <w:bottom w:val="single" w:color="2563EB" w:sz="3" w:space="4"/>
+          <w:bottom w:val="single" w:color="000000" w:sz="3" w:space="4"/>
         </w:pBdr>
         <w:spacing w:after="120" w:before="200"/>
       </w:pPr>
@@ -21888,7 +21801,7 @@
           <w:rFonts w:ascii="Times New Roman" w:cs="Times New Roman" w:eastAsia="Times New Roman" w:hAnsi="Times New Roman"/>
           <w:b/>
           <w:bCs/>
-          <w:color w:val="2563EB"/>
+          <w:color w:val="000000"/>
           <w:sz w:val="28"/>
           <w:szCs w:val="28"/>
         </w:rPr>
@@ -21978,7 +21891,7 @@
     </w:p>
     <w:p>
       <w:pPr>
-        <w:shd w:fill="1F4E79" w:val="clear"/>
+        <w:shd w:fill="000000" w:val="clear"/>
         <w:spacing w:after="200" w:before="200"/>
         <w:jc w:val="center"/>
       </w:pPr>
@@ -22473,7 +22386,7 @@
       <w:rFonts w:ascii="Times New Roman" w:cs="Times New Roman" w:eastAsia="Times New Roman" w:hAnsi="Times New Roman"/>
       <w:b/>
       <w:bCs/>
-      <w:color w:val="2563EB"/>
+      <w:color w:val="000000"/>
       <w:sz w:val="28"/>
       <w:szCs w:val="28"/>
     </w:rPr>
@@ -22491,7 +22404,7 @@
       <w:rFonts w:ascii="Times New Roman" w:cs="Times New Roman" w:eastAsia="Times New Roman" w:hAnsi="Times New Roman"/>
       <w:b/>
       <w:bCs/>
-      <w:color w:val="1B2A4A"/>
+      <w:color w:val="000000"/>
       <w:sz w:val="28"/>
       <w:szCs w:val="28"/>
     </w:rPr>

--- a/BaiTap_PhanTichTamLyHoc/BaoCao_KetQua_PhanTichTamLyHoc.docx
+++ b/BaiTap_PhanTichTamLyHoc/BaoCao_KetQua_PhanTichTamLyHoc.docx
@@ -4,7 +4,7 @@
   <w:body>
     <w:tbl>
       <w:tblPr>
-        <w:tblW w:type="dxa" w:w="8906"/>
+        <w:tblW w:type="dxa" w:w="9071"/>
         <w:tblBorders>
           <w:top w:val="single" w:color="auto" w:sz="4"/>
           <w:left w:val="single" w:color="auto" w:sz="4"/>
@@ -15,13 +15,13 @@
         </w:tblBorders>
       </w:tblPr>
       <w:tblGrid>
-        <w:gridCol w:w="3562"/>
-        <w:gridCol w:w="5344"/>
+        <w:gridCol w:w="3628"/>
+        <w:gridCol w:w="5443"/>
       </w:tblGrid>
       <w:tr>
         <w:tc>
           <w:tcPr>
-            <w:tcW w:type="dxa" w:w="3562"/>
+            <w:tcW w:type="dxa" w:w="3628"/>
             <w:tcBorders>
               <w:top w:val="none" w:color="FFFFFF" w:sz="0"/>
               <w:left w:val="none" w:color="FFFFFF" w:sz="0"/>
@@ -85,7 +85,7 @@
         </w:tc>
         <w:tc>
           <w:tcPr>
-            <w:tcW w:type="dxa" w:w="5344"/>
+            <w:tcW w:type="dxa" w:w="5443"/>
             <w:tcBorders>
               <w:top w:val="none" w:color="FFFFFF" w:sz="0"/>
               <w:left w:val="none" w:color="FFFFFF" w:sz="0"/>
@@ -274,7 +274,7 @@
     </w:p>
     <w:tbl>
       <w:tblPr>
-        <w:tblW w:type="dxa" w:w="8906"/>
+        <w:tblW w:type="dxa" w:w="9071"/>
         <w:tblBorders>
           <w:top w:val="single" w:color="auto" w:sz="4"/>
           <w:left w:val="single" w:color="auto" w:sz="4"/>
@@ -285,9 +285,9 @@
         </w:tblBorders>
       </w:tblPr>
       <w:tblGrid>
-        <w:gridCol w:w="3919"/>
-        <w:gridCol w:w="2494"/>
-        <w:gridCol w:w="2493"/>
+        <w:gridCol w:w="3991"/>
+        <w:gridCol w:w="2540"/>
+        <w:gridCol w:w="2540"/>
       </w:tblGrid>
       <w:tr>
         <w:trPr>
@@ -296,7 +296,7 @@
         </w:trPr>
         <w:tc>
           <w:tcPr>
-            <w:tcW w:type="dxa" w:w="3919"/>
+            <w:tcW w:type="dxa" w:w="3991"/>
             <w:tcBorders>
               <w:top w:val="single" w:color="000000" w:sz="8"/>
               <w:left w:val="single" w:color="000000" w:sz="8"/>
@@ -330,7 +330,7 @@
         </w:tc>
         <w:tc>
           <w:tcPr>
-            <w:tcW w:type="dxa" w:w="2494"/>
+            <w:tcW w:type="dxa" w:w="2540"/>
             <w:tcBorders>
               <w:top w:val="single" w:color="000000" w:sz="8"/>
               <w:left w:val="single" w:color="000000" w:sz="8"/>
@@ -364,7 +364,7 @@
         </w:tc>
         <w:tc>
           <w:tcPr>
-            <w:tcW w:type="dxa" w:w="2493"/>
+            <w:tcW w:type="dxa" w:w="2540"/>
             <w:tcBorders>
               <w:top w:val="single" w:color="000000" w:sz="8"/>
               <w:left w:val="single" w:color="000000" w:sz="8"/>
@@ -403,7 +403,7 @@
         </w:trPr>
         <w:tc>
           <w:tcPr>
-            <w:tcW w:type="dxa" w:w="3919"/>
+            <w:tcW w:type="dxa" w:w="3991"/>
             <w:tcBorders>
               <w:top w:val="single" w:color="000000" w:sz="8"/>
               <w:left w:val="single" w:color="000000" w:sz="8"/>
@@ -437,7 +437,7 @@
         </w:tc>
         <w:tc>
           <w:tcPr>
-            <w:tcW w:type="dxa" w:w="2494"/>
+            <w:tcW w:type="dxa" w:w="2540"/>
             <w:tcBorders>
               <w:top w:val="single" w:color="000000" w:sz="8"/>
               <w:left w:val="single" w:color="000000" w:sz="8"/>
@@ -471,7 +471,7 @@
         </w:tc>
         <w:tc>
           <w:tcPr>
-            <w:tcW w:type="dxa" w:w="2493"/>
+            <w:tcW w:type="dxa" w:w="2540"/>
             <w:tcBorders>
               <w:top w:val="single" w:color="000000" w:sz="8"/>
               <w:left w:val="single" w:color="000000" w:sz="8"/>
@@ -510,7 +510,7 @@
         </w:trPr>
         <w:tc>
           <w:tcPr>
-            <w:tcW w:type="dxa" w:w="3919"/>
+            <w:tcW w:type="dxa" w:w="3991"/>
             <w:tcBorders>
               <w:top w:val="single" w:color="000000" w:sz="8"/>
               <w:left w:val="single" w:color="000000" w:sz="8"/>
@@ -544,7 +544,7 @@
         </w:tc>
         <w:tc>
           <w:tcPr>
-            <w:tcW w:type="dxa" w:w="2494"/>
+            <w:tcW w:type="dxa" w:w="2540"/>
             <w:tcBorders>
               <w:top w:val="single" w:color="000000" w:sz="8"/>
               <w:left w:val="single" w:color="000000" w:sz="8"/>
@@ -578,7 +578,7 @@
         </w:tc>
         <w:tc>
           <w:tcPr>
-            <w:tcW w:type="dxa" w:w="2493"/>
+            <w:tcW w:type="dxa" w:w="2540"/>
             <w:tcBorders>
               <w:top w:val="single" w:color="000000" w:sz="8"/>
               <w:left w:val="single" w:color="000000" w:sz="8"/>
@@ -617,7 +617,7 @@
         </w:trPr>
         <w:tc>
           <w:tcPr>
-            <w:tcW w:type="dxa" w:w="3919"/>
+            <w:tcW w:type="dxa" w:w="3991"/>
             <w:tcBorders>
               <w:top w:val="single" w:color="000000" w:sz="8"/>
               <w:left w:val="single" w:color="000000" w:sz="8"/>
@@ -651,7 +651,7 @@
         </w:tc>
         <w:tc>
           <w:tcPr>
-            <w:tcW w:type="dxa" w:w="2494"/>
+            <w:tcW w:type="dxa" w:w="2540"/>
             <w:tcBorders>
               <w:top w:val="single" w:color="000000" w:sz="8"/>
               <w:left w:val="single" w:color="000000" w:sz="8"/>
@@ -685,7 +685,7 @@
         </w:tc>
         <w:tc>
           <w:tcPr>
-            <w:tcW w:type="dxa" w:w="2493"/>
+            <w:tcW w:type="dxa" w:w="2540"/>
             <w:tcBorders>
               <w:top w:val="single" w:color="000000" w:sz="8"/>
               <w:left w:val="single" w:color="000000" w:sz="8"/>
@@ -724,7 +724,7 @@
         </w:trPr>
         <w:tc>
           <w:tcPr>
-            <w:tcW w:type="dxa" w:w="3919"/>
+            <w:tcW w:type="dxa" w:w="3991"/>
             <w:tcBorders>
               <w:top w:val="single" w:color="000000" w:sz="8"/>
               <w:left w:val="single" w:color="000000" w:sz="8"/>
@@ -758,7 +758,7 @@
         </w:tc>
         <w:tc>
           <w:tcPr>
-            <w:tcW w:type="dxa" w:w="2494"/>
+            <w:tcW w:type="dxa" w:w="2540"/>
             <w:tcBorders>
               <w:top w:val="single" w:color="000000" w:sz="8"/>
               <w:left w:val="single" w:color="000000" w:sz="8"/>
@@ -792,7 +792,7 @@
         </w:tc>
         <w:tc>
           <w:tcPr>
-            <w:tcW w:type="dxa" w:w="2493"/>
+            <w:tcW w:type="dxa" w:w="2540"/>
             <w:tcBorders>
               <w:top w:val="single" w:color="000000" w:sz="8"/>
               <w:left w:val="single" w:color="000000" w:sz="8"/>
@@ -831,7 +831,7 @@
         </w:trPr>
         <w:tc>
           <w:tcPr>
-            <w:tcW w:type="dxa" w:w="3919"/>
+            <w:tcW w:type="dxa" w:w="3991"/>
             <w:tcBorders>
               <w:top w:val="single" w:color="000000" w:sz="8"/>
               <w:left w:val="single" w:color="000000" w:sz="8"/>
@@ -865,7 +865,7 @@
         </w:tc>
         <w:tc>
           <w:tcPr>
-            <w:tcW w:type="dxa" w:w="2494"/>
+            <w:tcW w:type="dxa" w:w="2540"/>
             <w:tcBorders>
               <w:top w:val="single" w:color="000000" w:sz="8"/>
               <w:left w:val="single" w:color="000000" w:sz="8"/>
@@ -899,7 +899,7 @@
         </w:tc>
         <w:tc>
           <w:tcPr>
-            <w:tcW w:type="dxa" w:w="2493"/>
+            <w:tcW w:type="dxa" w:w="2540"/>
             <w:tcBorders>
               <w:top w:val="single" w:color="000000" w:sz="8"/>
               <w:left w:val="single" w:color="000000" w:sz="8"/>
@@ -958,7 +958,7 @@
       <w:pPr>
         <w:sectPr>
           <w:pgSz w:w="11906" w:h="16838" w:orient="portrait"/>
-          <w:pgMar w:top="1300" w:right="1300" w:bottom="1300" w:left="1700" w:header="708" w:footer="708" w:gutter="0"/>
+          <w:pgMar w:top="1134" w:right="1134" w:bottom="1134" w:left="1701" w:header="708" w:footer="708" w:gutter="0"/>
           <w:pgBorders>
             <w:top w:val="double" w:color="000000" w:sz="18" w:space="22"/>
             <w:left w:val="double" w:color="000000" w:sz="18" w:space="22"/>
@@ -993,7 +993,7 @@
     <w:p>
       <w:pPr>
         <w:tabs>
-          <w:tab w:val="right" w:pos="8646" w:leader="dot"/>
+          <w:tab w:val="right" w:pos="8871" w:leader="dot"/>
         </w:tabs>
         <w:spacing w:after="140" w:line="320" w:lineRule="auto"/>
         <w:ind w:left="0"/>
@@ -1028,7 +1028,7 @@
     <w:p>
       <w:pPr>
         <w:tabs>
-          <w:tab w:val="right" w:pos="8646" w:leader="dot"/>
+          <w:tab w:val="right" w:pos="8871" w:leader="dot"/>
         </w:tabs>
         <w:spacing w:after="140" w:line="320" w:lineRule="auto"/>
         <w:ind w:left="0"/>
@@ -1063,7 +1063,7 @@
     <w:p>
       <w:pPr>
         <w:tabs>
-          <w:tab w:val="right" w:pos="8646" w:leader="dot"/>
+          <w:tab w:val="right" w:pos="8871" w:leader="dot"/>
         </w:tabs>
         <w:spacing w:after="70" w:line="320" w:lineRule="auto"/>
         <w:ind w:left="480"/>
@@ -1098,7 +1098,7 @@
     <w:p>
       <w:pPr>
         <w:tabs>
-          <w:tab w:val="right" w:pos="8646" w:leader="dot"/>
+          <w:tab w:val="right" w:pos="8871" w:leader="dot"/>
         </w:tabs>
         <w:spacing w:after="70" w:line="320" w:lineRule="auto"/>
         <w:ind w:left="480"/>
@@ -1133,7 +1133,7 @@
     <w:p>
       <w:pPr>
         <w:tabs>
-          <w:tab w:val="right" w:pos="8646" w:leader="dot"/>
+          <w:tab w:val="right" w:pos="8871" w:leader="dot"/>
         </w:tabs>
         <w:spacing w:after="70" w:line="320" w:lineRule="auto"/>
         <w:ind w:left="480"/>
@@ -1168,7 +1168,7 @@
     <w:p>
       <w:pPr>
         <w:tabs>
-          <w:tab w:val="right" w:pos="8646" w:leader="dot"/>
+          <w:tab w:val="right" w:pos="8871" w:leader="dot"/>
         </w:tabs>
         <w:spacing w:after="70" w:line="320" w:lineRule="auto"/>
         <w:ind w:left="480"/>
@@ -1203,7 +1203,7 @@
     <w:p>
       <w:pPr>
         <w:tabs>
-          <w:tab w:val="right" w:pos="8646" w:leader="dot"/>
+          <w:tab w:val="right" w:pos="8871" w:leader="dot"/>
         </w:tabs>
         <w:spacing w:after="140" w:line="320" w:lineRule="auto"/>
         <w:ind w:left="0"/>
@@ -1232,13 +1232,13 @@
           <w:sz w:val="28"/>
           <w:szCs w:val="28"/>
         </w:rPr>
-        <w:t xml:space="preserve">	7</w:t>
+        <w:t xml:space="preserve">	6</w:t>
       </w:r>
     </w:p>
     <w:p>
       <w:pPr>
         <w:tabs>
-          <w:tab w:val="right" w:pos="8646" w:leader="dot"/>
+          <w:tab w:val="right" w:pos="8871" w:leader="dot"/>
         </w:tabs>
         <w:spacing w:after="70" w:line="320" w:lineRule="auto"/>
         <w:ind w:left="480"/>
@@ -1273,7 +1273,7 @@
     <w:p>
       <w:pPr>
         <w:tabs>
-          <w:tab w:val="right" w:pos="8646" w:leader="dot"/>
+          <w:tab w:val="right" w:pos="8871" w:leader="dot"/>
         </w:tabs>
         <w:spacing w:after="70" w:line="320" w:lineRule="auto"/>
         <w:ind w:left="480"/>
@@ -1308,7 +1308,7 @@
     <w:p>
       <w:pPr>
         <w:tabs>
-          <w:tab w:val="right" w:pos="8646" w:leader="dot"/>
+          <w:tab w:val="right" w:pos="8871" w:leader="dot"/>
         </w:tabs>
         <w:spacing w:after="70" w:line="320" w:lineRule="auto"/>
         <w:ind w:left="480"/>
@@ -1343,7 +1343,7 @@
     <w:p>
       <w:pPr>
         <w:tabs>
-          <w:tab w:val="right" w:pos="8646" w:leader="dot"/>
+          <w:tab w:val="right" w:pos="8871" w:leader="dot"/>
         </w:tabs>
         <w:spacing w:after="70" w:line="320" w:lineRule="auto"/>
         <w:ind w:left="480"/>
@@ -1378,7 +1378,7 @@
     <w:p>
       <w:pPr>
         <w:tabs>
-          <w:tab w:val="right" w:pos="8646" w:leader="dot"/>
+          <w:tab w:val="right" w:pos="8871" w:leader="dot"/>
         </w:tabs>
         <w:spacing w:after="140" w:line="320" w:lineRule="auto"/>
         <w:ind w:left="0"/>
@@ -1407,13 +1407,13 @@
           <w:sz w:val="28"/>
           <w:szCs w:val="28"/>
         </w:rPr>
-        <w:t xml:space="preserve">	10</w:t>
+        <w:t xml:space="preserve">	6</w:t>
       </w:r>
     </w:p>
     <w:p>
       <w:pPr>
         <w:tabs>
-          <w:tab w:val="right" w:pos="8646" w:leader="dot"/>
+          <w:tab w:val="right" w:pos="8871" w:leader="dot"/>
         </w:tabs>
         <w:spacing w:after="70" w:line="320" w:lineRule="auto"/>
         <w:ind w:left="480"/>
@@ -1448,7 +1448,7 @@
     <w:p>
       <w:pPr>
         <w:tabs>
-          <w:tab w:val="right" w:pos="8646" w:leader="dot"/>
+          <w:tab w:val="right" w:pos="8871" w:leader="dot"/>
         </w:tabs>
         <w:spacing w:after="70" w:line="320" w:lineRule="auto"/>
         <w:ind w:left="480"/>
@@ -1483,7 +1483,7 @@
     <w:p>
       <w:pPr>
         <w:tabs>
-          <w:tab w:val="right" w:pos="8646" w:leader="dot"/>
+          <w:tab w:val="right" w:pos="8871" w:leader="dot"/>
         </w:tabs>
         <w:spacing w:after="70" w:line="320" w:lineRule="auto"/>
         <w:ind w:left="480"/>
@@ -1518,7 +1518,7 @@
     <w:p>
       <w:pPr>
         <w:tabs>
-          <w:tab w:val="right" w:pos="8646" w:leader="dot"/>
+          <w:tab w:val="right" w:pos="8871" w:leader="dot"/>
         </w:tabs>
         <w:spacing w:after="140" w:line="320" w:lineRule="auto"/>
         <w:ind w:left="0"/>
@@ -1547,13 +1547,13 @@
           <w:sz w:val="28"/>
           <w:szCs w:val="28"/>
         </w:rPr>
-        <w:t xml:space="preserve">	14</w:t>
+        <w:t xml:space="preserve">	6</w:t>
       </w:r>
     </w:p>
     <w:p>
       <w:pPr>
         <w:tabs>
-          <w:tab w:val="right" w:pos="8646" w:leader="dot"/>
+          <w:tab w:val="right" w:pos="8871" w:leader="dot"/>
         </w:tabs>
         <w:spacing w:after="70" w:line="320" w:lineRule="auto"/>
         <w:ind w:left="480"/>
@@ -1588,7 +1588,7 @@
     <w:p>
       <w:pPr>
         <w:tabs>
-          <w:tab w:val="right" w:pos="8646" w:leader="dot"/>
+          <w:tab w:val="right" w:pos="8871" w:leader="dot"/>
         </w:tabs>
         <w:spacing w:after="70" w:line="320" w:lineRule="auto"/>
         <w:ind w:left="480"/>
@@ -1623,7 +1623,7 @@
     <w:p>
       <w:pPr>
         <w:tabs>
-          <w:tab w:val="right" w:pos="8646" w:leader="dot"/>
+          <w:tab w:val="right" w:pos="8871" w:leader="dot"/>
         </w:tabs>
         <w:spacing w:after="70" w:line="320" w:lineRule="auto"/>
         <w:ind w:left="480"/>
@@ -1658,7 +1658,7 @@
     <w:p>
       <w:pPr>
         <w:tabs>
-          <w:tab w:val="right" w:pos="8646" w:leader="dot"/>
+          <w:tab w:val="right" w:pos="8871" w:leader="dot"/>
         </w:tabs>
         <w:spacing w:after="70" w:line="320" w:lineRule="auto"/>
         <w:ind w:left="480"/>
@@ -1693,7 +1693,7 @@
     <w:p>
       <w:pPr>
         <w:tabs>
-          <w:tab w:val="right" w:pos="8646" w:leader="dot"/>
+          <w:tab w:val="right" w:pos="8871" w:leader="dot"/>
         </w:tabs>
         <w:spacing w:after="140" w:line="320" w:lineRule="auto"/>
         <w:ind w:left="0"/>
@@ -1722,13 +1722,13 @@
           <w:sz w:val="28"/>
           <w:szCs w:val="28"/>
         </w:rPr>
-        <w:t xml:space="preserve">	17</w:t>
+        <w:t xml:space="preserve">	6</w:t>
       </w:r>
     </w:p>
     <w:p>
       <w:pPr>
         <w:tabs>
-          <w:tab w:val="right" w:pos="8646" w:leader="dot"/>
+          <w:tab w:val="right" w:pos="8871" w:leader="dot"/>
         </w:tabs>
         <w:spacing w:after="70" w:line="320" w:lineRule="auto"/>
         <w:ind w:left="480"/>
@@ -1763,7 +1763,7 @@
     <w:p>
       <w:pPr>
         <w:tabs>
-          <w:tab w:val="right" w:pos="8646" w:leader="dot"/>
+          <w:tab w:val="right" w:pos="8871" w:leader="dot"/>
         </w:tabs>
         <w:spacing w:after="70" w:line="320" w:lineRule="auto"/>
         <w:ind w:left="480"/>
@@ -1798,7 +1798,7 @@
     <w:p>
       <w:pPr>
         <w:tabs>
-          <w:tab w:val="right" w:pos="8646" w:leader="dot"/>
+          <w:tab w:val="right" w:pos="8871" w:leader="dot"/>
         </w:tabs>
         <w:spacing w:after="70" w:line="320" w:lineRule="auto"/>
         <w:ind w:left="480"/>
@@ -1833,7 +1833,7 @@
     <w:p>
       <w:pPr>
         <w:tabs>
-          <w:tab w:val="right" w:pos="8646" w:leader="dot"/>
+          <w:tab w:val="right" w:pos="8871" w:leader="dot"/>
         </w:tabs>
         <w:spacing w:after="70" w:line="320" w:lineRule="auto"/>
         <w:ind w:left="480"/>
@@ -1868,7 +1868,7 @@
     <w:p>
       <w:pPr>
         <w:tabs>
-          <w:tab w:val="right" w:pos="8646" w:leader="dot"/>
+          <w:tab w:val="right" w:pos="8871" w:leader="dot"/>
         </w:tabs>
         <w:spacing w:after="70" w:line="320" w:lineRule="auto"/>
         <w:ind w:left="480"/>
@@ -1897,13 +1897,13 @@
           <w:sz w:val="26"/>
           <w:szCs w:val="26"/>
         </w:rPr>
-        <w:t xml:space="preserve">	21</w:t>
+        <w:t xml:space="preserve">	20</w:t>
       </w:r>
     </w:p>
     <w:p>
       <w:pPr>
         <w:tabs>
-          <w:tab w:val="right" w:pos="8646" w:leader="dot"/>
+          <w:tab w:val="right" w:pos="8871" w:leader="dot"/>
         </w:tabs>
         <w:spacing w:after="70" w:line="320" w:lineRule="auto"/>
         <w:ind w:left="480"/>
@@ -1932,13 +1932,13 @@
           <w:sz w:val="26"/>
           <w:szCs w:val="26"/>
         </w:rPr>
-        <w:t xml:space="preserve">	22</w:t>
+        <w:t xml:space="preserve">	21</w:t>
       </w:r>
     </w:p>
     <w:p>
       <w:pPr>
         <w:tabs>
-          <w:tab w:val="right" w:pos="8646" w:leader="dot"/>
+          <w:tab w:val="right" w:pos="8871" w:leader="dot"/>
         </w:tabs>
         <w:spacing w:after="70" w:line="320" w:lineRule="auto"/>
         <w:ind w:left="480"/>
@@ -1967,13 +1967,13 @@
           <w:sz w:val="26"/>
           <w:szCs w:val="26"/>
         </w:rPr>
-        <w:t xml:space="preserve">	23</w:t>
+        <w:t xml:space="preserve">	22</w:t>
       </w:r>
     </w:p>
     <w:p>
       <w:pPr>
         <w:tabs>
-          <w:tab w:val="right" w:pos="8646" w:leader="dot"/>
+          <w:tab w:val="right" w:pos="8871" w:leader="dot"/>
         </w:tabs>
         <w:spacing w:after="140" w:line="320" w:lineRule="auto"/>
         <w:ind w:left="0"/>
@@ -2002,13 +2002,13 @@
           <w:sz w:val="28"/>
           <w:szCs w:val="28"/>
         </w:rPr>
-        <w:t xml:space="preserve">	24</w:t>
+        <w:t xml:space="preserve">	23</w:t>
       </w:r>
     </w:p>
     <w:p>
       <w:pPr>
         <w:tabs>
-          <w:tab w:val="right" w:pos="8646" w:leader="dot"/>
+          <w:tab w:val="right" w:pos="8871" w:leader="dot"/>
         </w:tabs>
         <w:spacing w:after="70" w:line="320" w:lineRule="auto"/>
         <w:ind w:left="480"/>
@@ -2037,13 +2037,13 @@
           <w:sz w:val="26"/>
           <w:szCs w:val="26"/>
         </w:rPr>
-        <w:t xml:space="preserve">	24</w:t>
+        <w:t xml:space="preserve">	23</w:t>
       </w:r>
     </w:p>
     <w:p>
       <w:pPr>
         <w:tabs>
-          <w:tab w:val="right" w:pos="8646" w:leader="dot"/>
+          <w:tab w:val="right" w:pos="8871" w:leader="dot"/>
         </w:tabs>
         <w:spacing w:after="70" w:line="320" w:lineRule="auto"/>
         <w:ind w:left="480"/>
@@ -2072,13 +2072,13 @@
           <w:sz w:val="26"/>
           <w:szCs w:val="26"/>
         </w:rPr>
-        <w:t xml:space="preserve">	24</w:t>
+        <w:t xml:space="preserve">	23</w:t>
       </w:r>
     </w:p>
     <w:p>
       <w:pPr>
         <w:tabs>
-          <w:tab w:val="right" w:pos="8646" w:leader="dot"/>
+          <w:tab w:val="right" w:pos="8871" w:leader="dot"/>
         </w:tabs>
         <w:spacing w:after="70" w:line="320" w:lineRule="auto"/>
         <w:ind w:left="480"/>
@@ -2107,13 +2107,13 @@
           <w:sz w:val="26"/>
           <w:szCs w:val="26"/>
         </w:rPr>
-        <w:t xml:space="preserve">	25</w:t>
+        <w:t xml:space="preserve">	23</w:t>
       </w:r>
     </w:p>
     <w:p>
       <w:pPr>
         <w:tabs>
-          <w:tab w:val="right" w:pos="8646" w:leader="dot"/>
+          <w:tab w:val="right" w:pos="8871" w:leader="dot"/>
         </w:tabs>
         <w:spacing w:after="70" w:line="320" w:lineRule="auto"/>
         <w:ind w:left="480"/>
@@ -2142,13 +2142,13 @@
           <w:sz w:val="26"/>
           <w:szCs w:val="26"/>
         </w:rPr>
-        <w:t xml:space="preserve">	25</w:t>
+        <w:t xml:space="preserve">	24</w:t>
       </w:r>
     </w:p>
     <w:p>
       <w:pPr>
         <w:tabs>
-          <w:tab w:val="right" w:pos="8646" w:leader="dot"/>
+          <w:tab w:val="right" w:pos="8871" w:leader="dot"/>
         </w:tabs>
         <w:spacing w:after="70" w:line="320" w:lineRule="auto"/>
         <w:ind w:left="480"/>
@@ -2177,13 +2177,13 @@
           <w:sz w:val="26"/>
           <w:szCs w:val="26"/>
         </w:rPr>
-        <w:t xml:space="preserve">	25</w:t>
+        <w:t xml:space="preserve">	24</w:t>
       </w:r>
     </w:p>
     <w:p>
       <w:pPr>
         <w:tabs>
-          <w:tab w:val="right" w:pos="8646" w:leader="dot"/>
+          <w:tab w:val="right" w:pos="8871" w:leader="dot"/>
         </w:tabs>
         <w:spacing w:after="70" w:line="320" w:lineRule="auto"/>
         <w:ind w:left="480"/>
@@ -2212,7 +2212,7 @@
           <w:sz w:val="26"/>
           <w:szCs w:val="26"/>
         </w:rPr>
-        <w:t xml:space="preserve">	26</w:t>
+        <w:t xml:space="preserve">	25</w:t>
       </w:r>
     </w:p>
     <w:p>
@@ -2243,7 +2243,7 @@
     </w:p>
     <w:tbl>
       <w:tblPr>
-        <w:tblW w:type="dxa" w:w="8846"/>
+        <w:tblW w:type="dxa" w:w="9071"/>
         <w:tblBorders>
           <w:top w:val="single" w:color="auto" w:sz="4"/>
           <w:left w:val="single" w:color="auto" w:sz="4"/>
@@ -2255,7 +2255,7 @@
       </w:tblPr>
       <w:tblGrid>
         <w:gridCol w:w="800"/>
-        <w:gridCol w:w="8046"/>
+        <w:gridCol w:w="8271"/>
       </w:tblGrid>
       <w:tr>
         <w:trPr>
@@ -2298,7 +2298,7 @@
         </w:tc>
         <w:tc>
           <w:tcPr>
-            <w:tcW w:type="dxa" w:w="8046"/>
+            <w:tcW w:type="dxa" w:w="8271"/>
             <w:tcBorders>
               <w:top w:val="single" w:color="BFBFBF" w:sz="4"/>
               <w:left w:val="single" w:color="BFBFBF" w:sz="4"/>
@@ -2373,7 +2373,7 @@
         </w:tc>
         <w:tc>
           <w:tcPr>
-            <w:tcW w:type="dxa" w:w="8046"/>
+            <w:tcW w:type="dxa" w:w="8271"/>
             <w:tcBorders>
               <w:top w:val="single" w:color="BFBFBF" w:sz="4"/>
               <w:left w:val="single" w:color="BFBFBF" w:sz="4"/>
@@ -2448,7 +2448,7 @@
         </w:tc>
         <w:tc>
           <w:tcPr>
-            <w:tcW w:type="dxa" w:w="8046"/>
+            <w:tcW w:type="dxa" w:w="8271"/>
             <w:tcBorders>
               <w:top w:val="single" w:color="BFBFBF" w:sz="4"/>
               <w:left w:val="single" w:color="BFBFBF" w:sz="4"/>
@@ -2523,7 +2523,7 @@
         </w:tc>
         <w:tc>
           <w:tcPr>
-            <w:tcW w:type="dxa" w:w="8046"/>
+            <w:tcW w:type="dxa" w:w="8271"/>
             <w:tcBorders>
               <w:top w:val="single" w:color="BFBFBF" w:sz="4"/>
               <w:left w:val="single" w:color="BFBFBF" w:sz="4"/>
@@ -2598,7 +2598,7 @@
         </w:tc>
         <w:tc>
           <w:tcPr>
-            <w:tcW w:type="dxa" w:w="8046"/>
+            <w:tcW w:type="dxa" w:w="8271"/>
             <w:tcBorders>
               <w:top w:val="single" w:color="BFBFBF" w:sz="4"/>
               <w:left w:val="single" w:color="BFBFBF" w:sz="4"/>
@@ -2673,7 +2673,7 @@
         </w:tc>
         <w:tc>
           <w:tcPr>
-            <w:tcW w:type="dxa" w:w="8046"/>
+            <w:tcW w:type="dxa" w:w="8271"/>
             <w:tcBorders>
               <w:top w:val="single" w:color="BFBFBF" w:sz="4"/>
               <w:left w:val="single" w:color="BFBFBF" w:sz="4"/>
@@ -2748,7 +2748,7 @@
         </w:tc>
         <w:tc>
           <w:tcPr>
-            <w:tcW w:type="dxa" w:w="8046"/>
+            <w:tcW w:type="dxa" w:w="8271"/>
             <w:tcBorders>
               <w:top w:val="single" w:color="BFBFBF" w:sz="4"/>
               <w:left w:val="single" w:color="BFBFBF" w:sz="4"/>
@@ -2823,7 +2823,7 @@
         </w:tc>
         <w:tc>
           <w:tcPr>
-            <w:tcW w:type="dxa" w:w="8046"/>
+            <w:tcW w:type="dxa" w:w="8271"/>
             <w:tcBorders>
               <w:top w:val="single" w:color="BFBFBF" w:sz="4"/>
               <w:left w:val="single" w:color="BFBFBF" w:sz="4"/>
@@ -2898,7 +2898,7 @@
         </w:tc>
         <w:tc>
           <w:tcPr>
-            <w:tcW w:type="dxa" w:w="8046"/>
+            <w:tcW w:type="dxa" w:w="8271"/>
             <w:tcBorders>
               <w:top w:val="single" w:color="BFBFBF" w:sz="4"/>
               <w:left w:val="single" w:color="BFBFBF" w:sz="4"/>
@@ -2973,7 +2973,7 @@
         </w:tc>
         <w:tc>
           <w:tcPr>
-            <w:tcW w:type="dxa" w:w="8046"/>
+            <w:tcW w:type="dxa" w:w="8271"/>
             <w:tcBorders>
               <w:top w:val="single" w:color="BFBFBF" w:sz="4"/>
               <w:left w:val="single" w:color="BFBFBF" w:sz="4"/>
@@ -3048,7 +3048,7 @@
         </w:tc>
         <w:tc>
           <w:tcPr>
-            <w:tcW w:type="dxa" w:w="8046"/>
+            <w:tcW w:type="dxa" w:w="8271"/>
             <w:tcBorders>
               <w:top w:val="single" w:color="BFBFBF" w:sz="4"/>
               <w:left w:val="single" w:color="BFBFBF" w:sz="4"/>
@@ -3131,7 +3131,7 @@
     </w:p>
     <w:tbl>
       <w:tblPr>
-        <w:tblW w:type="dxa" w:w="8846"/>
+        <w:tblW w:type="dxa" w:w="9071"/>
         <w:tblBorders>
           <w:top w:val="single" w:color="auto" w:sz="4"/>
           <w:left w:val="single" w:color="auto" w:sz="4"/>
@@ -3144,7 +3144,7 @@
       <w:tblGrid>
         <w:gridCol w:w="760"/>
         <w:gridCol w:w="3200"/>
-        <w:gridCol w:w="4886"/>
+        <w:gridCol w:w="5111"/>
       </w:tblGrid>
       <w:tr>
         <w:trPr>
@@ -3223,7 +3223,7 @@
         </w:tc>
         <w:tc>
           <w:tcPr>
-            <w:tcW w:type="dxa" w:w="4886"/>
+            <w:tcW w:type="dxa" w:w="5111"/>
             <w:tcBorders>
               <w:top w:val="single" w:color="BFBFBF" w:sz="4"/>
               <w:left w:val="single" w:color="BFBFBF" w:sz="4"/>
@@ -3333,7 +3333,7 @@
         </w:tc>
         <w:tc>
           <w:tcPr>
-            <w:tcW w:type="dxa" w:w="4886"/>
+            <w:tcW w:type="dxa" w:w="5111"/>
             <w:tcBorders>
               <w:top w:val="single" w:color="BFBFBF" w:sz="4"/>
               <w:left w:val="single" w:color="BFBFBF" w:sz="4"/>
@@ -3443,7 +3443,7 @@
         </w:tc>
         <w:tc>
           <w:tcPr>
-            <w:tcW w:type="dxa" w:w="4886"/>
+            <w:tcW w:type="dxa" w:w="5111"/>
             <w:tcBorders>
               <w:top w:val="single" w:color="BFBFBF" w:sz="4"/>
               <w:left w:val="single" w:color="BFBFBF" w:sz="4"/>
@@ -3553,7 +3553,7 @@
         </w:tc>
         <w:tc>
           <w:tcPr>
-            <w:tcW w:type="dxa" w:w="4886"/>
+            <w:tcW w:type="dxa" w:w="5111"/>
             <w:tcBorders>
               <w:top w:val="single" w:color="BFBFBF" w:sz="4"/>
               <w:left w:val="single" w:color="BFBFBF" w:sz="4"/>
@@ -3663,7 +3663,7 @@
         </w:tc>
         <w:tc>
           <w:tcPr>
-            <w:tcW w:type="dxa" w:w="4886"/>
+            <w:tcW w:type="dxa" w:w="5111"/>
             <w:tcBorders>
               <w:top w:val="single" w:color="BFBFBF" w:sz="4"/>
               <w:left w:val="single" w:color="BFBFBF" w:sz="4"/>
@@ -3773,7 +3773,7 @@
         </w:tc>
         <w:tc>
           <w:tcPr>
-            <w:tcW w:type="dxa" w:w="4886"/>
+            <w:tcW w:type="dxa" w:w="5111"/>
             <w:tcBorders>
               <w:top w:val="single" w:color="BFBFBF" w:sz="4"/>
               <w:left w:val="single" w:color="BFBFBF" w:sz="4"/>
@@ -3840,7 +3840,7 @@
     </w:p>
     <w:tbl>
       <w:tblPr>
-        <w:tblW w:type="dxa" w:w="8846"/>
+        <w:tblW w:type="dxa" w:w="9071"/>
         <w:tblBorders>
           <w:top w:val="single" w:color="auto" w:sz="4"/>
           <w:left w:val="single" w:color="auto" w:sz="4"/>
@@ -3852,7 +3852,7 @@
       </w:tblPr>
       <w:tblGrid>
         <w:gridCol w:w="3200"/>
-        <w:gridCol w:w="5646"/>
+        <w:gridCol w:w="5871"/>
       </w:tblGrid>
       <w:tr>
         <w:trPr>
@@ -3895,7 +3895,7 @@
         </w:tc>
         <w:tc>
           <w:tcPr>
-            <w:tcW w:type="dxa" w:w="5646"/>
+            <w:tcW w:type="dxa" w:w="5871"/>
             <w:tcBorders>
               <w:top w:val="single" w:color="BFBFBF" w:sz="4"/>
               <w:left w:val="single" w:color="BFBFBF" w:sz="4"/>
@@ -3970,7 +3970,7 @@
         </w:tc>
         <w:tc>
           <w:tcPr>
-            <w:tcW w:type="dxa" w:w="5646"/>
+            <w:tcW w:type="dxa" w:w="5871"/>
             <w:tcBorders>
               <w:top w:val="single" w:color="BFBFBF" w:sz="4"/>
               <w:left w:val="single" w:color="BFBFBF" w:sz="4"/>
@@ -4045,7 +4045,7 @@
         </w:tc>
         <w:tc>
           <w:tcPr>
-            <w:tcW w:type="dxa" w:w="5646"/>
+            <w:tcW w:type="dxa" w:w="5871"/>
             <w:tcBorders>
               <w:top w:val="single" w:color="BFBFBF" w:sz="4"/>
               <w:left w:val="single" w:color="BFBFBF" w:sz="4"/>
@@ -4274,7 +4274,7 @@
     </w:p>
     <w:tbl>
       <w:tblPr>
-        <w:tblW w:type="dxa" w:w="8846"/>
+        <w:tblW w:type="dxa" w:w="9071"/>
         <w:tblBorders>
           <w:top w:val="single" w:color="auto" w:sz="4"/>
           <w:left w:val="single" w:color="auto" w:sz="4"/>
@@ -4287,7 +4287,7 @@
       <w:tblGrid>
         <w:gridCol w:w="1500"/>
         <w:gridCol w:w="2900"/>
-        <w:gridCol w:w="4446"/>
+        <w:gridCol w:w="4671"/>
       </w:tblGrid>
       <w:tr>
         <w:trPr>
@@ -4366,7 +4366,7 @@
         </w:tc>
         <w:tc>
           <w:tcPr>
-            <w:tcW w:type="dxa" w:w="4446"/>
+            <w:tcW w:type="dxa" w:w="4671"/>
             <w:tcBorders>
               <w:top w:val="single" w:color="BFBFBF" w:sz="4"/>
               <w:left w:val="single" w:color="BFBFBF" w:sz="4"/>
@@ -4476,7 +4476,7 @@
         </w:tc>
         <w:tc>
           <w:tcPr>
-            <w:tcW w:type="dxa" w:w="4446"/>
+            <w:tcW w:type="dxa" w:w="4671"/>
             <w:tcBorders>
               <w:top w:val="single" w:color="BFBFBF" w:sz="4"/>
               <w:left w:val="single" w:color="BFBFBF" w:sz="4"/>
@@ -4586,7 +4586,7 @@
         </w:tc>
         <w:tc>
           <w:tcPr>
-            <w:tcW w:type="dxa" w:w="4446"/>
+            <w:tcW w:type="dxa" w:w="4671"/>
             <w:tcBorders>
               <w:top w:val="single" w:color="BFBFBF" w:sz="4"/>
               <w:left w:val="single" w:color="BFBFBF" w:sz="4"/>
@@ -4696,7 +4696,7 @@
         </w:tc>
         <w:tc>
           <w:tcPr>
-            <w:tcW w:type="dxa" w:w="4446"/>
+            <w:tcW w:type="dxa" w:w="4671"/>
             <w:tcBorders>
               <w:top w:val="single" w:color="BFBFBF" w:sz="4"/>
               <w:left w:val="single" w:color="BFBFBF" w:sz="4"/>
@@ -4806,7 +4806,7 @@
         </w:tc>
         <w:tc>
           <w:tcPr>
-            <w:tcW w:type="dxa" w:w="4446"/>
+            <w:tcW w:type="dxa" w:w="4671"/>
             <w:tcBorders>
               <w:top w:val="single" w:color="BFBFBF" w:sz="4"/>
               <w:left w:val="single" w:color="BFBFBF" w:sz="4"/>
@@ -4916,7 +4916,7 @@
         </w:tc>
         <w:tc>
           <w:tcPr>
-            <w:tcW w:type="dxa" w:w="4446"/>
+            <w:tcW w:type="dxa" w:w="4671"/>
             <w:tcBorders>
               <w:top w:val="single" w:color="BFBFBF" w:sz="4"/>
               <w:left w:val="single" w:color="BFBFBF" w:sz="4"/>
@@ -5026,7 +5026,7 @@
         </w:tc>
         <w:tc>
           <w:tcPr>
-            <w:tcW w:type="dxa" w:w="4446"/>
+            <w:tcW w:type="dxa" w:w="4671"/>
             <w:tcBorders>
               <w:top w:val="single" w:color="BFBFBF" w:sz="4"/>
               <w:left w:val="single" w:color="BFBFBF" w:sz="4"/>
@@ -5124,7 +5124,7 @@
     </w:p>
     <w:tbl>
       <w:tblPr>
-        <w:tblW w:type="dxa" w:w="8846"/>
+        <w:tblW w:type="dxa" w:w="9071"/>
         <w:tblBorders>
           <w:top w:val="single" w:color="auto" w:sz="4"/>
           <w:left w:val="single" w:color="auto" w:sz="4"/>
@@ -5137,7 +5137,7 @@
       <w:tblGrid>
         <w:gridCol w:w="2300"/>
         <w:gridCol w:w="2100"/>
-        <w:gridCol w:w="4446"/>
+        <w:gridCol w:w="4671"/>
       </w:tblGrid>
       <w:tr>
         <w:trPr>
@@ -5216,7 +5216,7 @@
         </w:tc>
         <w:tc>
           <w:tcPr>
-            <w:tcW w:type="dxa" w:w="4446"/>
+            <w:tcW w:type="dxa" w:w="4671"/>
             <w:tcBorders>
               <w:top w:val="single" w:color="BFBFBF" w:sz="4"/>
               <w:left w:val="single" w:color="BFBFBF" w:sz="4"/>
@@ -5326,7 +5326,7 @@
         </w:tc>
         <w:tc>
           <w:tcPr>
-            <w:tcW w:type="dxa" w:w="4446"/>
+            <w:tcW w:type="dxa" w:w="4671"/>
             <w:tcBorders>
               <w:top w:val="single" w:color="BFBFBF" w:sz="4"/>
               <w:left w:val="single" w:color="BFBFBF" w:sz="4"/>
@@ -5436,7 +5436,7 @@
         </w:tc>
         <w:tc>
           <w:tcPr>
-            <w:tcW w:type="dxa" w:w="4446"/>
+            <w:tcW w:type="dxa" w:w="4671"/>
             <w:tcBorders>
               <w:top w:val="single" w:color="BFBFBF" w:sz="4"/>
               <w:left w:val="single" w:color="BFBFBF" w:sz="4"/>
@@ -5546,7 +5546,7 @@
         </w:tc>
         <w:tc>
           <w:tcPr>
-            <w:tcW w:type="dxa" w:w="4446"/>
+            <w:tcW w:type="dxa" w:w="4671"/>
             <w:tcBorders>
               <w:top w:val="single" w:color="BFBFBF" w:sz="4"/>
               <w:left w:val="single" w:color="BFBFBF" w:sz="4"/>
@@ -5656,7 +5656,7 @@
         </w:tc>
         <w:tc>
           <w:tcPr>
-            <w:tcW w:type="dxa" w:w="4446"/>
+            <w:tcW w:type="dxa" w:w="4671"/>
             <w:tcBorders>
               <w:top w:val="single" w:color="BFBFBF" w:sz="4"/>
               <w:left w:val="single" w:color="BFBFBF" w:sz="4"/>
@@ -5766,7 +5766,7 @@
         </w:tc>
         <w:tc>
           <w:tcPr>
-            <w:tcW w:type="dxa" w:w="4446"/>
+            <w:tcW w:type="dxa" w:w="4671"/>
             <w:tcBorders>
               <w:top w:val="single" w:color="BFBFBF" w:sz="4"/>
               <w:left w:val="single" w:color="BFBFBF" w:sz="4"/>
@@ -5823,7 +5823,7 @@
     </w:p>
     <w:tbl>
       <w:tblPr>
-        <w:tblW w:type="dxa" w:w="8846"/>
+        <w:tblW w:type="dxa" w:w="9071"/>
         <w:tblBorders>
           <w:top w:val="single" w:color="auto" w:sz="4"/>
           <w:left w:val="single" w:color="auto" w:sz="4"/>
@@ -5836,7 +5836,7 @@
       <w:tblGrid>
         <w:gridCol w:w="600"/>
         <w:gridCol w:w="2300"/>
-        <w:gridCol w:w="5946"/>
+        <w:gridCol w:w="6171"/>
       </w:tblGrid>
       <w:tr>
         <w:trPr>
@@ -5915,7 +5915,7 @@
         </w:tc>
         <w:tc>
           <w:tcPr>
-            <w:tcW w:type="dxa" w:w="5946"/>
+            <w:tcW w:type="dxa" w:w="6171"/>
             <w:tcBorders>
               <w:top w:val="single" w:color="BFBFBF" w:sz="4"/>
               <w:left w:val="single" w:color="BFBFBF" w:sz="4"/>
@@ -6025,7 +6025,7 @@
         </w:tc>
         <w:tc>
           <w:tcPr>
-            <w:tcW w:type="dxa" w:w="5946"/>
+            <w:tcW w:type="dxa" w:w="6171"/>
             <w:tcBorders>
               <w:top w:val="single" w:color="BFBFBF" w:sz="4"/>
               <w:left w:val="single" w:color="BFBFBF" w:sz="4"/>
@@ -6135,7 +6135,7 @@
         </w:tc>
         <w:tc>
           <w:tcPr>
-            <w:tcW w:type="dxa" w:w="5946"/>
+            <w:tcW w:type="dxa" w:w="6171"/>
             <w:tcBorders>
               <w:top w:val="single" w:color="BFBFBF" w:sz="4"/>
               <w:left w:val="single" w:color="BFBFBF" w:sz="4"/>
@@ -6245,7 +6245,7 @@
         </w:tc>
         <w:tc>
           <w:tcPr>
-            <w:tcW w:type="dxa" w:w="5946"/>
+            <w:tcW w:type="dxa" w:w="6171"/>
             <w:tcBorders>
               <w:top w:val="single" w:color="BFBFBF" w:sz="4"/>
               <w:left w:val="single" w:color="BFBFBF" w:sz="4"/>
@@ -6355,7 +6355,7 @@
         </w:tc>
         <w:tc>
           <w:tcPr>
-            <w:tcW w:type="dxa" w:w="5946"/>
+            <w:tcW w:type="dxa" w:w="6171"/>
             <w:tcBorders>
               <w:top w:val="single" w:color="BFBFBF" w:sz="4"/>
               <w:left w:val="single" w:color="BFBFBF" w:sz="4"/>
@@ -6465,7 +6465,7 @@
         </w:tc>
         <w:tc>
           <w:tcPr>
-            <w:tcW w:type="dxa" w:w="5946"/>
+            <w:tcW w:type="dxa" w:w="6171"/>
             <w:tcBorders>
               <w:top w:val="single" w:color="BFBFBF" w:sz="4"/>
               <w:left w:val="single" w:color="BFBFBF" w:sz="4"/>
@@ -7098,7 +7098,7 @@
     </w:p>
     <w:tbl>
       <w:tblPr>
-        <w:tblW w:type="dxa" w:w="8846"/>
+        <w:tblW w:type="dxa" w:w="9071"/>
         <w:tblBorders>
           <w:top w:val="single" w:color="auto" w:sz="4"/>
           <w:left w:val="single" w:color="auto" w:sz="4"/>
@@ -7110,7 +7110,7 @@
       </w:tblPr>
       <w:tblGrid>
         <w:gridCol w:w="3400"/>
-        <w:gridCol w:w="5446"/>
+        <w:gridCol w:w="5671"/>
       </w:tblGrid>
       <w:tr>
         <w:trPr>
@@ -7153,7 +7153,7 @@
         </w:tc>
         <w:tc>
           <w:tcPr>
-            <w:tcW w:type="dxa" w:w="5446"/>
+            <w:tcW w:type="dxa" w:w="5671"/>
             <w:tcBorders>
               <w:top w:val="single" w:color="BFBFBF" w:sz="4"/>
               <w:left w:val="single" w:color="BFBFBF" w:sz="4"/>
@@ -7228,7 +7228,7 @@
         </w:tc>
         <w:tc>
           <w:tcPr>
-            <w:tcW w:type="dxa" w:w="5446"/>
+            <w:tcW w:type="dxa" w:w="5671"/>
             <w:tcBorders>
               <w:top w:val="single" w:color="BFBFBF" w:sz="4"/>
               <w:left w:val="single" w:color="BFBFBF" w:sz="4"/>
@@ -7303,7 +7303,7 @@
         </w:tc>
         <w:tc>
           <w:tcPr>
-            <w:tcW w:type="dxa" w:w="5446"/>
+            <w:tcW w:type="dxa" w:w="5671"/>
             <w:tcBorders>
               <w:top w:val="single" w:color="BFBFBF" w:sz="4"/>
               <w:left w:val="single" w:color="BFBFBF" w:sz="4"/>
@@ -7378,7 +7378,7 @@
         </w:tc>
         <w:tc>
           <w:tcPr>
-            <w:tcW w:type="dxa" w:w="5446"/>
+            <w:tcW w:type="dxa" w:w="5671"/>
             <w:tcBorders>
               <w:top w:val="single" w:color="BFBFBF" w:sz="4"/>
               <w:left w:val="single" w:color="BFBFBF" w:sz="4"/>
@@ -7453,7 +7453,7 @@
         </w:tc>
         <w:tc>
           <w:tcPr>
-            <w:tcW w:type="dxa" w:w="5446"/>
+            <w:tcW w:type="dxa" w:w="5671"/>
             <w:tcBorders>
               <w:top w:val="single" w:color="BFBFBF" w:sz="4"/>
               <w:left w:val="single" w:color="BFBFBF" w:sz="4"/>
@@ -7528,7 +7528,7 @@
         </w:tc>
         <w:tc>
           <w:tcPr>
-            <w:tcW w:type="dxa" w:w="5446"/>
+            <w:tcW w:type="dxa" w:w="5671"/>
             <w:tcBorders>
               <w:top w:val="single" w:color="BFBFBF" w:sz="4"/>
               <w:left w:val="single" w:color="BFBFBF" w:sz="4"/>
@@ -7603,7 +7603,7 @@
         </w:tc>
         <w:tc>
           <w:tcPr>
-            <w:tcW w:type="dxa" w:w="5446"/>
+            <w:tcW w:type="dxa" w:w="5671"/>
             <w:tcBorders>
               <w:top w:val="single" w:color="BFBFBF" w:sz="4"/>
               <w:left w:val="single" w:color="BFBFBF" w:sz="4"/>
@@ -7678,7 +7678,7 @@
         </w:tc>
         <w:tc>
           <w:tcPr>
-            <w:tcW w:type="dxa" w:w="5446"/>
+            <w:tcW w:type="dxa" w:w="5671"/>
             <w:tcBorders>
               <w:top w:val="single" w:color="BFBFBF" w:sz="4"/>
               <w:left w:val="single" w:color="BFBFBF" w:sz="4"/>
@@ -7750,7 +7750,7 @@
     </w:p>
     <w:tbl>
       <w:tblPr>
-        <w:tblW w:type="dxa" w:w="8846"/>
+        <w:tblW w:type="dxa" w:w="9071"/>
         <w:tblBorders>
           <w:top w:val="single" w:color="auto" w:sz="4"/>
           <w:left w:val="single" w:color="auto" w:sz="4"/>
@@ -7763,7 +7763,7 @@
       <w:tblGrid>
         <w:gridCol w:w="2200"/>
         <w:gridCol w:w="1100"/>
-        <w:gridCol w:w="5546"/>
+        <w:gridCol w:w="5771"/>
       </w:tblGrid>
       <w:tr>
         <w:trPr>
@@ -7842,7 +7842,7 @@
         </w:tc>
         <w:tc>
           <w:tcPr>
-            <w:tcW w:type="dxa" w:w="5546"/>
+            <w:tcW w:type="dxa" w:w="5771"/>
             <w:tcBorders>
               <w:top w:val="single" w:color="BFBFBF" w:sz="4"/>
               <w:left w:val="single" w:color="BFBFBF" w:sz="4"/>
@@ -7952,7 +7952,7 @@
         </w:tc>
         <w:tc>
           <w:tcPr>
-            <w:tcW w:type="dxa" w:w="5546"/>
+            <w:tcW w:type="dxa" w:w="5771"/>
             <w:tcBorders>
               <w:top w:val="single" w:color="BFBFBF" w:sz="4"/>
               <w:left w:val="single" w:color="BFBFBF" w:sz="4"/>
@@ -8062,7 +8062,7 @@
         </w:tc>
         <w:tc>
           <w:tcPr>
-            <w:tcW w:type="dxa" w:w="5546"/>
+            <w:tcW w:type="dxa" w:w="5771"/>
             <w:tcBorders>
               <w:top w:val="single" w:color="BFBFBF" w:sz="4"/>
               <w:left w:val="single" w:color="BFBFBF" w:sz="4"/>
@@ -8172,7 +8172,7 @@
         </w:tc>
         <w:tc>
           <w:tcPr>
-            <w:tcW w:type="dxa" w:w="5546"/>
+            <w:tcW w:type="dxa" w:w="5771"/>
             <w:tcBorders>
               <w:top w:val="single" w:color="BFBFBF" w:sz="4"/>
               <w:left w:val="single" w:color="BFBFBF" w:sz="4"/>
@@ -8282,7 +8282,7 @@
         </w:tc>
         <w:tc>
           <w:tcPr>
-            <w:tcW w:type="dxa" w:w="5546"/>
+            <w:tcW w:type="dxa" w:w="5771"/>
             <w:tcBorders>
               <w:top w:val="single" w:color="BFBFBF" w:sz="4"/>
               <w:left w:val="single" w:color="BFBFBF" w:sz="4"/>
@@ -8392,7 +8392,7 @@
         </w:tc>
         <w:tc>
           <w:tcPr>
-            <w:tcW w:type="dxa" w:w="5546"/>
+            <w:tcW w:type="dxa" w:w="5771"/>
             <w:tcBorders>
               <w:top w:val="single" w:color="BFBFBF" w:sz="4"/>
               <w:left w:val="single" w:color="BFBFBF" w:sz="4"/>
@@ -8530,7 +8530,7 @@
     </w:p>
     <w:tbl>
       <w:tblPr>
-        <w:tblW w:type="dxa" w:w="8846"/>
+        <w:tblW w:type="dxa" w:w="9071"/>
         <w:tblBorders>
           <w:top w:val="single" w:color="auto" w:sz="4"/>
           <w:left w:val="single" w:color="auto" w:sz="4"/>
@@ -8542,7 +8542,7 @@
       </w:tblPr>
       <w:tblGrid>
         <w:gridCol w:w="3400"/>
-        <w:gridCol w:w="5446"/>
+        <w:gridCol w:w="5671"/>
       </w:tblGrid>
       <w:tr>
         <w:trPr>
@@ -8585,7 +8585,7 @@
         </w:tc>
         <w:tc>
           <w:tcPr>
-            <w:tcW w:type="dxa" w:w="5446"/>
+            <w:tcW w:type="dxa" w:w="5671"/>
             <w:tcBorders>
               <w:top w:val="single" w:color="BFBFBF" w:sz="4"/>
               <w:left w:val="single" w:color="BFBFBF" w:sz="4"/>
@@ -8660,7 +8660,7 @@
         </w:tc>
         <w:tc>
           <w:tcPr>
-            <w:tcW w:type="dxa" w:w="5446"/>
+            <w:tcW w:type="dxa" w:w="5671"/>
             <w:tcBorders>
               <w:top w:val="single" w:color="BFBFBF" w:sz="4"/>
               <w:left w:val="single" w:color="BFBFBF" w:sz="4"/>
@@ -8735,7 +8735,7 @@
         </w:tc>
         <w:tc>
           <w:tcPr>
-            <w:tcW w:type="dxa" w:w="5446"/>
+            <w:tcW w:type="dxa" w:w="5671"/>
             <w:tcBorders>
               <w:top w:val="single" w:color="BFBFBF" w:sz="4"/>
               <w:left w:val="single" w:color="BFBFBF" w:sz="4"/>
@@ -8810,7 +8810,7 @@
         </w:tc>
         <w:tc>
           <w:tcPr>
-            <w:tcW w:type="dxa" w:w="5446"/>
+            <w:tcW w:type="dxa" w:w="5671"/>
             <w:tcBorders>
               <w:top w:val="single" w:color="BFBFBF" w:sz="4"/>
               <w:left w:val="single" w:color="BFBFBF" w:sz="4"/>
@@ -9024,7 +9024,7 @@
     </w:p>
     <w:tbl>
       <w:tblPr>
-        <w:tblW w:type="dxa" w:w="8846"/>
+        <w:tblW w:type="dxa" w:w="9071"/>
         <w:tblBorders>
           <w:top w:val="single" w:color="auto" w:sz="4"/>
           <w:left w:val="single" w:color="auto" w:sz="4"/>
@@ -9037,7 +9037,7 @@
       <w:tblGrid>
         <w:gridCol w:w="2200"/>
         <w:gridCol w:w="1100"/>
-        <w:gridCol w:w="5546"/>
+        <w:gridCol w:w="5771"/>
       </w:tblGrid>
       <w:tr>
         <w:trPr>
@@ -9116,7 +9116,7 @@
         </w:tc>
         <w:tc>
           <w:tcPr>
-            <w:tcW w:type="dxa" w:w="5546"/>
+            <w:tcW w:type="dxa" w:w="5771"/>
             <w:tcBorders>
               <w:top w:val="single" w:color="BFBFBF" w:sz="4"/>
               <w:left w:val="single" w:color="BFBFBF" w:sz="4"/>
@@ -9226,7 +9226,7 @@
         </w:tc>
         <w:tc>
           <w:tcPr>
-            <w:tcW w:type="dxa" w:w="5546"/>
+            <w:tcW w:type="dxa" w:w="5771"/>
             <w:tcBorders>
               <w:top w:val="single" w:color="BFBFBF" w:sz="4"/>
               <w:left w:val="single" w:color="BFBFBF" w:sz="4"/>
@@ -9336,7 +9336,7 @@
         </w:tc>
         <w:tc>
           <w:tcPr>
-            <w:tcW w:type="dxa" w:w="5546"/>
+            <w:tcW w:type="dxa" w:w="5771"/>
             <w:tcBorders>
               <w:top w:val="single" w:color="BFBFBF" w:sz="4"/>
               <w:left w:val="single" w:color="BFBFBF" w:sz="4"/>
@@ -9446,7 +9446,7 @@
         </w:tc>
         <w:tc>
           <w:tcPr>
-            <w:tcW w:type="dxa" w:w="5546"/>
+            <w:tcW w:type="dxa" w:w="5771"/>
             <w:tcBorders>
               <w:top w:val="single" w:color="BFBFBF" w:sz="4"/>
               <w:left w:val="single" w:color="BFBFBF" w:sz="4"/>
@@ -9658,7 +9658,7 @@
     </w:p>
     <w:tbl>
       <w:tblPr>
-        <w:tblW w:type="dxa" w:w="8846"/>
+        <w:tblW w:type="dxa" w:w="9071"/>
         <w:tblBorders>
           <w:top w:val="single" w:color="auto" w:sz="4"/>
           <w:left w:val="single" w:color="auto" w:sz="4"/>
@@ -9670,7 +9670,7 @@
       </w:tblPr>
       <w:tblGrid>
         <w:gridCol w:w="3800"/>
-        <w:gridCol w:w="5046"/>
+        <w:gridCol w:w="5271"/>
       </w:tblGrid>
       <w:tr>
         <w:trPr>
@@ -9713,7 +9713,7 @@
         </w:tc>
         <w:tc>
           <w:tcPr>
-            <w:tcW w:type="dxa" w:w="5046"/>
+            <w:tcW w:type="dxa" w:w="5271"/>
             <w:tcBorders>
               <w:top w:val="single" w:color="BFBFBF" w:sz="4"/>
               <w:left w:val="single" w:color="BFBFBF" w:sz="4"/>
@@ -9788,7 +9788,7 @@
         </w:tc>
         <w:tc>
           <w:tcPr>
-            <w:tcW w:type="dxa" w:w="5046"/>
+            <w:tcW w:type="dxa" w:w="5271"/>
             <w:tcBorders>
               <w:top w:val="single" w:color="BFBFBF" w:sz="4"/>
               <w:left w:val="single" w:color="BFBFBF" w:sz="4"/>
@@ -9893,7 +9893,7 @@
     </w:p>
     <w:tbl>
       <w:tblPr>
-        <w:tblW w:type="dxa" w:w="8846"/>
+        <w:tblW w:type="dxa" w:w="9071"/>
         <w:tblBorders>
           <w:top w:val="single" w:color="auto" w:sz="4"/>
           <w:left w:val="single" w:color="auto" w:sz="4"/>
@@ -9906,7 +9906,7 @@
       <w:tblGrid>
         <w:gridCol w:w="2300"/>
         <w:gridCol w:w="2200"/>
-        <w:gridCol w:w="4346"/>
+        <w:gridCol w:w="4571"/>
       </w:tblGrid>
       <w:tr>
         <w:trPr>
@@ -9985,7 +9985,7 @@
         </w:tc>
         <w:tc>
           <w:tcPr>
-            <w:tcW w:type="dxa" w:w="4346"/>
+            <w:tcW w:type="dxa" w:w="4571"/>
             <w:tcBorders>
               <w:top w:val="single" w:color="BFBFBF" w:sz="4"/>
               <w:left w:val="single" w:color="BFBFBF" w:sz="4"/>
@@ -10095,7 +10095,7 @@
         </w:tc>
         <w:tc>
           <w:tcPr>
-            <w:tcW w:type="dxa" w:w="4346"/>
+            <w:tcW w:type="dxa" w:w="4571"/>
             <w:tcBorders>
               <w:top w:val="single" w:color="BFBFBF" w:sz="4"/>
               <w:left w:val="single" w:color="BFBFBF" w:sz="4"/>
@@ -10205,7 +10205,7 @@
         </w:tc>
         <w:tc>
           <w:tcPr>
-            <w:tcW w:type="dxa" w:w="4346"/>
+            <w:tcW w:type="dxa" w:w="4571"/>
             <w:tcBorders>
               <w:top w:val="single" w:color="BFBFBF" w:sz="4"/>
               <w:left w:val="single" w:color="BFBFBF" w:sz="4"/>
@@ -10315,7 +10315,7 @@
         </w:tc>
         <w:tc>
           <w:tcPr>
-            <w:tcW w:type="dxa" w:w="4346"/>
+            <w:tcW w:type="dxa" w:w="4571"/>
             <w:tcBorders>
               <w:top w:val="single" w:color="BFBFBF" w:sz="4"/>
               <w:left w:val="single" w:color="BFBFBF" w:sz="4"/>
@@ -10385,7 +10385,7 @@
     </w:p>
     <w:tbl>
       <w:tblPr>
-        <w:tblW w:type="dxa" w:w="8846"/>
+        <w:tblW w:type="dxa" w:w="9071"/>
         <w:tblBorders>
           <w:top w:val="single" w:color="auto" w:sz="4"/>
           <w:left w:val="single" w:color="auto" w:sz="4"/>
@@ -10398,7 +10398,7 @@
       <w:tblGrid>
         <w:gridCol w:w="2300"/>
         <w:gridCol w:w="1800"/>
-        <w:gridCol w:w="4746"/>
+        <w:gridCol w:w="4971"/>
       </w:tblGrid>
       <w:tr>
         <w:trPr>
@@ -10477,7 +10477,7 @@
         </w:tc>
         <w:tc>
           <w:tcPr>
-            <w:tcW w:type="dxa" w:w="4746"/>
+            <w:tcW w:type="dxa" w:w="4971"/>
             <w:tcBorders>
               <w:top w:val="single" w:color="BFBFBF" w:sz="4"/>
               <w:left w:val="single" w:color="BFBFBF" w:sz="4"/>
@@ -10587,7 +10587,7 @@
         </w:tc>
         <w:tc>
           <w:tcPr>
-            <w:tcW w:type="dxa" w:w="4746"/>
+            <w:tcW w:type="dxa" w:w="4971"/>
             <w:tcBorders>
               <w:top w:val="single" w:color="BFBFBF" w:sz="4"/>
               <w:left w:val="single" w:color="BFBFBF" w:sz="4"/>
@@ -10697,7 +10697,7 @@
         </w:tc>
         <w:tc>
           <w:tcPr>
-            <w:tcW w:type="dxa" w:w="4746"/>
+            <w:tcW w:type="dxa" w:w="4971"/>
             <w:tcBorders>
               <w:top w:val="single" w:color="BFBFBF" w:sz="4"/>
               <w:left w:val="single" w:color="BFBFBF" w:sz="4"/>
@@ -10807,7 +10807,7 @@
         </w:tc>
         <w:tc>
           <w:tcPr>
-            <w:tcW w:type="dxa" w:w="4746"/>
+            <w:tcW w:type="dxa" w:w="4971"/>
             <w:tcBorders>
               <w:top w:val="single" w:color="BFBFBF" w:sz="4"/>
               <w:left w:val="single" w:color="BFBFBF" w:sz="4"/>
@@ -10877,7 +10877,7 @@
     </w:p>
     <w:tbl>
       <w:tblPr>
-        <w:tblW w:type="dxa" w:w="8846"/>
+        <w:tblW w:type="dxa" w:w="9071"/>
         <w:tblBorders>
           <w:top w:val="single" w:color="auto" w:sz="4"/>
           <w:left w:val="single" w:color="auto" w:sz="4"/>
@@ -10889,7 +10889,7 @@
       </w:tblPr>
       <w:tblGrid>
         <w:gridCol w:w="3400"/>
-        <w:gridCol w:w="5446"/>
+        <w:gridCol w:w="5671"/>
       </w:tblGrid>
       <w:tr>
         <w:trPr>
@@ -10932,7 +10932,7 @@
         </w:tc>
         <w:tc>
           <w:tcPr>
-            <w:tcW w:type="dxa" w:w="5446"/>
+            <w:tcW w:type="dxa" w:w="5671"/>
             <w:tcBorders>
               <w:top w:val="single" w:color="BFBFBF" w:sz="4"/>
               <w:left w:val="single" w:color="BFBFBF" w:sz="4"/>
@@ -11007,7 +11007,7 @@
         </w:tc>
         <w:tc>
           <w:tcPr>
-            <w:tcW w:type="dxa" w:w="5446"/>
+            <w:tcW w:type="dxa" w:w="5671"/>
             <w:tcBorders>
               <w:top w:val="single" w:color="BFBFBF" w:sz="4"/>
               <w:left w:val="single" w:color="BFBFBF" w:sz="4"/>
@@ -11082,7 +11082,7 @@
         </w:tc>
         <w:tc>
           <w:tcPr>
-            <w:tcW w:type="dxa" w:w="5446"/>
+            <w:tcW w:type="dxa" w:w="5671"/>
             <w:tcBorders>
               <w:top w:val="single" w:color="BFBFBF" w:sz="4"/>
               <w:left w:val="single" w:color="BFBFBF" w:sz="4"/>
@@ -11157,7 +11157,7 @@
         </w:tc>
         <w:tc>
           <w:tcPr>
-            <w:tcW w:type="dxa" w:w="5446"/>
+            <w:tcW w:type="dxa" w:w="5671"/>
             <w:tcBorders>
               <w:top w:val="single" w:color="BFBFBF" w:sz="4"/>
               <w:left w:val="single" w:color="BFBFBF" w:sz="4"/>
@@ -11291,7 +11291,7 @@
     </w:p>
     <w:tbl>
       <w:tblPr>
-        <w:tblW w:type="dxa" w:w="8846"/>
+        <w:tblW w:type="dxa" w:w="9071"/>
         <w:tblBorders>
           <w:top w:val="single" w:color="auto" w:sz="4"/>
           <w:left w:val="single" w:color="auto" w:sz="4"/>
@@ -11304,7 +11304,7 @@
       <w:tblGrid>
         <w:gridCol w:w="1900"/>
         <w:gridCol w:w="1300"/>
-        <w:gridCol w:w="5646"/>
+        <w:gridCol w:w="5871"/>
       </w:tblGrid>
       <w:tr>
         <w:trPr>
@@ -11383,7 +11383,7 @@
         </w:tc>
         <w:tc>
           <w:tcPr>
-            <w:tcW w:type="dxa" w:w="5646"/>
+            <w:tcW w:type="dxa" w:w="5871"/>
             <w:tcBorders>
               <w:top w:val="single" w:color="BFBFBF" w:sz="4"/>
               <w:left w:val="single" w:color="BFBFBF" w:sz="4"/>
@@ -11493,7 +11493,7 @@
         </w:tc>
         <w:tc>
           <w:tcPr>
-            <w:tcW w:type="dxa" w:w="5646"/>
+            <w:tcW w:type="dxa" w:w="5871"/>
             <w:tcBorders>
               <w:top w:val="single" w:color="BFBFBF" w:sz="4"/>
               <w:left w:val="single" w:color="BFBFBF" w:sz="4"/>
@@ -11603,7 +11603,7 @@
         </w:tc>
         <w:tc>
           <w:tcPr>
-            <w:tcW w:type="dxa" w:w="5646"/>
+            <w:tcW w:type="dxa" w:w="5871"/>
             <w:tcBorders>
               <w:top w:val="single" w:color="BFBFBF" w:sz="4"/>
               <w:left w:val="single" w:color="BFBFBF" w:sz="4"/>
@@ -11713,7 +11713,7 @@
         </w:tc>
         <w:tc>
           <w:tcPr>
-            <w:tcW w:type="dxa" w:w="5646"/>
+            <w:tcW w:type="dxa" w:w="5871"/>
             <w:tcBorders>
               <w:top w:val="single" w:color="BFBFBF" w:sz="4"/>
               <w:left w:val="single" w:color="BFBFBF" w:sz="4"/>
@@ -11823,7 +11823,7 @@
         </w:tc>
         <w:tc>
           <w:tcPr>
-            <w:tcW w:type="dxa" w:w="5646"/>
+            <w:tcW w:type="dxa" w:w="5871"/>
             <w:tcBorders>
               <w:top w:val="single" w:color="BFBFBF" w:sz="4"/>
               <w:left w:val="single" w:color="BFBFBF" w:sz="4"/>
@@ -11898,7 +11898,7 @@
     </w:p>
     <w:tbl>
       <w:tblPr>
-        <w:tblW w:type="dxa" w:w="8846"/>
+        <w:tblW w:type="dxa" w:w="9071"/>
         <w:tblBorders>
           <w:top w:val="single" w:color="auto" w:sz="4"/>
           <w:left w:val="single" w:color="auto" w:sz="4"/>
@@ -11911,7 +11911,7 @@
       <w:tblGrid>
         <w:gridCol w:w="600"/>
         <w:gridCol w:w="2400"/>
-        <w:gridCol w:w="5846"/>
+        <w:gridCol w:w="6071"/>
       </w:tblGrid>
       <w:tr>
         <w:trPr>
@@ -11990,7 +11990,7 @@
         </w:tc>
         <w:tc>
           <w:tcPr>
-            <w:tcW w:type="dxa" w:w="5846"/>
+            <w:tcW w:type="dxa" w:w="6071"/>
             <w:tcBorders>
               <w:top w:val="single" w:color="BFBFBF" w:sz="4"/>
               <w:left w:val="single" w:color="BFBFBF" w:sz="4"/>
@@ -12100,7 +12100,7 @@
         </w:tc>
         <w:tc>
           <w:tcPr>
-            <w:tcW w:type="dxa" w:w="5846"/>
+            <w:tcW w:type="dxa" w:w="6071"/>
             <w:tcBorders>
               <w:top w:val="single" w:color="BFBFBF" w:sz="4"/>
               <w:left w:val="single" w:color="BFBFBF" w:sz="4"/>
@@ -12210,7 +12210,7 @@
         </w:tc>
         <w:tc>
           <w:tcPr>
-            <w:tcW w:type="dxa" w:w="5846"/>
+            <w:tcW w:type="dxa" w:w="6071"/>
             <w:tcBorders>
               <w:top w:val="single" w:color="BFBFBF" w:sz="4"/>
               <w:left w:val="single" w:color="BFBFBF" w:sz="4"/>
@@ -12320,7 +12320,7 @@
         </w:tc>
         <w:tc>
           <w:tcPr>
-            <w:tcW w:type="dxa" w:w="5846"/>
+            <w:tcW w:type="dxa" w:w="6071"/>
             <w:tcBorders>
               <w:top w:val="single" w:color="BFBFBF" w:sz="4"/>
               <w:left w:val="single" w:color="BFBFBF" w:sz="4"/>
@@ -12430,7 +12430,7 @@
         </w:tc>
         <w:tc>
           <w:tcPr>
-            <w:tcW w:type="dxa" w:w="5846"/>
+            <w:tcW w:type="dxa" w:w="6071"/>
             <w:tcBorders>
               <w:top w:val="single" w:color="BFBFBF" w:sz="4"/>
               <w:left w:val="single" w:color="BFBFBF" w:sz="4"/>
@@ -12540,7 +12540,7 @@
         </w:tc>
         <w:tc>
           <w:tcPr>
-            <w:tcW w:type="dxa" w:w="5846"/>
+            <w:tcW w:type="dxa" w:w="6071"/>
             <w:tcBorders>
               <w:top w:val="single" w:color="BFBFBF" w:sz="4"/>
               <w:left w:val="single" w:color="BFBFBF" w:sz="4"/>
@@ -12650,7 +12650,7 @@
         </w:tc>
         <w:tc>
           <w:tcPr>
-            <w:tcW w:type="dxa" w:w="5846"/>
+            <w:tcW w:type="dxa" w:w="6071"/>
             <w:tcBorders>
               <w:top w:val="single" w:color="BFBFBF" w:sz="4"/>
               <w:left w:val="single" w:color="BFBFBF" w:sz="4"/>
@@ -12707,7 +12707,7 @@
     </w:p>
     <w:tbl>
       <w:tblPr>
-        <w:tblW w:type="dxa" w:w="8846"/>
+        <w:tblW w:type="dxa" w:w="9071"/>
         <w:tblBorders>
           <w:top w:val="single" w:color="auto" w:sz="4"/>
           <w:left w:val="single" w:color="auto" w:sz="4"/>
@@ -12720,7 +12720,7 @@
       <w:tblGrid>
         <w:gridCol w:w="2600"/>
         <w:gridCol w:w="1700"/>
-        <w:gridCol w:w="4546"/>
+        <w:gridCol w:w="4771"/>
       </w:tblGrid>
       <w:tr>
         <w:trPr>
@@ -12799,7 +12799,7 @@
         </w:tc>
         <w:tc>
           <w:tcPr>
-            <w:tcW w:type="dxa" w:w="4546"/>
+            <w:tcW w:type="dxa" w:w="4771"/>
             <w:tcBorders>
               <w:top w:val="single" w:color="BFBFBF" w:sz="4"/>
               <w:left w:val="single" w:color="BFBFBF" w:sz="4"/>
@@ -12909,7 +12909,7 @@
         </w:tc>
         <w:tc>
           <w:tcPr>
-            <w:tcW w:type="dxa" w:w="4546"/>
+            <w:tcW w:type="dxa" w:w="4771"/>
             <w:tcBorders>
               <w:top w:val="single" w:color="BFBFBF" w:sz="4"/>
               <w:left w:val="single" w:color="BFBFBF" w:sz="4"/>
@@ -13019,7 +13019,7 @@
         </w:tc>
         <w:tc>
           <w:tcPr>
-            <w:tcW w:type="dxa" w:w="4546"/>
+            <w:tcW w:type="dxa" w:w="4771"/>
             <w:tcBorders>
               <w:top w:val="single" w:color="BFBFBF" w:sz="4"/>
               <w:left w:val="single" w:color="BFBFBF" w:sz="4"/>
@@ -13129,7 +13129,7 @@
         </w:tc>
         <w:tc>
           <w:tcPr>
-            <w:tcW w:type="dxa" w:w="4546"/>
+            <w:tcW w:type="dxa" w:w="4771"/>
             <w:tcBorders>
               <w:top w:val="single" w:color="BFBFBF" w:sz="4"/>
               <w:left w:val="single" w:color="BFBFBF" w:sz="4"/>
@@ -13239,7 +13239,7 @@
         </w:tc>
         <w:tc>
           <w:tcPr>
-            <w:tcW w:type="dxa" w:w="4546"/>
+            <w:tcW w:type="dxa" w:w="4771"/>
             <w:tcBorders>
               <w:top w:val="single" w:color="BFBFBF" w:sz="4"/>
               <w:left w:val="single" w:color="BFBFBF" w:sz="4"/>
@@ -13349,7 +13349,7 @@
         </w:tc>
         <w:tc>
           <w:tcPr>
-            <w:tcW w:type="dxa" w:w="4546"/>
+            <w:tcW w:type="dxa" w:w="4771"/>
             <w:tcBorders>
               <w:top w:val="single" w:color="BFBFBF" w:sz="4"/>
               <w:left w:val="single" w:color="BFBFBF" w:sz="4"/>
@@ -13459,7 +13459,7 @@
         </w:tc>
         <w:tc>
           <w:tcPr>
-            <w:tcW w:type="dxa" w:w="4546"/>
+            <w:tcW w:type="dxa" w:w="4771"/>
             <w:tcBorders>
               <w:top w:val="single" w:color="BFBFBF" w:sz="4"/>
               <w:left w:val="single" w:color="BFBFBF" w:sz="4"/>
@@ -13569,7 +13569,7 @@
         </w:tc>
         <w:tc>
           <w:tcPr>
-            <w:tcW w:type="dxa" w:w="4546"/>
+            <w:tcW w:type="dxa" w:w="4771"/>
             <w:tcBorders>
               <w:top w:val="single" w:color="BFBFBF" w:sz="4"/>
               <w:left w:val="single" w:color="BFBFBF" w:sz="4"/>
@@ -13624,7 +13624,7 @@
     </w:p>
     <w:tbl>
       <w:tblPr>
-        <w:tblW w:type="dxa" w:w="8846"/>
+        <w:tblW w:type="dxa" w:w="9071"/>
         <w:tblBorders>
           <w:top w:val="single" w:color="auto" w:sz="4"/>
           <w:left w:val="single" w:color="auto" w:sz="4"/>
@@ -13637,7 +13637,7 @@
       <w:tblGrid>
         <w:gridCol w:w="2000"/>
         <w:gridCol w:w="1900"/>
-        <w:gridCol w:w="4946"/>
+        <w:gridCol w:w="5171"/>
       </w:tblGrid>
       <w:tr>
         <w:trPr>
@@ -13716,7 +13716,7 @@
         </w:tc>
         <w:tc>
           <w:tcPr>
-            <w:tcW w:type="dxa" w:w="4946"/>
+            <w:tcW w:type="dxa" w:w="5171"/>
             <w:tcBorders>
               <w:top w:val="single" w:color="BFBFBF" w:sz="4"/>
               <w:left w:val="single" w:color="BFBFBF" w:sz="4"/>
@@ -13826,7 +13826,7 @@
         </w:tc>
         <w:tc>
           <w:tcPr>
-            <w:tcW w:type="dxa" w:w="4946"/>
+            <w:tcW w:type="dxa" w:w="5171"/>
             <w:tcBorders>
               <w:top w:val="single" w:color="BFBFBF" w:sz="4"/>
               <w:left w:val="single" w:color="BFBFBF" w:sz="4"/>
@@ -13936,7 +13936,7 @@
         </w:tc>
         <w:tc>
           <w:tcPr>
-            <w:tcW w:type="dxa" w:w="4946"/>
+            <w:tcW w:type="dxa" w:w="5171"/>
             <w:tcBorders>
               <w:top w:val="single" w:color="BFBFBF" w:sz="4"/>
               <w:left w:val="single" w:color="BFBFBF" w:sz="4"/>
@@ -14046,7 +14046,7 @@
         </w:tc>
         <w:tc>
           <w:tcPr>
-            <w:tcW w:type="dxa" w:w="4946"/>
+            <w:tcW w:type="dxa" w:w="5171"/>
             <w:tcBorders>
               <w:top w:val="single" w:color="BFBFBF" w:sz="4"/>
               <w:left w:val="single" w:color="BFBFBF" w:sz="4"/>
@@ -14156,7 +14156,7 @@
         </w:tc>
         <w:tc>
           <w:tcPr>
-            <w:tcW w:type="dxa" w:w="4946"/>
+            <w:tcW w:type="dxa" w:w="5171"/>
             <w:tcBorders>
               <w:top w:val="single" w:color="BFBFBF" w:sz="4"/>
               <w:left w:val="single" w:color="BFBFBF" w:sz="4"/>
@@ -14266,7 +14266,7 @@
         </w:tc>
         <w:tc>
           <w:tcPr>
-            <w:tcW w:type="dxa" w:w="4946"/>
+            <w:tcW w:type="dxa" w:w="5171"/>
             <w:tcBorders>
               <w:top w:val="single" w:color="BFBFBF" w:sz="4"/>
               <w:left w:val="single" w:color="BFBFBF" w:sz="4"/>
@@ -14475,7 +14475,7 @@
     </w:p>
     <w:tbl>
       <w:tblPr>
-        <w:tblW w:type="dxa" w:w="8846"/>
+        <w:tblW w:type="dxa" w:w="9071"/>
         <w:tblBorders>
           <w:top w:val="single" w:color="auto" w:sz="4"/>
           <w:left w:val="single" w:color="auto" w:sz="4"/>
@@ -14488,7 +14488,7 @@
       <w:tblGrid>
         <w:gridCol w:w="1800"/>
         <w:gridCol w:w="2500"/>
-        <w:gridCol w:w="4546"/>
+        <w:gridCol w:w="4771"/>
       </w:tblGrid>
       <w:tr>
         <w:trPr>
@@ -14567,7 +14567,7 @@
         </w:tc>
         <w:tc>
           <w:tcPr>
-            <w:tcW w:type="dxa" w:w="4546"/>
+            <w:tcW w:type="dxa" w:w="4771"/>
             <w:tcBorders>
               <w:top w:val="single" w:color="BFBFBF" w:sz="4"/>
               <w:left w:val="single" w:color="BFBFBF" w:sz="4"/>
@@ -14677,7 +14677,7 @@
         </w:tc>
         <w:tc>
           <w:tcPr>
-            <w:tcW w:type="dxa" w:w="4546"/>
+            <w:tcW w:type="dxa" w:w="4771"/>
             <w:tcBorders>
               <w:top w:val="single" w:color="BFBFBF" w:sz="4"/>
               <w:left w:val="single" w:color="BFBFBF" w:sz="4"/>
@@ -14787,7 +14787,7 @@
         </w:tc>
         <w:tc>
           <w:tcPr>
-            <w:tcW w:type="dxa" w:w="4546"/>
+            <w:tcW w:type="dxa" w:w="4771"/>
             <w:tcBorders>
               <w:top w:val="single" w:color="BFBFBF" w:sz="4"/>
               <w:left w:val="single" w:color="BFBFBF" w:sz="4"/>
@@ -14897,7 +14897,7 @@
         </w:tc>
         <w:tc>
           <w:tcPr>
-            <w:tcW w:type="dxa" w:w="4546"/>
+            <w:tcW w:type="dxa" w:w="4771"/>
             <w:tcBorders>
               <w:top w:val="single" w:color="BFBFBF" w:sz="4"/>
               <w:left w:val="single" w:color="BFBFBF" w:sz="4"/>
@@ -15007,7 +15007,7 @@
         </w:tc>
         <w:tc>
           <w:tcPr>
-            <w:tcW w:type="dxa" w:w="4546"/>
+            <w:tcW w:type="dxa" w:w="4771"/>
             <w:tcBorders>
               <w:top w:val="single" w:color="BFBFBF" w:sz="4"/>
               <w:left w:val="single" w:color="BFBFBF" w:sz="4"/>
@@ -15117,7 +15117,7 @@
         </w:tc>
         <w:tc>
           <w:tcPr>
-            <w:tcW w:type="dxa" w:w="4546"/>
+            <w:tcW w:type="dxa" w:w="4771"/>
             <w:tcBorders>
               <w:top w:val="single" w:color="BFBFBF" w:sz="4"/>
               <w:left w:val="single" w:color="BFBFBF" w:sz="4"/>
@@ -15252,7 +15252,7 @@
     </w:p>
     <w:tbl>
       <w:tblPr>
-        <w:tblW w:type="dxa" w:w="8846"/>
+        <w:tblW w:type="dxa" w:w="9071"/>
         <w:tblBorders>
           <w:top w:val="single" w:color="auto" w:sz="4"/>
           <w:left w:val="single" w:color="auto" w:sz="4"/>
@@ -15265,7 +15265,7 @@
       <w:tblGrid>
         <w:gridCol w:w="3000"/>
         <w:gridCol w:w="2100"/>
-        <w:gridCol w:w="3746"/>
+        <w:gridCol w:w="3971"/>
       </w:tblGrid>
       <w:tr>
         <w:trPr>
@@ -15344,7 +15344,7 @@
         </w:tc>
         <w:tc>
           <w:tcPr>
-            <w:tcW w:type="dxa" w:w="3746"/>
+            <w:tcW w:type="dxa" w:w="3971"/>
             <w:tcBorders>
               <w:top w:val="single" w:color="BFBFBF" w:sz="4"/>
               <w:left w:val="single" w:color="BFBFBF" w:sz="4"/>
@@ -15454,7 +15454,7 @@
         </w:tc>
         <w:tc>
           <w:tcPr>
-            <w:tcW w:type="dxa" w:w="3746"/>
+            <w:tcW w:type="dxa" w:w="3971"/>
             <w:tcBorders>
               <w:top w:val="single" w:color="BFBFBF" w:sz="4"/>
               <w:left w:val="single" w:color="BFBFBF" w:sz="4"/>
@@ -15564,7 +15564,7 @@
         </w:tc>
         <w:tc>
           <w:tcPr>
-            <w:tcW w:type="dxa" w:w="3746"/>
+            <w:tcW w:type="dxa" w:w="3971"/>
             <w:tcBorders>
               <w:top w:val="single" w:color="BFBFBF" w:sz="4"/>
               <w:left w:val="single" w:color="BFBFBF" w:sz="4"/>
@@ -15674,7 +15674,7 @@
         </w:tc>
         <w:tc>
           <w:tcPr>
-            <w:tcW w:type="dxa" w:w="3746"/>
+            <w:tcW w:type="dxa" w:w="3971"/>
             <w:tcBorders>
               <w:top w:val="single" w:color="BFBFBF" w:sz="4"/>
               <w:left w:val="single" w:color="BFBFBF" w:sz="4"/>
@@ -15784,7 +15784,7 @@
         </w:tc>
         <w:tc>
           <w:tcPr>
-            <w:tcW w:type="dxa" w:w="3746"/>
+            <w:tcW w:type="dxa" w:w="3971"/>
             <w:tcBorders>
               <w:top w:val="single" w:color="BFBFBF" w:sz="4"/>
               <w:left w:val="single" w:color="BFBFBF" w:sz="4"/>
@@ -15894,7 +15894,7 @@
         </w:tc>
         <w:tc>
           <w:tcPr>
-            <w:tcW w:type="dxa" w:w="3746"/>
+            <w:tcW w:type="dxa" w:w="3971"/>
             <w:tcBorders>
               <w:top w:val="single" w:color="BFBFBF" w:sz="4"/>
               <w:left w:val="single" w:color="BFBFBF" w:sz="4"/>
@@ -16004,7 +16004,7 @@
         </w:tc>
         <w:tc>
           <w:tcPr>
-            <w:tcW w:type="dxa" w:w="3746"/>
+            <w:tcW w:type="dxa" w:w="3971"/>
             <w:tcBorders>
               <w:top w:val="single" w:color="BFBFBF" w:sz="4"/>
               <w:left w:val="single" w:color="BFBFBF" w:sz="4"/>
@@ -16114,7 +16114,7 @@
         </w:tc>
         <w:tc>
           <w:tcPr>
-            <w:tcW w:type="dxa" w:w="3746"/>
+            <w:tcW w:type="dxa" w:w="3971"/>
             <w:tcBorders>
               <w:top w:val="single" w:color="BFBFBF" w:sz="4"/>
               <w:left w:val="single" w:color="BFBFBF" w:sz="4"/>
@@ -16224,7 +16224,7 @@
         </w:tc>
         <w:tc>
           <w:tcPr>
-            <w:tcW w:type="dxa" w:w="3746"/>
+            <w:tcW w:type="dxa" w:w="3971"/>
             <w:tcBorders>
               <w:top w:val="single" w:color="BFBFBF" w:sz="4"/>
               <w:left w:val="single" w:color="BFBFBF" w:sz="4"/>
@@ -16334,7 +16334,7 @@
         </w:tc>
         <w:tc>
           <w:tcPr>
-            <w:tcW w:type="dxa" w:w="3746"/>
+            <w:tcW w:type="dxa" w:w="3971"/>
             <w:tcBorders>
               <w:top w:val="single" w:color="BFBFBF" w:sz="4"/>
               <w:left w:val="single" w:color="BFBFBF" w:sz="4"/>
@@ -16444,7 +16444,7 @@
         </w:tc>
         <w:tc>
           <w:tcPr>
-            <w:tcW w:type="dxa" w:w="3746"/>
+            <w:tcW w:type="dxa" w:w="3971"/>
             <w:tcBorders>
               <w:top w:val="single" w:color="BFBFBF" w:sz="4"/>
               <w:left w:val="single" w:color="BFBFBF" w:sz="4"/>
@@ -16554,7 +16554,7 @@
         </w:tc>
         <w:tc>
           <w:tcPr>
-            <w:tcW w:type="dxa" w:w="3746"/>
+            <w:tcW w:type="dxa" w:w="3971"/>
             <w:tcBorders>
               <w:top w:val="single" w:color="BFBFBF" w:sz="4"/>
               <w:left w:val="single" w:color="BFBFBF" w:sz="4"/>
@@ -16806,7 +16806,7 @@
     </w:p>
     <w:tbl>
       <w:tblPr>
-        <w:tblW w:type="dxa" w:w="8846"/>
+        <w:tblW w:type="dxa" w:w="9071"/>
         <w:tblBorders>
           <w:top w:val="single" w:color="auto" w:sz="4"/>
           <w:left w:val="single" w:color="auto" w:sz="4"/>
@@ -16819,7 +16819,7 @@
       <w:tblGrid>
         <w:gridCol w:w="1900"/>
         <w:gridCol w:w="3000"/>
-        <w:gridCol w:w="3946"/>
+        <w:gridCol w:w="4171"/>
       </w:tblGrid>
       <w:tr>
         <w:trPr>
@@ -16898,7 +16898,7 @@
         </w:tc>
         <w:tc>
           <w:tcPr>
-            <w:tcW w:type="dxa" w:w="3946"/>
+            <w:tcW w:type="dxa" w:w="4171"/>
             <w:tcBorders>
               <w:top w:val="single" w:color="BFBFBF" w:sz="4"/>
               <w:left w:val="single" w:color="BFBFBF" w:sz="4"/>
@@ -17008,7 +17008,7 @@
         </w:tc>
         <w:tc>
           <w:tcPr>
-            <w:tcW w:type="dxa" w:w="3946"/>
+            <w:tcW w:type="dxa" w:w="4171"/>
             <w:tcBorders>
               <w:top w:val="single" w:color="BFBFBF" w:sz="4"/>
               <w:left w:val="single" w:color="BFBFBF" w:sz="4"/>
@@ -17118,7 +17118,7 @@
         </w:tc>
         <w:tc>
           <w:tcPr>
-            <w:tcW w:type="dxa" w:w="3946"/>
+            <w:tcW w:type="dxa" w:w="4171"/>
             <w:tcBorders>
               <w:top w:val="single" w:color="BFBFBF" w:sz="4"/>
               <w:left w:val="single" w:color="BFBFBF" w:sz="4"/>
@@ -17366,7 +17366,7 @@
     </w:p>
     <w:tbl>
       <w:tblPr>
-        <w:tblW w:type="dxa" w:w="8846"/>
+        <w:tblW w:type="dxa" w:w="9071"/>
         <w:tblBorders>
           <w:top w:val="single" w:color="auto" w:sz="4"/>
           <w:left w:val="single" w:color="auto" w:sz="4"/>
@@ -17378,7 +17378,7 @@
       </w:tblPr>
       <w:tblGrid>
         <w:gridCol w:w="3600"/>
-        <w:gridCol w:w="5246"/>
+        <w:gridCol w:w="5471"/>
       </w:tblGrid>
       <w:tr>
         <w:trPr>
@@ -17421,7 +17421,7 @@
         </w:tc>
         <w:tc>
           <w:tcPr>
-            <w:tcW w:type="dxa" w:w="5246"/>
+            <w:tcW w:type="dxa" w:w="5471"/>
             <w:tcBorders>
               <w:top w:val="single" w:color="BFBFBF" w:sz="4"/>
               <w:left w:val="single" w:color="BFBFBF" w:sz="4"/>
@@ -17496,7 +17496,7 @@
         </w:tc>
         <w:tc>
           <w:tcPr>
-            <w:tcW w:type="dxa" w:w="5246"/>
+            <w:tcW w:type="dxa" w:w="5471"/>
             <w:tcBorders>
               <w:top w:val="single" w:color="BFBFBF" w:sz="4"/>
               <w:left w:val="single" w:color="BFBFBF" w:sz="4"/>
@@ -17571,7 +17571,7 @@
         </w:tc>
         <w:tc>
           <w:tcPr>
-            <w:tcW w:type="dxa" w:w="5246"/>
+            <w:tcW w:type="dxa" w:w="5471"/>
             <w:tcBorders>
               <w:top w:val="single" w:color="BFBFBF" w:sz="4"/>
               <w:left w:val="single" w:color="BFBFBF" w:sz="4"/>
@@ -17646,7 +17646,7 @@
         </w:tc>
         <w:tc>
           <w:tcPr>
-            <w:tcW w:type="dxa" w:w="5246"/>
+            <w:tcW w:type="dxa" w:w="5471"/>
             <w:tcBorders>
               <w:top w:val="single" w:color="BFBFBF" w:sz="4"/>
               <w:left w:val="single" w:color="BFBFBF" w:sz="4"/>
@@ -17721,7 +17721,7 @@
         </w:tc>
         <w:tc>
           <w:tcPr>
-            <w:tcW w:type="dxa" w:w="5246"/>
+            <w:tcW w:type="dxa" w:w="5471"/>
             <w:tcBorders>
               <w:top w:val="single" w:color="BFBFBF" w:sz="4"/>
               <w:left w:val="single" w:color="BFBFBF" w:sz="4"/>
@@ -17886,7 +17886,7 @@
     </w:p>
     <w:tbl>
       <w:tblPr>
-        <w:tblW w:type="dxa" w:w="8846"/>
+        <w:tblW w:type="dxa" w:w="9071"/>
         <w:tblBorders>
           <w:top w:val="single" w:color="auto" w:sz="4"/>
           <w:left w:val="single" w:color="auto" w:sz="4"/>
@@ -17899,7 +17899,7 @@
       <w:tblGrid>
         <w:gridCol w:w="2200"/>
         <w:gridCol w:w="2400"/>
-        <w:gridCol w:w="4246"/>
+        <w:gridCol w:w="4471"/>
       </w:tblGrid>
       <w:tr>
         <w:trPr>
@@ -17978,7 +17978,7 @@
         </w:tc>
         <w:tc>
           <w:tcPr>
-            <w:tcW w:type="dxa" w:w="4246"/>
+            <w:tcW w:type="dxa" w:w="4471"/>
             <w:tcBorders>
               <w:top w:val="single" w:color="BFBFBF" w:sz="4"/>
               <w:left w:val="single" w:color="BFBFBF" w:sz="4"/>
@@ -18088,7 +18088,7 @@
         </w:tc>
         <w:tc>
           <w:tcPr>
-            <w:tcW w:type="dxa" w:w="4246"/>
+            <w:tcW w:type="dxa" w:w="4471"/>
             <w:tcBorders>
               <w:top w:val="single" w:color="BFBFBF" w:sz="4"/>
               <w:left w:val="single" w:color="BFBFBF" w:sz="4"/>
@@ -18198,7 +18198,7 @@
         </w:tc>
         <w:tc>
           <w:tcPr>
-            <w:tcW w:type="dxa" w:w="4246"/>
+            <w:tcW w:type="dxa" w:w="4471"/>
             <w:tcBorders>
               <w:top w:val="single" w:color="BFBFBF" w:sz="4"/>
               <w:left w:val="single" w:color="BFBFBF" w:sz="4"/>
@@ -18308,7 +18308,7 @@
         </w:tc>
         <w:tc>
           <w:tcPr>
-            <w:tcW w:type="dxa" w:w="4246"/>
+            <w:tcW w:type="dxa" w:w="4471"/>
             <w:tcBorders>
               <w:top w:val="single" w:color="BFBFBF" w:sz="4"/>
               <w:left w:val="single" w:color="BFBFBF" w:sz="4"/>
@@ -18418,7 +18418,7 @@
         </w:tc>
         <w:tc>
           <w:tcPr>
-            <w:tcW w:type="dxa" w:w="4246"/>
+            <w:tcW w:type="dxa" w:w="4471"/>
             <w:tcBorders>
               <w:top w:val="single" w:color="BFBFBF" w:sz="4"/>
               <w:left w:val="single" w:color="BFBFBF" w:sz="4"/>
@@ -18528,7 +18528,7 @@
         </w:tc>
         <w:tc>
           <w:tcPr>
-            <w:tcW w:type="dxa" w:w="4246"/>
+            <w:tcW w:type="dxa" w:w="4471"/>
             <w:tcBorders>
               <w:top w:val="single" w:color="BFBFBF" w:sz="4"/>
               <w:left w:val="single" w:color="BFBFBF" w:sz="4"/>
@@ -18638,7 +18638,7 @@
         </w:tc>
         <w:tc>
           <w:tcPr>
-            <w:tcW w:type="dxa" w:w="4246"/>
+            <w:tcW w:type="dxa" w:w="4471"/>
             <w:tcBorders>
               <w:top w:val="single" w:color="BFBFBF" w:sz="4"/>
               <w:left w:val="single" w:color="BFBFBF" w:sz="4"/>
@@ -18791,7 +18791,7 @@
     </w:p>
     <w:tbl>
       <w:tblPr>
-        <w:tblW w:type="dxa" w:w="8846"/>
+        <w:tblW w:type="dxa" w:w="9071"/>
         <w:tblBorders>
           <w:top w:val="single" w:color="auto" w:sz="4"/>
           <w:left w:val="single" w:color="auto" w:sz="4"/>
@@ -18804,7 +18804,7 @@
       <w:tblGrid>
         <w:gridCol w:w="2600"/>
         <w:gridCol w:w="1900"/>
-        <w:gridCol w:w="4346"/>
+        <w:gridCol w:w="4571"/>
       </w:tblGrid>
       <w:tr>
         <w:trPr>
@@ -18883,7 +18883,7 @@
         </w:tc>
         <w:tc>
           <w:tcPr>
-            <w:tcW w:type="dxa" w:w="4346"/>
+            <w:tcW w:type="dxa" w:w="4571"/>
             <w:tcBorders>
               <w:top w:val="single" w:color="BFBFBF" w:sz="4"/>
               <w:left w:val="single" w:color="BFBFBF" w:sz="4"/>
@@ -18993,7 +18993,7 @@
         </w:tc>
         <w:tc>
           <w:tcPr>
-            <w:tcW w:type="dxa" w:w="4346"/>
+            <w:tcW w:type="dxa" w:w="4571"/>
             <w:tcBorders>
               <w:top w:val="single" w:color="BFBFBF" w:sz="4"/>
               <w:left w:val="single" w:color="BFBFBF" w:sz="4"/>
@@ -19103,7 +19103,7 @@
         </w:tc>
         <w:tc>
           <w:tcPr>
-            <w:tcW w:type="dxa" w:w="4346"/>
+            <w:tcW w:type="dxa" w:w="4571"/>
             <w:tcBorders>
               <w:top w:val="single" w:color="BFBFBF" w:sz="4"/>
               <w:left w:val="single" w:color="BFBFBF" w:sz="4"/>
@@ -19213,7 +19213,7 @@
         </w:tc>
         <w:tc>
           <w:tcPr>
-            <w:tcW w:type="dxa" w:w="4346"/>
+            <w:tcW w:type="dxa" w:w="4571"/>
             <w:tcBorders>
               <w:top w:val="single" w:color="BFBFBF" w:sz="4"/>
               <w:left w:val="single" w:color="BFBFBF" w:sz="4"/>
@@ -19329,7 +19329,7 @@
     </w:p>
     <w:tbl>
       <w:tblPr>
-        <w:tblW w:type="dxa" w:w="8846"/>
+        <w:tblW w:type="dxa" w:w="9071"/>
         <w:tblBorders>
           <w:top w:val="single" w:color="auto" w:sz="4"/>
           <w:left w:val="single" w:color="auto" w:sz="4"/>
@@ -19342,7 +19342,7 @@
       <w:tblGrid>
         <w:gridCol w:w="600"/>
         <w:gridCol w:w="2600"/>
-        <w:gridCol w:w="5646"/>
+        <w:gridCol w:w="5871"/>
       </w:tblGrid>
       <w:tr>
         <w:trPr>
@@ -19421,7 +19421,7 @@
         </w:tc>
         <w:tc>
           <w:tcPr>
-            <w:tcW w:type="dxa" w:w="5646"/>
+            <w:tcW w:type="dxa" w:w="5871"/>
             <w:tcBorders>
               <w:top w:val="single" w:color="BFBFBF" w:sz="4"/>
               <w:left w:val="single" w:color="BFBFBF" w:sz="4"/>
@@ -19531,7 +19531,7 @@
         </w:tc>
         <w:tc>
           <w:tcPr>
-            <w:tcW w:type="dxa" w:w="5646"/>
+            <w:tcW w:type="dxa" w:w="5871"/>
             <w:tcBorders>
               <w:top w:val="single" w:color="BFBFBF" w:sz="4"/>
               <w:left w:val="single" w:color="BFBFBF" w:sz="4"/>
@@ -19641,7 +19641,7 @@
         </w:tc>
         <w:tc>
           <w:tcPr>
-            <w:tcW w:type="dxa" w:w="5646"/>
+            <w:tcW w:type="dxa" w:w="5871"/>
             <w:tcBorders>
               <w:top w:val="single" w:color="BFBFBF" w:sz="4"/>
               <w:left w:val="single" w:color="BFBFBF" w:sz="4"/>
@@ -19751,7 +19751,7 @@
         </w:tc>
         <w:tc>
           <w:tcPr>
-            <w:tcW w:type="dxa" w:w="5646"/>
+            <w:tcW w:type="dxa" w:w="5871"/>
             <w:tcBorders>
               <w:top w:val="single" w:color="BFBFBF" w:sz="4"/>
               <w:left w:val="single" w:color="BFBFBF" w:sz="4"/>
@@ -19861,7 +19861,7 @@
         </w:tc>
         <w:tc>
           <w:tcPr>
-            <w:tcW w:type="dxa" w:w="5646"/>
+            <w:tcW w:type="dxa" w:w="5871"/>
             <w:tcBorders>
               <w:top w:val="single" w:color="BFBFBF" w:sz="4"/>
               <w:left w:val="single" w:color="BFBFBF" w:sz="4"/>
@@ -19971,7 +19971,7 @@
         </w:tc>
         <w:tc>
           <w:tcPr>
-            <w:tcW w:type="dxa" w:w="5646"/>
+            <w:tcW w:type="dxa" w:w="5871"/>
             <w:tcBorders>
               <w:top w:val="single" w:color="BFBFBF" w:sz="4"/>
               <w:left w:val="single" w:color="BFBFBF" w:sz="4"/>
@@ -20081,7 +20081,7 @@
         </w:tc>
         <w:tc>
           <w:tcPr>
-            <w:tcW w:type="dxa" w:w="5646"/>
+            <w:tcW w:type="dxa" w:w="5871"/>
             <w:tcBorders>
               <w:top w:val="single" w:color="BFBFBF" w:sz="4"/>
               <w:left w:val="single" w:color="BFBFBF" w:sz="4"/>
@@ -20138,7 +20138,7 @@
     </w:p>
     <w:tbl>
       <w:tblPr>
-        <w:tblW w:type="dxa" w:w="8846"/>
+        <w:tblW w:type="dxa" w:w="9071"/>
         <w:tblBorders>
           <w:top w:val="single" w:color="auto" w:sz="4"/>
           <w:left w:val="single" w:color="auto" w:sz="4"/>
@@ -20151,7 +20151,7 @@
       <w:tblGrid>
         <w:gridCol w:w="600"/>
         <w:gridCol w:w="2600"/>
-        <w:gridCol w:w="5646"/>
+        <w:gridCol w:w="5871"/>
       </w:tblGrid>
       <w:tr>
         <w:trPr>
@@ -20230,7 +20230,7 @@
         </w:tc>
         <w:tc>
           <w:tcPr>
-            <w:tcW w:type="dxa" w:w="5646"/>
+            <w:tcW w:type="dxa" w:w="5871"/>
             <w:tcBorders>
               <w:top w:val="single" w:color="BFBFBF" w:sz="4"/>
               <w:left w:val="single" w:color="BFBFBF" w:sz="4"/>
@@ -20340,7 +20340,7 @@
         </w:tc>
         <w:tc>
           <w:tcPr>
-            <w:tcW w:type="dxa" w:w="5646"/>
+            <w:tcW w:type="dxa" w:w="5871"/>
             <w:tcBorders>
               <w:top w:val="single" w:color="BFBFBF" w:sz="4"/>
               <w:left w:val="single" w:color="BFBFBF" w:sz="4"/>
@@ -20450,7 +20450,7 @@
         </w:tc>
         <w:tc>
           <w:tcPr>
-            <w:tcW w:type="dxa" w:w="5646"/>
+            <w:tcW w:type="dxa" w:w="5871"/>
             <w:tcBorders>
               <w:top w:val="single" w:color="BFBFBF" w:sz="4"/>
               <w:left w:val="single" w:color="BFBFBF" w:sz="4"/>
@@ -20560,7 +20560,7 @@
         </w:tc>
         <w:tc>
           <w:tcPr>
-            <w:tcW w:type="dxa" w:w="5646"/>
+            <w:tcW w:type="dxa" w:w="5871"/>
             <w:tcBorders>
               <w:top w:val="single" w:color="BFBFBF" w:sz="4"/>
               <w:left w:val="single" w:color="BFBFBF" w:sz="4"/>
@@ -20670,7 +20670,7 @@
         </w:tc>
         <w:tc>
           <w:tcPr>
-            <w:tcW w:type="dxa" w:w="5646"/>
+            <w:tcW w:type="dxa" w:w="5871"/>
             <w:tcBorders>
               <w:top w:val="single" w:color="BFBFBF" w:sz="4"/>
               <w:left w:val="single" w:color="BFBFBF" w:sz="4"/>
@@ -20780,7 +20780,7 @@
         </w:tc>
         <w:tc>
           <w:tcPr>
-            <w:tcW w:type="dxa" w:w="5646"/>
+            <w:tcW w:type="dxa" w:w="5871"/>
             <w:tcBorders>
               <w:top w:val="single" w:color="BFBFBF" w:sz="4"/>
               <w:left w:val="single" w:color="BFBFBF" w:sz="4"/>
@@ -20890,7 +20890,7 @@
         </w:tc>
         <w:tc>
           <w:tcPr>
-            <w:tcW w:type="dxa" w:w="5646"/>
+            <w:tcW w:type="dxa" w:w="5871"/>
             <w:tcBorders>
               <w:top w:val="single" w:color="BFBFBF" w:sz="4"/>
               <w:left w:val="single" w:color="BFBFBF" w:sz="4"/>
@@ -20947,7 +20947,7 @@
     </w:p>
     <w:tbl>
       <w:tblPr>
-        <w:tblW w:type="dxa" w:w="8846"/>
+        <w:tblW w:type="dxa" w:w="9071"/>
         <w:tblBorders>
           <w:top w:val="single" w:color="auto" w:sz="4"/>
           <w:left w:val="single" w:color="auto" w:sz="4"/>
@@ -20960,7 +20960,7 @@
       <w:tblGrid>
         <w:gridCol w:w="2400"/>
         <w:gridCol w:w="1900"/>
-        <w:gridCol w:w="4546"/>
+        <w:gridCol w:w="4771"/>
       </w:tblGrid>
       <w:tr>
         <w:trPr>
@@ -21039,7 +21039,7 @@
         </w:tc>
         <w:tc>
           <w:tcPr>
-            <w:tcW w:type="dxa" w:w="4546"/>
+            <w:tcW w:type="dxa" w:w="4771"/>
             <w:tcBorders>
               <w:top w:val="single" w:color="BFBFBF" w:sz="4"/>
               <w:left w:val="single" w:color="BFBFBF" w:sz="4"/>
@@ -21149,7 +21149,7 @@
         </w:tc>
         <w:tc>
           <w:tcPr>
-            <w:tcW w:type="dxa" w:w="4546"/>
+            <w:tcW w:type="dxa" w:w="4771"/>
             <w:tcBorders>
               <w:top w:val="single" w:color="BFBFBF" w:sz="4"/>
               <w:left w:val="single" w:color="BFBFBF" w:sz="4"/>
@@ -21259,7 +21259,7 @@
         </w:tc>
         <w:tc>
           <w:tcPr>
-            <w:tcW w:type="dxa" w:w="4546"/>
+            <w:tcW w:type="dxa" w:w="4771"/>
             <w:tcBorders>
               <w:top w:val="single" w:color="BFBFBF" w:sz="4"/>
               <w:left w:val="single" w:color="BFBFBF" w:sz="4"/>
@@ -21369,7 +21369,7 @@
         </w:tc>
         <w:tc>
           <w:tcPr>
-            <w:tcW w:type="dxa" w:w="4546"/>
+            <w:tcW w:type="dxa" w:w="4771"/>
             <w:tcBorders>
               <w:top w:val="single" w:color="BFBFBF" w:sz="4"/>
               <w:left w:val="single" w:color="BFBFBF" w:sz="4"/>
@@ -21479,7 +21479,7 @@
         </w:tc>
         <w:tc>
           <w:tcPr>
-            <w:tcW w:type="dxa" w:w="4546"/>
+            <w:tcW w:type="dxa" w:w="4771"/>
             <w:tcBorders>
               <w:top w:val="single" w:color="BFBFBF" w:sz="4"/>
               <w:left w:val="single" w:color="BFBFBF" w:sz="4"/>
@@ -21589,7 +21589,7 @@
         </w:tc>
         <w:tc>
           <w:tcPr>
-            <w:tcW w:type="dxa" w:w="4546"/>
+            <w:tcW w:type="dxa" w:w="4771"/>
             <w:tcBorders>
               <w:top w:val="single" w:color="BFBFBF" w:sz="4"/>
               <w:left w:val="single" w:color="BFBFBF" w:sz="4"/>
@@ -21911,7 +21911,7 @@
       <w:headerReference w:type="default" r:id="rId7"/>
       <w:footerReference w:type="default" r:id="rId8"/>
       <w:pgSz w:w="11906" w:h="16838" w:orient="portrait"/>
-      <w:pgMar w:top="1440" w:right="1260" w:bottom="1440" w:left="1800" w:header="708" w:footer="708" w:gutter="0"/>
+      <w:pgMar w:top="1134" w:right="1134" w:bottom="1134" w:left="1701" w:header="708" w:footer="708" w:gutter="0"/>
       <w:pgNumType/>
       <w:docGrid w:linePitch="360"/>
     </w:sectPr>
